--- a/documentacion/ERS/ERS-Pasteleria-Mil-Sabores-Version-1.docx
+++ b/documentacion/ERS/ERS-Pasteleria-Mil-Sabores-Version-1.docx
@@ -1,11 +1,11 @@
 
 <file path=word/document.xml><?xml version="1.0" encoding="utf-8"?>
-<w:document xmlns:r="http://schemas.openxmlformats.org/officeDocument/2006/relationships" xmlns:w="http://schemas.openxmlformats.org/wordprocessingml/2006/main">
+<w:document xmlns:wpc="http://schemas.microsoft.com/office/word/2010/wordprocessingCanvas" xmlns:cx="http://schemas.microsoft.com/office/drawing/2014/chartex" xmlns:cx1="http://schemas.microsoft.com/office/drawing/2015/9/8/chartex" xmlns:cx2="http://schemas.microsoft.com/office/drawing/2015/10/21/chartex" xmlns:cx3="http://schemas.microsoft.com/office/drawing/2016/5/9/chartex" xmlns:cx4="http://schemas.microsoft.com/office/drawing/2016/5/10/chartex" xmlns:cx5="http://schemas.microsoft.com/office/drawing/2016/5/11/chartex" xmlns:cx6="http://schemas.microsoft.com/office/drawing/2016/5/12/chartex" xmlns:cx7="http://schemas.microsoft.com/office/drawing/2016/5/13/chartex" xmlns:cx8="http://schemas.microsoft.com/office/drawing/2016/5/14/chartex" xmlns:mc="http://schemas.openxmlformats.org/markup-compatibility/2006" xmlns:aink="http://schemas.microsoft.com/office/drawing/2016/ink" xmlns:am3d="http://schemas.microsoft.com/office/drawing/2017/model3d" xmlns:o="urn:schemas-microsoft-com:office:office" xmlns:oel="http://schemas.microsoft.com/office/2019/extlst" xmlns:r="http://schemas.openxmlformats.org/officeDocument/2006/relationships" xmlns:m="http://schemas.openxmlformats.org/officeDocument/2006/math" xmlns:v="urn:schemas-microsoft-com:vml" xmlns:wp14="http://schemas.microsoft.com/office/word/2010/wordprocessingDrawing" xmlns:wp="http://schemas.openxmlformats.org/drawingml/2006/wordprocessingDrawing" xmlns:w10="urn:schemas-microsoft-com:office:word" xmlns:w="http://schemas.openxmlformats.org/wordprocessingml/2006/main" xmlns:w14="http://schemas.microsoft.com/office/word/2010/wordml" xmlns:w15="http://schemas.microsoft.com/office/word/2012/wordml" xmlns:w16cex="http://schemas.microsoft.com/office/word/2018/wordml/cex" xmlns:w16cid="http://schemas.microsoft.com/office/word/2016/wordml/cid" xmlns:w16="http://schemas.microsoft.com/office/word/2018/wordml" xmlns:w16sdtdh="http://schemas.microsoft.com/office/word/2020/wordml/sdtdatahash" xmlns:w16se="http://schemas.microsoft.com/office/word/2015/wordml/symex" xmlns:wpg="http://schemas.microsoft.com/office/word/2010/wordprocessingGroup" xmlns:wpi="http://schemas.microsoft.com/office/word/2010/wordprocessingInk" xmlns:wne="http://schemas.microsoft.com/office/word/2006/wordml" xmlns:wps="http://schemas.microsoft.com/office/word/2010/wordprocessingShape" mc:Ignorable="w14 w15 w16se w16cid w16 w16cex w16sdtdh wp14">
   <w:body>
     <w:p>
       <w:pPr>
+        <w:spacing w:after="900"/>
         <w:jc w:val="center"/>
-        <w:spacing w:before="0" w:after="900" w:line="276" w:lineRule="auto"/>
       </w:pPr>
       <w:r>
         <w:rPr>
@@ -18,23 +18,23 @@
     </w:p>
     <w:p>
       <w:pPr>
+        <w:spacing w:after="250"/>
         <w:jc w:val="center"/>
-        <w:spacing w:before="0" w:after="250" w:line="276" w:lineRule="auto"/>
       </w:pPr>
       <w:r>
         <w:rPr>
           <w:b/>
+          <w:color w:val="365F91"/>
           <w:sz w:val="38"/>
           <w:szCs w:val="38"/>
-          <w:color w:val="365F91"/>
         </w:rPr>
         <w:t>Especificación de Requisitos de Software</w:t>
       </w:r>
     </w:p>
     <w:p>
       <w:pPr>
+        <w:spacing w:after="250"/>
         <w:jc w:val="center"/>
-        <w:spacing w:before="0" w:after="250" w:line="276" w:lineRule="auto"/>
       </w:pPr>
       <w:r>
         <w:rPr>
@@ -47,8 +47,8 @@
     </w:p>
     <w:p>
       <w:pPr>
+        <w:spacing w:after="120"/>
         <w:jc w:val="center"/>
-        <w:spacing w:before="0" w:after="120" w:line="276" w:lineRule="auto"/>
       </w:pPr>
       <w:r>
         <w:rPr>
@@ -60,8 +60,8 @@
     </w:p>
     <w:p>
       <w:pPr>
+        <w:spacing w:after="650"/>
         <w:jc w:val="center"/>
-        <w:spacing w:before="0" w:after="650" w:line="276" w:lineRule="auto"/>
       </w:pPr>
       <w:r>
         <w:rPr>
@@ -73,34 +73,28 @@
     </w:p>
     <w:p>
       <w:pPr>
+        <w:spacing w:after="900"/>
         <w:jc w:val="center"/>
-        <w:spacing w:before="0" w:after="900" w:line="276" w:lineRule="auto"/>
       </w:pPr>
       <w:r>
         <w:rPr>
           <w:i/>
-          <w:sz w:val="22"/>
-          <w:szCs w:val="22"/>
         </w:rPr>
         <w:t>Especificación de Requisitos según estándar IEEE 830</w:t>
       </w:r>
     </w:p>
     <w:p>
       <w:pPr>
+        <w:spacing w:after="120"/>
         <w:jc w:val="center"/>
-        <w:spacing w:before="0" w:after="120" w:line="276" w:lineRule="auto"/>
-      </w:pPr>
-      <w:r>
-        <w:rPr>
-          <w:sz w:val="22"/>
-          <w:szCs w:val="22"/>
-        </w:rPr>
+      </w:pPr>
+      <w:r>
         <w:t>Autor: Pablo Acuña Escobar</w:t>
       </w:r>
     </w:p>
     <w:p>
       <w:pPr>
-        <w:spacing w:before="0" w:after="0" w:line="276" w:lineRule="auto"/>
+        <w:spacing w:after="0"/>
       </w:pPr>
       <w:r>
         <w:br w:type="page"/>
@@ -109,10 +103,10 @@
     <w:p>
       <w:pPr>
         <w:pStyle w:val="Ttulo1"/>
-        <w:keepNext/>
-        <w:spacing w:before="0" w:after="100" w:line="276" w:lineRule="auto"/>
-      </w:pPr>
-      <w:r>
+        <w:spacing w:before="0" w:after="100"/>
+      </w:pPr>
+      <w:r>
+        <w:lastRenderedPageBreak/>
         <w:t>Ficha del documento</w:t>
       </w:r>
     </w:p>
@@ -121,13 +115,14 @@
         <w:tblStyle w:val="Tablaconcuadrcula"/>
         <w:tblW w:w="0" w:type="auto"/>
         <w:tblBorders>
-          <w:top w:val="single" w:sz="4" w:color="808080"/>
-          <w:left w:val="single" w:sz="4" w:color="808080"/>
-          <w:bottom w:val="single" w:sz="4" w:color="808080"/>
-          <w:right w:val="single" w:sz="4" w:color="808080"/>
-          <w:insideH w:val="single" w:sz="4" w:color="808080"/>
-          <w:insideV w:val="single" w:sz="4" w:color="808080"/>
+          <w:top w:val="single" w:sz="4" w:space="0" w:color="808080"/>
+          <w:left w:val="single" w:sz="4" w:space="0" w:color="808080"/>
+          <w:bottom w:val="single" w:sz="4" w:space="0" w:color="808080"/>
+          <w:right w:val="single" w:sz="4" w:space="0" w:color="808080"/>
+          <w:insideH w:val="single" w:sz="4" w:space="0" w:color="808080"/>
+          <w:insideV w:val="single" w:sz="4" w:space="0" w:color="808080"/>
         </w:tblBorders>
+        <w:tblLook w:val="04A0" w:firstRow="1" w:lastRow="0" w:firstColumn="1" w:lastColumn="0" w:noHBand="0" w:noVBand="1"/>
       </w:tblPr>
       <w:tblGrid>
         <w:gridCol w:w="1400"/>
@@ -142,12 +137,12 @@
         <w:tc>
           <w:tcPr>
             <w:tcW w:w="1400" w:type="dxa"/>
-            <w:shd w:fill="D9EAF7"/>
-          </w:tcPr>
-          <w:p>
-            <w:pPr>
-              <w:spacing w:before="0" w:after="30" w:line="276" w:lineRule="auto"/>
-              <w:keepNext/>
+            <w:shd w:val="clear" w:color="auto" w:fill="D9EAF7"/>
+          </w:tcPr>
+          <w:p>
+            <w:pPr>
+              <w:keepNext/>
+              <w:spacing w:after="30" w:line="276" w:lineRule="auto"/>
             </w:pPr>
             <w:r>
               <w:rPr>
@@ -162,12 +157,12 @@
         <w:tc>
           <w:tcPr>
             <w:tcW w:w="1000" w:type="dxa"/>
-            <w:shd w:fill="D9EAF7"/>
-          </w:tcPr>
-          <w:p>
-            <w:pPr>
-              <w:spacing w:before="0" w:after="30" w:line="276" w:lineRule="auto"/>
-              <w:keepNext/>
+            <w:shd w:val="clear" w:color="auto" w:fill="D9EAF7"/>
+          </w:tcPr>
+          <w:p>
+            <w:pPr>
+              <w:keepNext/>
+              <w:spacing w:after="30" w:line="276" w:lineRule="auto"/>
             </w:pPr>
             <w:r>
               <w:rPr>
@@ -182,12 +177,12 @@
         <w:tc>
           <w:tcPr>
             <w:tcW w:w="1800" w:type="dxa"/>
-            <w:shd w:fill="D9EAF7"/>
-          </w:tcPr>
-          <w:p>
-            <w:pPr>
-              <w:spacing w:before="0" w:after="30" w:line="276" w:lineRule="auto"/>
-              <w:keepNext/>
+            <w:shd w:val="clear" w:color="auto" w:fill="D9EAF7"/>
+          </w:tcPr>
+          <w:p>
+            <w:pPr>
+              <w:keepNext/>
+              <w:spacing w:after="30" w:line="276" w:lineRule="auto"/>
             </w:pPr>
             <w:r>
               <w:rPr>
@@ -202,12 +197,12 @@
         <w:tc>
           <w:tcPr>
             <w:tcW w:w="4700" w:type="dxa"/>
-            <w:shd w:fill="D9EAF7"/>
-          </w:tcPr>
-          <w:p>
-            <w:pPr>
-              <w:spacing w:before="0" w:after="30" w:line="276" w:lineRule="auto"/>
-              <w:keepNext/>
+            <w:shd w:val="clear" w:color="auto" w:fill="D9EAF7"/>
+          </w:tcPr>
+          <w:p>
+            <w:pPr>
+              <w:keepNext/>
+              <w:spacing w:after="30" w:line="276" w:lineRule="auto"/>
             </w:pPr>
             <w:r>
               <w:rPr>
@@ -230,7 +225,7 @@
           </w:tcPr>
           <w:p>
             <w:pPr>
-              <w:spacing w:before="0" w:after="30" w:line="276" w:lineRule="auto"/>
+              <w:spacing w:after="30" w:line="276" w:lineRule="auto"/>
             </w:pPr>
             <w:r>
               <w:rPr>
@@ -247,7 +242,7 @@
           </w:tcPr>
           <w:p>
             <w:pPr>
-              <w:spacing w:before="0" w:after="30" w:line="276" w:lineRule="auto"/>
+              <w:spacing w:after="30" w:line="276" w:lineRule="auto"/>
             </w:pPr>
             <w:r>
               <w:rPr>
@@ -264,7 +259,7 @@
           </w:tcPr>
           <w:p>
             <w:pPr>
-              <w:spacing w:before="0" w:after="30" w:line="276" w:lineRule="auto"/>
+              <w:spacing w:after="30" w:line="276" w:lineRule="auto"/>
             </w:pPr>
             <w:r>
               <w:rPr>
@@ -281,7 +276,7 @@
           </w:tcPr>
           <w:p>
             <w:pPr>
-              <w:spacing w:before="0" w:after="30" w:line="276" w:lineRule="auto"/>
+              <w:spacing w:after="30" w:line="276" w:lineRule="auto"/>
             </w:pPr>
             <w:r>
               <w:rPr>
@@ -296,7 +291,7 @@
     </w:tbl>
     <w:p>
       <w:pPr>
-        <w:spacing w:before="240" w:after="60" w:line="276" w:lineRule="auto"/>
+        <w:spacing w:before="240" w:after="60"/>
       </w:pPr>
       <w:r>
         <w:rPr>
@@ -307,7 +302,7 @@
     </w:p>
     <w:p>
       <w:pPr>
-        <w:spacing w:before="0" w:after="120" w:line="276" w:lineRule="auto"/>
+        <w:spacing w:after="120"/>
       </w:pPr>
       <w:r>
         <w:t>Pendiente de validación docente.</w:t>
@@ -315,7 +310,7 @@
     </w:p>
     <w:p>
       <w:pPr>
-        <w:spacing w:before="0" w:after="0" w:line="276" w:lineRule="auto"/>
+        <w:spacing w:after="0"/>
       </w:pPr>
       <w:r>
         <w:br w:type="page"/>
@@ -324,21 +319,21 @@
     <w:p>
       <w:pPr>
         <w:pStyle w:val="TtuloTDC"/>
-        <w:spacing w:before="0" w:after="200" w:line="276" w:lineRule="auto"/>
+        <w:spacing w:before="0" w:after="200"/>
       </w:pPr>
       <w:r>
         <w:rPr>
-          <w:b/>
           <w:sz w:val="30"/>
           <w:szCs w:val="30"/>
         </w:rPr>
+        <w:lastRenderedPageBreak/>
         <w:t>Contenido</w:t>
       </w:r>
     </w:p>
     <w:p>
       <w:pPr>
         <w:pStyle w:val="TDC1"/>
-        <w:spacing w:before="0" w:after="15" w:line="276" w:lineRule="auto"/>
+        <w:spacing w:before="0" w:after="15"/>
       </w:pPr>
       <w:r>
         <w:rPr>
@@ -351,7 +346,7 @@
     <w:p>
       <w:pPr>
         <w:pStyle w:val="TDC1"/>
-        <w:spacing w:before="0" w:after="15" w:line="276" w:lineRule="auto"/>
+        <w:spacing w:before="0" w:after="15"/>
       </w:pPr>
       <w:r>
         <w:rPr>
@@ -364,7 +359,7 @@
     <w:p>
       <w:pPr>
         <w:pStyle w:val="TDC2"/>
-        <w:spacing w:before="0" w:after="15" w:line="276" w:lineRule="auto"/>
+        <w:spacing w:after="15"/>
       </w:pPr>
       <w:r>
         <w:rPr>
@@ -377,7 +372,7 @@
     <w:p>
       <w:pPr>
         <w:pStyle w:val="TDC2"/>
-        <w:spacing w:before="0" w:after="15" w:line="276" w:lineRule="auto"/>
+        <w:spacing w:after="15"/>
       </w:pPr>
       <w:r>
         <w:rPr>
@@ -390,7 +385,7 @@
     <w:p>
       <w:pPr>
         <w:pStyle w:val="TDC2"/>
-        <w:spacing w:before="0" w:after="15" w:line="276" w:lineRule="auto"/>
+        <w:spacing w:after="15"/>
       </w:pPr>
       <w:r>
         <w:rPr>
@@ -403,7 +398,7 @@
     <w:p>
       <w:pPr>
         <w:pStyle w:val="TDC2"/>
-        <w:spacing w:before="0" w:after="15" w:line="276" w:lineRule="auto"/>
+        <w:spacing w:after="15"/>
       </w:pPr>
       <w:r>
         <w:rPr>
@@ -416,7 +411,7 @@
     <w:p>
       <w:pPr>
         <w:pStyle w:val="TDC2"/>
-        <w:spacing w:before="0" w:after="15" w:line="276" w:lineRule="auto"/>
+        <w:spacing w:after="15"/>
       </w:pPr>
       <w:r>
         <w:rPr>
@@ -429,7 +424,7 @@
     <w:p>
       <w:pPr>
         <w:pStyle w:val="TDC1"/>
-        <w:spacing w:before="0" w:after="15" w:line="276" w:lineRule="auto"/>
+        <w:spacing w:before="0" w:after="15"/>
       </w:pPr>
       <w:r>
         <w:rPr>
@@ -442,7 +437,7 @@
     <w:p>
       <w:pPr>
         <w:pStyle w:val="TDC2"/>
-        <w:spacing w:before="0" w:after="15" w:line="276" w:lineRule="auto"/>
+        <w:spacing w:after="15"/>
       </w:pPr>
       <w:r>
         <w:rPr>
@@ -455,7 +450,7 @@
     <w:p>
       <w:pPr>
         <w:pStyle w:val="TDC2"/>
-        <w:spacing w:before="0" w:after="15" w:line="276" w:lineRule="auto"/>
+        <w:spacing w:after="15"/>
       </w:pPr>
       <w:r>
         <w:rPr>
@@ -468,7 +463,7 @@
     <w:p>
       <w:pPr>
         <w:pStyle w:val="TDC2"/>
-        <w:spacing w:before="0" w:after="15" w:line="276" w:lineRule="auto"/>
+        <w:spacing w:after="15"/>
       </w:pPr>
       <w:r>
         <w:rPr>
@@ -481,7 +476,7 @@
     <w:p>
       <w:pPr>
         <w:pStyle w:val="TDC2"/>
-        <w:spacing w:before="0" w:after="15" w:line="276" w:lineRule="auto"/>
+        <w:spacing w:after="15"/>
       </w:pPr>
       <w:r>
         <w:rPr>
@@ -494,7 +489,7 @@
     <w:p>
       <w:pPr>
         <w:pStyle w:val="TDC2"/>
-        <w:spacing w:before="0" w:after="15" w:line="276" w:lineRule="auto"/>
+        <w:spacing w:after="15"/>
       </w:pPr>
       <w:r>
         <w:rPr>
@@ -507,7 +502,7 @@
     <w:p>
       <w:pPr>
         <w:pStyle w:val="TDC2"/>
-        <w:spacing w:before="0" w:after="15" w:line="276" w:lineRule="auto"/>
+        <w:spacing w:after="15"/>
       </w:pPr>
       <w:r>
         <w:rPr>
@@ -520,7 +515,7 @@
     <w:p>
       <w:pPr>
         <w:pStyle w:val="TDC1"/>
-        <w:spacing w:before="0" w:after="15" w:line="276" w:lineRule="auto"/>
+        <w:spacing w:before="0" w:after="15"/>
       </w:pPr>
       <w:r>
         <w:rPr>
@@ -533,7 +528,7 @@
     <w:p>
       <w:pPr>
         <w:pStyle w:val="TDC2"/>
-        <w:spacing w:before="0" w:after="15" w:line="276" w:lineRule="auto"/>
+        <w:spacing w:after="15"/>
       </w:pPr>
       <w:r>
         <w:rPr>
@@ -546,7 +541,7 @@
     <w:p>
       <w:pPr>
         <w:pStyle w:val="TDC3"/>
-        <w:spacing w:before="0" w:after="15" w:line="276" w:lineRule="auto"/>
+        <w:spacing w:after="15"/>
       </w:pPr>
       <w:r>
         <w:rPr>
@@ -559,7 +554,7 @@
     <w:p>
       <w:pPr>
         <w:pStyle w:val="TDC3"/>
-        <w:spacing w:before="0" w:after="15" w:line="276" w:lineRule="auto"/>
+        <w:spacing w:after="15"/>
       </w:pPr>
       <w:r>
         <w:rPr>
@@ -572,7 +567,7 @@
     <w:p>
       <w:pPr>
         <w:pStyle w:val="TDC3"/>
-        <w:spacing w:before="0" w:after="15" w:line="276" w:lineRule="auto"/>
+        <w:spacing w:after="15"/>
       </w:pPr>
       <w:r>
         <w:rPr>
@@ -585,7 +580,7 @@
     <w:p>
       <w:pPr>
         <w:pStyle w:val="TDC3"/>
-        <w:spacing w:before="0" w:after="15" w:line="276" w:lineRule="auto"/>
+        <w:spacing w:after="15"/>
       </w:pPr>
       <w:r>
         <w:rPr>
@@ -598,123 +593,123 @@
     <w:p>
       <w:pPr>
         <w:pStyle w:val="TDC2"/>
-        <w:spacing w:before="0" w:after="15" w:line="276" w:lineRule="auto"/>
+        <w:spacing w:after="15"/>
       </w:pPr>
       <w:r>
         <w:rPr>
           <w:sz w:val="18"/>
           <w:szCs w:val="18"/>
         </w:rPr>
-        <w:t xml:space="preserve">    3.2 Requisitos funcionales .......................................... 9</w:t>
+        <w:t>3.2 Requisitos funcionales .......................................... 8</w:t>
       </w:r>
     </w:p>
     <w:p>
       <w:pPr>
         <w:pStyle w:val="TDC2"/>
-        <w:spacing w:before="0" w:after="15" w:line="276" w:lineRule="auto"/>
+        <w:spacing w:after="15"/>
       </w:pPr>
       <w:r>
         <w:rPr>
           <w:sz w:val="18"/>
           <w:szCs w:val="18"/>
         </w:rPr>
-        <w:t xml:space="preserve">    3.3 Requisitos no funcionales ....................................... 13</w:t>
+        <w:t>3.3 Requisitos no funcionales ....................................... 13</w:t>
       </w:r>
     </w:p>
     <w:p>
       <w:pPr>
         <w:pStyle w:val="TDC3"/>
-        <w:spacing w:before="0" w:after="15" w:line="276" w:lineRule="auto"/>
+        <w:spacing w:after="15"/>
       </w:pPr>
       <w:r>
         <w:rPr>
           <w:sz w:val="18"/>
           <w:szCs w:val="18"/>
         </w:rPr>
-        <w:t xml:space="preserve">        3.3.1 Rendimiento ............................................... 13</w:t>
+        <w:t>3.3.1 Rendimiento ............................................... 13</w:t>
       </w:r>
     </w:p>
     <w:p>
       <w:pPr>
         <w:pStyle w:val="TDC3"/>
-        <w:spacing w:before="0" w:after="15" w:line="276" w:lineRule="auto"/>
+        <w:spacing w:after="15"/>
       </w:pPr>
       <w:r>
         <w:rPr>
           <w:sz w:val="18"/>
           <w:szCs w:val="18"/>
         </w:rPr>
-        <w:t xml:space="preserve">        3.3.2 Seguridad ................................................. 13</w:t>
+        <w:t>3.3.2 Seguridad ................................................. 13</w:t>
       </w:r>
     </w:p>
     <w:p>
       <w:pPr>
         <w:pStyle w:val="TDC3"/>
-        <w:spacing w:before="0" w:after="15" w:line="276" w:lineRule="auto"/>
+        <w:spacing w:after="15"/>
       </w:pPr>
       <w:r>
         <w:rPr>
           <w:sz w:val="18"/>
           <w:szCs w:val="18"/>
         </w:rPr>
-        <w:t xml:space="preserve">        3.3.3 Fiabilidad ................................................ 13</w:t>
+        <w:t>3.3.3 Fiabilidad ................................................ 13</w:t>
       </w:r>
     </w:p>
     <w:p>
       <w:pPr>
         <w:pStyle w:val="TDC3"/>
-        <w:spacing w:before="0" w:after="15" w:line="276" w:lineRule="auto"/>
+        <w:spacing w:after="15"/>
       </w:pPr>
       <w:r>
         <w:rPr>
           <w:sz w:val="18"/>
           <w:szCs w:val="18"/>
         </w:rPr>
-        <w:t xml:space="preserve">        3.3.4 Disponibilidad ............................................ 13</w:t>
+        <w:t>3.3.4 Disponibilidad ............................................ 13</w:t>
       </w:r>
     </w:p>
     <w:p>
       <w:pPr>
         <w:pStyle w:val="TDC3"/>
-        <w:spacing w:before="0" w:after="15" w:line="276" w:lineRule="auto"/>
+        <w:spacing w:after="15"/>
       </w:pPr>
       <w:r>
         <w:rPr>
           <w:sz w:val="18"/>
           <w:szCs w:val="18"/>
         </w:rPr>
-        <w:t xml:space="preserve">        3.3.5 Mantenibilidad ............................................ 13</w:t>
+        <w:t>3.3.5 Mantenibilidad ............................................ 14</w:t>
       </w:r>
     </w:p>
     <w:p>
       <w:pPr>
         <w:pStyle w:val="TDC3"/>
-        <w:spacing w:before="0" w:after="15" w:line="276" w:lineRule="auto"/>
+        <w:spacing w:after="15"/>
       </w:pPr>
       <w:r>
         <w:rPr>
           <w:sz w:val="18"/>
           <w:szCs w:val="18"/>
         </w:rPr>
-        <w:t xml:space="preserve">        3.3.6 Portabilidad .............................................. 13</w:t>
+        <w:t>3.3.6 Portabilidad .............................................. 14</w:t>
       </w:r>
     </w:p>
     <w:p>
       <w:pPr>
         <w:pStyle w:val="TDC2"/>
-        <w:spacing w:before="0" w:after="15" w:line="276" w:lineRule="auto"/>
+        <w:spacing w:after="15"/>
       </w:pPr>
       <w:r>
         <w:rPr>
           <w:sz w:val="18"/>
           <w:szCs w:val="18"/>
         </w:rPr>
-        <w:t xml:space="preserve">    3.4 Otros requisitos ................................................ 13</w:t>
-      </w:r>
-    </w:p>
-    <w:p>
-      <w:pPr>
-        <w:spacing w:before="0" w:after="0" w:line="276" w:lineRule="auto"/>
+        <w:t>3.4 Otros requisitos ................................................ 14</w:t>
+      </w:r>
+    </w:p>
+    <w:p>
+      <w:pPr>
+        <w:spacing w:after="0"/>
       </w:pPr>
       <w:r>
         <w:br w:type="page"/>
@@ -723,16 +718,16 @@
     <w:p>
       <w:pPr>
         <w:pStyle w:val="Ttulo1"/>
-        <w:keepNext/>
-        <w:spacing w:before="0" w:after="100" w:line="276" w:lineRule="auto"/>
-      </w:pPr>
-      <w:r>
+        <w:spacing w:before="0" w:after="100"/>
+      </w:pPr>
+      <w:r>
+        <w:lastRenderedPageBreak/>
         <w:t>1. Introducción</w:t>
       </w:r>
     </w:p>
     <w:p>
       <w:pPr>
-        <w:spacing w:before="0" w:after="120" w:line="276" w:lineRule="auto"/>
+        <w:spacing w:after="120"/>
       </w:pPr>
       <w:r>
         <w:t>Esta sección presenta el propósito, alcance, conceptos y fuentes utilizadas para definir la primera versión del proyecto.</w:t>
@@ -741,8 +736,7 @@
     <w:p>
       <w:pPr>
         <w:pStyle w:val="Ttulo2"/>
-        <w:keepNext/>
-        <w:spacing w:before="0" w:after="100" w:line="276" w:lineRule="auto"/>
+        <w:spacing w:before="0" w:after="100"/>
       </w:pPr>
       <w:r>
         <w:t>1.1 Propósito</w:t>
@@ -750,7 +744,7 @@
     </w:p>
     <w:p>
       <w:pPr>
-        <w:spacing w:before="0" w:after="120" w:line="276" w:lineRule="auto"/>
+        <w:spacing w:after="120"/>
       </w:pPr>
       <w:r>
         <w:t>Este documento define los requisitos de la primera versión frontend de la tienda online Pastelería Mil Sabores. Está dirigido al estudiante desarrollador, responsable de implementar el proyecto, y al docente evaluador, quien verificará el cumplimiento del caso y de la Evaluación Parcial N.º 1.</w:t>
@@ -759,8 +753,7 @@
     <w:p>
       <w:pPr>
         <w:pStyle w:val="Ttulo2"/>
-        <w:keepNext/>
-        <w:spacing w:before="0" w:after="100" w:line="276" w:lineRule="auto"/>
+        <w:spacing w:before="0" w:after="100"/>
       </w:pPr>
       <w:r>
         <w:t>1.2 Ámbito del sistema</w:t>
@@ -768,7 +761,7 @@
     </w:p>
     <w:p>
       <w:pPr>
-        <w:spacing w:before="0" w:after="120" w:line="276" w:lineRule="auto"/>
+        <w:spacing w:after="120"/>
       </w:pPr>
       <w:r>
         <w:t>Pastelería Mil Sabores será una tienda online frontend creada con HTML5, CSS3 y JavaScript. Incluirá una tienda pública, catálogo de productos, búsqueda y filtros, detalle y personalización de productos, carrito de compras, registro de usuarios, inicio de sesión simulado, formulario de contacto, contenidos informativos y un panel administrativo para productos y usuarios.</w:t>
@@ -776,7 +769,7 @@
     </w:p>
     <w:p>
       <w:pPr>
-        <w:spacing w:before="0" w:after="120" w:line="276" w:lineRule="auto"/>
+        <w:spacing w:after="120"/>
       </w:pPr>
       <w:r>
         <w:rPr>
@@ -788,8 +781,7 @@
     <w:p>
       <w:pPr>
         <w:pStyle w:val="Ttulo2"/>
-        <w:keepNext/>
-        <w:spacing w:before="0" w:after="100" w:line="276" w:lineRule="auto"/>
+        <w:spacing w:before="0" w:after="100"/>
       </w:pPr>
       <w:r>
         <w:t>1.3 Definiciones, acrónimos y abreviaturas</w:t>
@@ -800,13 +792,14 @@
         <w:tblStyle w:val="Tablaconcuadrcula"/>
         <w:tblW w:w="0" w:type="auto"/>
         <w:tblBorders>
-          <w:top w:val="single" w:sz="4" w:color="808080"/>
-          <w:left w:val="single" w:sz="4" w:color="808080"/>
-          <w:bottom w:val="single" w:sz="4" w:color="808080"/>
-          <w:right w:val="single" w:sz="4" w:color="808080"/>
-          <w:insideH w:val="single" w:sz="4" w:color="808080"/>
-          <w:insideV w:val="single" w:sz="4" w:color="808080"/>
+          <w:top w:val="single" w:sz="4" w:space="0" w:color="808080"/>
+          <w:left w:val="single" w:sz="4" w:space="0" w:color="808080"/>
+          <w:bottom w:val="single" w:sz="4" w:space="0" w:color="808080"/>
+          <w:right w:val="single" w:sz="4" w:space="0" w:color="808080"/>
+          <w:insideH w:val="single" w:sz="4" w:space="0" w:color="808080"/>
+          <w:insideV w:val="single" w:sz="4" w:space="0" w:color="808080"/>
         </w:tblBorders>
+        <w:tblLook w:val="04A0" w:firstRow="1" w:lastRow="0" w:firstColumn="1" w:lastColumn="0" w:noHBand="0" w:noVBand="1"/>
       </w:tblPr>
       <w:tblGrid>
         <w:gridCol w:w="1900"/>
@@ -819,12 +812,12 @@
         <w:tc>
           <w:tcPr>
             <w:tcW w:w="1900" w:type="dxa"/>
-            <w:shd w:fill="D9EAF7"/>
-          </w:tcPr>
-          <w:p>
-            <w:pPr>
-              <w:spacing w:before="0" w:after="30" w:line="276" w:lineRule="auto"/>
-              <w:keepNext/>
+            <w:shd w:val="clear" w:color="auto" w:fill="D9EAF7"/>
+          </w:tcPr>
+          <w:p>
+            <w:pPr>
+              <w:keepNext/>
+              <w:spacing w:after="30" w:line="276" w:lineRule="auto"/>
             </w:pPr>
             <w:r>
               <w:rPr>
@@ -839,12 +832,12 @@
         <w:tc>
           <w:tcPr>
             <w:tcW w:w="7000" w:type="dxa"/>
-            <w:shd w:fill="D9EAF7"/>
-          </w:tcPr>
-          <w:p>
-            <w:pPr>
-              <w:spacing w:before="0" w:after="30" w:line="276" w:lineRule="auto"/>
-              <w:keepNext/>
+            <w:shd w:val="clear" w:color="auto" w:fill="D9EAF7"/>
+          </w:tcPr>
+          <w:p>
+            <w:pPr>
+              <w:keepNext/>
+              <w:spacing w:after="30" w:line="276" w:lineRule="auto"/>
             </w:pPr>
             <w:r>
               <w:rPr>
@@ -867,8 +860,8 @@
           </w:tcPr>
           <w:p>
             <w:pPr>
-              <w:spacing w:before="0" w:after="30" w:line="276" w:lineRule="auto"/>
-              <w:keepNext/>
+              <w:keepNext/>
+              <w:spacing w:after="30" w:line="276" w:lineRule="auto"/>
             </w:pPr>
             <w:r>
               <w:rPr>
@@ -885,8 +878,8 @@
           </w:tcPr>
           <w:p>
             <w:pPr>
-              <w:spacing w:before="0" w:after="30" w:line="276" w:lineRule="auto"/>
-              <w:keepNext/>
+              <w:keepNext/>
+              <w:spacing w:after="30" w:line="276" w:lineRule="auto"/>
             </w:pPr>
             <w:r>
               <w:rPr>
@@ -908,8 +901,8 @@
           </w:tcPr>
           <w:p>
             <w:pPr>
-              <w:spacing w:before="0" w:after="30" w:line="276" w:lineRule="auto"/>
-              <w:keepNext/>
+              <w:keepNext/>
+              <w:spacing w:after="30" w:line="276" w:lineRule="auto"/>
             </w:pPr>
             <w:r>
               <w:rPr>
@@ -926,8 +919,8 @@
           </w:tcPr>
           <w:p>
             <w:pPr>
-              <w:spacing w:before="0" w:after="30" w:line="276" w:lineRule="auto"/>
-              <w:keepNext/>
+              <w:keepNext/>
+              <w:spacing w:after="30" w:line="276" w:lineRule="auto"/>
             </w:pPr>
             <w:r>
               <w:rPr>
@@ -949,8 +942,8 @@
           </w:tcPr>
           <w:p>
             <w:pPr>
-              <w:spacing w:before="0" w:after="30" w:line="276" w:lineRule="auto"/>
-              <w:keepNext/>
+              <w:keepNext/>
+              <w:spacing w:after="30" w:line="276" w:lineRule="auto"/>
             </w:pPr>
             <w:r>
               <w:rPr>
@@ -967,8 +960,8 @@
           </w:tcPr>
           <w:p>
             <w:pPr>
-              <w:spacing w:before="0" w:after="30" w:line="276" w:lineRule="auto"/>
-              <w:keepNext/>
+              <w:keepNext/>
+              <w:spacing w:after="30" w:line="276" w:lineRule="auto"/>
             </w:pPr>
             <w:r>
               <w:rPr>
@@ -990,8 +983,8 @@
           </w:tcPr>
           <w:p>
             <w:pPr>
-              <w:spacing w:before="0" w:after="30" w:line="276" w:lineRule="auto"/>
-              <w:keepNext/>
+              <w:keepNext/>
+              <w:spacing w:after="30" w:line="276" w:lineRule="auto"/>
             </w:pPr>
             <w:r>
               <w:rPr>
@@ -1008,8 +1001,8 @@
           </w:tcPr>
           <w:p>
             <w:pPr>
-              <w:spacing w:before="0" w:after="30" w:line="276" w:lineRule="auto"/>
-              <w:keepNext/>
+              <w:keepNext/>
+              <w:spacing w:after="30" w:line="276" w:lineRule="auto"/>
             </w:pPr>
             <w:r>
               <w:rPr>
@@ -1031,8 +1024,8 @@
           </w:tcPr>
           <w:p>
             <w:pPr>
-              <w:spacing w:before="0" w:after="30" w:line="276" w:lineRule="auto"/>
-              <w:keepNext/>
+              <w:keepNext/>
+              <w:spacing w:after="30" w:line="276" w:lineRule="auto"/>
             </w:pPr>
             <w:r>
               <w:rPr>
@@ -1049,8 +1042,8 @@
           </w:tcPr>
           <w:p>
             <w:pPr>
-              <w:spacing w:before="0" w:after="30" w:line="276" w:lineRule="auto"/>
-              <w:keepNext/>
+              <w:keepNext/>
+              <w:spacing w:after="30" w:line="276" w:lineRule="auto"/>
             </w:pPr>
             <w:r>
               <w:rPr>
@@ -1072,8 +1065,8 @@
           </w:tcPr>
           <w:p>
             <w:pPr>
-              <w:spacing w:before="0" w:after="30" w:line="276" w:lineRule="auto"/>
-              <w:keepNext/>
+              <w:keepNext/>
+              <w:spacing w:after="30" w:line="276" w:lineRule="auto"/>
             </w:pPr>
             <w:r>
               <w:rPr>
@@ -1090,8 +1083,8 @@
           </w:tcPr>
           <w:p>
             <w:pPr>
-              <w:spacing w:before="0" w:after="30" w:line="276" w:lineRule="auto"/>
-              <w:keepNext/>
+              <w:keepNext/>
+              <w:spacing w:after="30" w:line="276" w:lineRule="auto"/>
             </w:pPr>
             <w:r>
               <w:rPr>
@@ -1113,8 +1106,8 @@
           </w:tcPr>
           <w:p>
             <w:pPr>
-              <w:spacing w:before="0" w:after="30" w:line="276" w:lineRule="auto"/>
-              <w:keepNext/>
+              <w:keepNext/>
+              <w:spacing w:after="30" w:line="276" w:lineRule="auto"/>
             </w:pPr>
             <w:r>
               <w:rPr>
@@ -1131,8 +1124,8 @@
           </w:tcPr>
           <w:p>
             <w:pPr>
-              <w:spacing w:before="0" w:after="30" w:line="276" w:lineRule="auto"/>
-              <w:keepNext/>
+              <w:keepNext/>
+              <w:spacing w:after="30" w:line="276" w:lineRule="auto"/>
             </w:pPr>
             <w:r>
               <w:rPr>
@@ -1154,8 +1147,8 @@
           </w:tcPr>
           <w:p>
             <w:pPr>
-              <w:spacing w:before="0" w:after="30" w:line="276" w:lineRule="auto"/>
-              <w:keepNext/>
+              <w:keepNext/>
+              <w:spacing w:after="30" w:line="276" w:lineRule="auto"/>
             </w:pPr>
             <w:r>
               <w:rPr>
@@ -1172,8 +1165,8 @@
           </w:tcPr>
           <w:p>
             <w:pPr>
-              <w:spacing w:before="0" w:after="30" w:line="276" w:lineRule="auto"/>
-              <w:keepNext/>
+              <w:keepNext/>
+              <w:spacing w:after="30" w:line="276" w:lineRule="auto"/>
             </w:pPr>
             <w:r>
               <w:rPr>
@@ -1195,8 +1188,8 @@
           </w:tcPr>
           <w:p>
             <w:pPr>
-              <w:spacing w:before="0" w:after="30" w:line="276" w:lineRule="auto"/>
-              <w:keepNext/>
+              <w:keepNext/>
+              <w:spacing w:after="30" w:line="276" w:lineRule="auto"/>
             </w:pPr>
             <w:r>
               <w:rPr>
@@ -1213,15 +1206,15 @@
           </w:tcPr>
           <w:p>
             <w:pPr>
-              <w:spacing w:before="0" w:after="30" w:line="276" w:lineRule="auto"/>
-              <w:keepNext/>
-            </w:pPr>
-            <w:r>
-              <w:rPr>
-                <w:sz w:val="20"/>
-                <w:szCs w:val="20"/>
-              </w:rPr>
-              <w:t>Perfil que participa en la administración de productos.</w:t>
+              <w:keepNext/>
+              <w:spacing w:after="30" w:line="276" w:lineRule="auto"/>
+            </w:pPr>
+            <w:r>
+              <w:rPr>
+                <w:sz w:val="20"/>
+                <w:szCs w:val="20"/>
+              </w:rPr>
+              <w:t>Perfil con acceso simulado para visualizar la lista y el detalle de productos.</w:t>
             </w:r>
           </w:p>
         </w:tc>
@@ -1236,8 +1229,8 @@
           </w:tcPr>
           <w:p>
             <w:pPr>
-              <w:spacing w:before="0" w:after="30" w:line="276" w:lineRule="auto"/>
-              <w:keepNext/>
+              <w:keepNext/>
+              <w:spacing w:after="30" w:line="276" w:lineRule="auto"/>
             </w:pPr>
             <w:r>
               <w:rPr>
@@ -1254,8 +1247,8 @@
           </w:tcPr>
           <w:p>
             <w:pPr>
-              <w:spacing w:before="0" w:after="30" w:line="276" w:lineRule="auto"/>
-              <w:keepNext/>
+              <w:keepNext/>
+              <w:spacing w:after="30" w:line="276" w:lineRule="auto"/>
             </w:pPr>
             <w:r>
               <w:rPr>
@@ -1277,8 +1270,8 @@
           </w:tcPr>
           <w:p>
             <w:pPr>
-              <w:spacing w:before="0" w:after="30" w:line="276" w:lineRule="auto"/>
-              <w:keepNext/>
+              <w:keepNext/>
+              <w:spacing w:after="30" w:line="276" w:lineRule="auto"/>
             </w:pPr>
             <w:r>
               <w:rPr>
@@ -1295,8 +1288,8 @@
           </w:tcPr>
           <w:p>
             <w:pPr>
-              <w:spacing w:before="0" w:after="30" w:line="276" w:lineRule="auto"/>
-              <w:keepNext/>
+              <w:keepNext/>
+              <w:spacing w:after="30" w:line="276" w:lineRule="auto"/>
             </w:pPr>
             <w:r>
               <w:rPr>
@@ -1318,8 +1311,8 @@
           </w:tcPr>
           <w:p>
             <w:pPr>
-              <w:spacing w:before="0" w:after="30" w:line="276" w:lineRule="auto"/>
-              <w:keepNext/>
+              <w:keepNext/>
+              <w:spacing w:after="30" w:line="276" w:lineRule="auto"/>
             </w:pPr>
             <w:r>
               <w:rPr>
@@ -1336,8 +1329,8 @@
           </w:tcPr>
           <w:p>
             <w:pPr>
-              <w:spacing w:before="0" w:after="30" w:line="276" w:lineRule="auto"/>
-              <w:keepNext/>
+              <w:keepNext/>
+              <w:spacing w:after="30" w:line="276" w:lineRule="auto"/>
             </w:pPr>
             <w:r>
               <w:rPr>
@@ -1359,7 +1352,7 @@
           </w:tcPr>
           <w:p>
             <w:pPr>
-              <w:spacing w:before="0" w:after="30" w:line="276" w:lineRule="auto"/>
+              <w:spacing w:after="30" w:line="276" w:lineRule="auto"/>
             </w:pPr>
             <w:r>
               <w:rPr>
@@ -1376,7 +1369,7 @@
           </w:tcPr>
           <w:p>
             <w:pPr>
-              <w:spacing w:before="0" w:after="30" w:line="276" w:lineRule="auto"/>
+              <w:spacing w:after="30" w:line="276" w:lineRule="auto"/>
             </w:pPr>
             <w:r>
               <w:rPr>
@@ -1392,8 +1385,19 @@
     <w:p>
       <w:pPr>
         <w:pStyle w:val="Ttulo2"/>
-        <w:keepNext/>
-        <w:spacing w:before="0" w:after="100" w:line="276" w:lineRule="auto"/>
+        <w:spacing w:before="0" w:after="100"/>
+      </w:pPr>
+    </w:p>
+    <w:p>
+      <w:pPr>
+        <w:pStyle w:val="Ttulo2"/>
+        <w:spacing w:before="0" w:after="100"/>
+      </w:pPr>
+    </w:p>
+    <w:p>
+      <w:pPr>
+        <w:pStyle w:val="Ttulo2"/>
+        <w:spacing w:before="0" w:after="100"/>
       </w:pPr>
       <w:r>
         <w:t>1.4 Referencias</w:t>
@@ -1401,7 +1405,7 @@
     </w:p>
     <w:p>
       <w:pPr>
-        <w:spacing w:before="0" w:after="60" w:line="276" w:lineRule="auto"/>
+        <w:spacing w:after="60"/>
       </w:pPr>
       <w:r>
         <w:t>•  Evaluación Parcial N.º 1 DSY1104.</w:t>
@@ -1409,7 +1413,7 @@
     </w:p>
     <w:p>
       <w:pPr>
-        <w:spacing w:before="0" w:after="60" w:line="276" w:lineRule="auto"/>
+        <w:spacing w:after="60"/>
       </w:pPr>
       <w:r>
         <w:t>•  Anexo 1: Instrucciones.</w:t>
@@ -1417,7 +1421,7 @@
     </w:p>
     <w:p>
       <w:pPr>
-        <w:spacing w:before="0" w:after="60" w:line="276" w:lineRule="auto"/>
+        <w:spacing w:after="60"/>
       </w:pPr>
       <w:r>
         <w:t>•  Caso Pastelería Mil Sabores.</w:t>
@@ -1425,7 +1429,7 @@
     </w:p>
     <w:p>
       <w:pPr>
-        <w:spacing w:before="0" w:after="60" w:line="276" w:lineRule="auto"/>
+        <w:spacing w:after="60"/>
       </w:pPr>
       <w:r>
         <w:t>•  Planilla de requerimientos del proyecto.</w:t>
@@ -1433,7 +1437,7 @@
     </w:p>
     <w:p>
       <w:pPr>
-        <w:spacing w:before="0" w:after="60" w:line="276" w:lineRule="auto"/>
+        <w:spacing w:after="60"/>
       </w:pPr>
       <w:r>
         <w:t>•  Documentación de MDN sobre localStorage.</w:t>
@@ -1441,7 +1445,7 @@
     </w:p>
     <w:p>
       <w:pPr>
-        <w:spacing w:before="0" w:after="60" w:line="276" w:lineRule="auto"/>
+        <w:spacing w:after="60"/>
       </w:pPr>
       <w:r>
         <w:t>•  Google Fonts: Lato y Pacifico.</w:t>
@@ -1450,8 +1454,7 @@
     <w:p>
       <w:pPr>
         <w:pStyle w:val="Ttulo2"/>
-        <w:keepNext/>
-        <w:spacing w:before="0" w:after="100" w:line="276" w:lineRule="auto"/>
+        <w:spacing w:before="0" w:after="100"/>
       </w:pPr>
       <w:r>
         <w:t>1.5 Visión general del documento</w:t>
@@ -1459,7 +1462,7 @@
     </w:p>
     <w:p>
       <w:pPr>
-        <w:spacing w:before="0" w:after="120" w:line="276" w:lineRule="auto"/>
+        <w:spacing w:after="120"/>
       </w:pPr>
       <w:r>
         <w:t>La sección 2 describe el contexto general, perfiles, restricciones, dependencias y evolución futura del producto. La sección 3 detalla las interfaces, los requisitos del proyecto, sus cualidades no funcionales y otros criterios de accesibilidad y uso.</w:t>
@@ -1469,16 +1472,16 @@
       <w:pPr>
         <w:pStyle w:val="Ttulo1"/>
         <w:pageBreakBefore/>
-        <w:keepNext/>
-        <w:spacing w:before="0" w:after="100" w:line="276" w:lineRule="auto"/>
-      </w:pPr>
-      <w:r>
+        <w:spacing w:before="0" w:after="100"/>
+      </w:pPr>
+      <w:r>
+        <w:lastRenderedPageBreak/>
         <w:t>2. Descripción general</w:t>
       </w:r>
     </w:p>
     <w:p>
       <w:pPr>
-        <w:spacing w:before="0" w:after="120" w:line="276" w:lineRule="auto"/>
+        <w:spacing w:after="120"/>
       </w:pPr>
       <w:r>
         <w:t>Esta sección entrega el contexto necesario para comprender los requisitos específicos de la solución.</w:t>
@@ -1487,8 +1490,7 @@
     <w:p>
       <w:pPr>
         <w:pStyle w:val="Ttulo2"/>
-        <w:keepNext/>
-        <w:spacing w:before="0" w:after="100" w:line="276" w:lineRule="auto"/>
+        <w:spacing w:before="0" w:after="100"/>
       </w:pPr>
       <w:r>
         <w:t>2.1 Perspectiva del producto</w:t>
@@ -1496,7 +1498,7 @@
     </w:p>
     <w:p>
       <w:pPr>
-        <w:spacing w:before="0" w:after="120" w:line="276" w:lineRule="auto"/>
+        <w:spacing w:after="120"/>
       </w:pPr>
       <w:r>
         <w:t>El producto será un prototipo frontend independiente. Los datos de productos y usuarios se simularán mediante arreglos JavaScript y localStorage. En esta versión no se conectará con sistemas externos, servidores, APIs ni bases de datos.</w:t>
@@ -1505,8 +1507,7 @@
     <w:p>
       <w:pPr>
         <w:pStyle w:val="Ttulo2"/>
-        <w:keepNext/>
-        <w:spacing w:before="0" w:after="100" w:line="276" w:lineRule="auto"/>
+        <w:spacing w:before="0" w:after="100"/>
       </w:pPr>
       <w:r>
         <w:t>2.2 Funciones del producto</w:t>
@@ -1514,7 +1515,7 @@
     </w:p>
     <w:p>
       <w:pPr>
-        <w:spacing w:before="0" w:after="60" w:line="276" w:lineRule="auto"/>
+        <w:spacing w:after="60"/>
       </w:pPr>
       <w:r>
         <w:t>•  Navegación entre páginas.</w:t>
@@ -1522,7 +1523,7 @@
     </w:p>
     <w:p>
       <w:pPr>
-        <w:spacing w:before="0" w:after="60" w:line="276" w:lineRule="auto"/>
+        <w:spacing w:after="60"/>
       </w:pPr>
       <w:r>
         <w:t>•  Catálogo con los 16 productos definidos en el caso.</w:t>
@@ -1530,7 +1531,7 @@
     </w:p>
     <w:p>
       <w:pPr>
-        <w:spacing w:before="0" w:after="60" w:line="276" w:lineRule="auto"/>
+        <w:spacing w:after="60"/>
       </w:pPr>
       <w:r>
         <w:t>•  Búsqueda y filtros por categorías.</w:t>
@@ -1538,7 +1539,7 @@
     </w:p>
     <w:p>
       <w:pPr>
-        <w:spacing w:before="0" w:after="60" w:line="276" w:lineRule="auto"/>
+        <w:spacing w:after="60"/>
       </w:pPr>
       <w:r>
         <w:t>•  Detalle y personalización de productos.</w:t>
@@ -1546,7 +1547,7 @@
     </w:p>
     <w:p>
       <w:pPr>
-        <w:spacing w:before="0" w:after="60" w:line="276" w:lineRule="auto"/>
+        <w:spacing w:after="60"/>
       </w:pPr>
       <w:r>
         <w:t>•  Carrito de compras con persistencia local.</w:t>
@@ -1554,7 +1555,7 @@
     </w:p>
     <w:p>
       <w:pPr>
-        <w:spacing w:before="0" w:after="60" w:line="276" w:lineRule="auto"/>
+        <w:spacing w:after="60"/>
       </w:pPr>
       <w:r>
         <w:t>•  Registro e inicio de sesión simulado.</w:t>
@@ -1562,7 +1563,7 @@
     </w:p>
     <w:p>
       <w:pPr>
-        <w:spacing w:before="0" w:after="60" w:line="276" w:lineRule="auto"/>
+        <w:spacing w:after="60"/>
       </w:pPr>
       <w:r>
         <w:t>•  Aplicación de beneficios y descuentos.</w:t>
@@ -1570,7 +1571,7 @@
     </w:p>
     <w:p>
       <w:pPr>
-        <w:spacing w:before="0" w:after="60" w:line="276" w:lineRule="auto"/>
+        <w:spacing w:after="60"/>
       </w:pPr>
       <w:r>
         <w:t>•  Formulario de contacto.</w:t>
@@ -1578,7 +1579,7 @@
     </w:p>
     <w:p>
       <w:pPr>
-        <w:spacing w:before="0" w:after="60" w:line="276" w:lineRule="auto"/>
+        <w:spacing w:after="60"/>
       </w:pPr>
       <w:r>
         <w:t>•  Secciones Nosotros y blogs.</w:t>
@@ -1586,23 +1587,23 @@
     </w:p>
     <w:p>
       <w:pPr>
-        <w:spacing w:before="0" w:after="60" w:line="276" w:lineRule="auto"/>
-      </w:pPr>
-      <w:r>
-        <w:t>•  Administración de productos.</w:t>
-      </w:r>
-    </w:p>
-    <w:p>
-      <w:pPr>
-        <w:spacing w:before="0" w:after="60" w:line="276" w:lineRule="auto"/>
-      </w:pPr>
-      <w:r>
-        <w:t>•  Administración de usuarios.</w:t>
-      </w:r>
-    </w:p>
-    <w:p>
-      <w:pPr>
-        <w:spacing w:before="0" w:after="60" w:line="276" w:lineRule="auto"/>
+        <w:spacing w:after="60"/>
+      </w:pPr>
+      <w:r>
+        <w:t>Panel administrativo con Home, menú visible y administración de productos según el perfil.</w:t>
+      </w:r>
+    </w:p>
+    <w:p>
+      <w:pPr>
+        <w:spacing w:after="60"/>
+      </w:pPr>
+      <w:r>
+        <w:t>Administración de usuarios por el Administrador.</w:t>
+      </w:r>
+    </w:p>
+    <w:p>
+      <w:pPr>
+        <w:spacing w:after="60"/>
       </w:pPr>
       <w:r>
         <w:t>•  Validaciones mediante JavaScript.</w:t>
@@ -1611,8 +1612,7 @@
     <w:p>
       <w:pPr>
         <w:pStyle w:val="Ttulo2"/>
-        <w:keepNext/>
-        <w:spacing w:before="0" w:after="100" w:line="276" w:lineRule="auto"/>
+        <w:spacing w:before="0" w:after="100"/>
       </w:pPr>
       <w:r>
         <w:t>2.3 Características de los usuarios</w:t>
@@ -1623,13 +1623,14 @@
         <w:tblStyle w:val="Tablaconcuadrcula"/>
         <w:tblW w:w="0" w:type="auto"/>
         <w:tblBorders>
-          <w:top w:val="single" w:sz="4" w:color="808080"/>
-          <w:left w:val="single" w:sz="4" w:color="808080"/>
-          <w:bottom w:val="single" w:sz="4" w:color="808080"/>
-          <w:right w:val="single" w:sz="4" w:color="808080"/>
-          <w:insideH w:val="single" w:sz="4" w:color="808080"/>
-          <w:insideV w:val="single" w:sz="4" w:color="808080"/>
+          <w:top w:val="single" w:sz="4" w:space="0" w:color="808080"/>
+          <w:left w:val="single" w:sz="4" w:space="0" w:color="808080"/>
+          <w:bottom w:val="single" w:sz="4" w:space="0" w:color="808080"/>
+          <w:right w:val="single" w:sz="4" w:space="0" w:color="808080"/>
+          <w:insideH w:val="single" w:sz="4" w:space="0" w:color="808080"/>
+          <w:insideV w:val="single" w:sz="4" w:space="0" w:color="808080"/>
         </w:tblBorders>
+        <w:tblLook w:val="04A0" w:firstRow="1" w:lastRow="0" w:firstColumn="1" w:lastColumn="0" w:noHBand="0" w:noVBand="1"/>
       </w:tblPr>
       <w:tblGrid>
         <w:gridCol w:w="1900"/>
@@ -1642,12 +1643,12 @@
         <w:tc>
           <w:tcPr>
             <w:tcW w:w="1900" w:type="dxa"/>
-            <w:shd w:fill="D9EAF7"/>
-          </w:tcPr>
-          <w:p>
-            <w:pPr>
-              <w:spacing w:before="0" w:after="30" w:line="276" w:lineRule="auto"/>
-              <w:keepNext/>
+            <w:shd w:val="clear" w:color="auto" w:fill="D9EAF7"/>
+          </w:tcPr>
+          <w:p>
+            <w:pPr>
+              <w:keepNext/>
+              <w:spacing w:after="30" w:line="276" w:lineRule="auto"/>
             </w:pPr>
             <w:r>
               <w:rPr>
@@ -1662,12 +1663,12 @@
         <w:tc>
           <w:tcPr>
             <w:tcW w:w="7000" w:type="dxa"/>
-            <w:shd w:fill="D9EAF7"/>
-          </w:tcPr>
-          <w:p>
-            <w:pPr>
-              <w:spacing w:before="0" w:after="30" w:line="276" w:lineRule="auto"/>
-              <w:keepNext/>
+            <w:shd w:val="clear" w:color="auto" w:fill="D9EAF7"/>
+          </w:tcPr>
+          <w:p>
+            <w:pPr>
+              <w:keepNext/>
+              <w:spacing w:after="30" w:line="276" w:lineRule="auto"/>
             </w:pPr>
             <w:r>
               <w:rPr>
@@ -1690,8 +1691,8 @@
           </w:tcPr>
           <w:p>
             <w:pPr>
-              <w:spacing w:before="0" w:after="30" w:line="276" w:lineRule="auto"/>
-              <w:keepNext/>
+              <w:keepNext/>
+              <w:spacing w:after="30" w:line="276" w:lineRule="auto"/>
             </w:pPr>
             <w:r>
               <w:rPr>
@@ -1708,8 +1709,8 @@
           </w:tcPr>
           <w:p>
             <w:pPr>
-              <w:spacing w:before="0" w:after="30" w:line="276" w:lineRule="auto"/>
-              <w:keepNext/>
+              <w:keepNext/>
+              <w:spacing w:after="30" w:line="276" w:lineRule="auto"/>
             </w:pPr>
             <w:r>
               <w:rPr>
@@ -1731,8 +1732,8 @@
           </w:tcPr>
           <w:p>
             <w:pPr>
-              <w:spacing w:before="0" w:after="30" w:line="276" w:lineRule="auto"/>
-              <w:keepNext/>
+              <w:keepNext/>
+              <w:spacing w:after="30" w:line="276" w:lineRule="auto"/>
             </w:pPr>
             <w:r>
               <w:rPr>
@@ -1749,8 +1750,8 @@
           </w:tcPr>
           <w:p>
             <w:pPr>
-              <w:spacing w:before="0" w:after="30" w:line="276" w:lineRule="auto"/>
-              <w:keepNext/>
+              <w:keepNext/>
+              <w:spacing w:after="30" w:line="276" w:lineRule="auto"/>
             </w:pPr>
             <w:r>
               <w:rPr>
@@ -1772,8 +1773,8 @@
           </w:tcPr>
           <w:p>
             <w:pPr>
-              <w:spacing w:before="0" w:after="30" w:line="276" w:lineRule="auto"/>
-              <w:keepNext/>
+              <w:keepNext/>
+              <w:spacing w:after="30" w:line="276" w:lineRule="auto"/>
             </w:pPr>
             <w:r>
               <w:rPr>
@@ -1790,15 +1791,15 @@
           </w:tcPr>
           <w:p>
             <w:pPr>
-              <w:spacing w:before="0" w:after="30" w:line="276" w:lineRule="auto"/>
-              <w:keepNext/>
-            </w:pPr>
-            <w:r>
-              <w:rPr>
-                <w:sz w:val="20"/>
-                <w:szCs w:val="20"/>
-              </w:rPr>
-              <w:t>Accede de manera simulada a la administración de productos para listarlos, consultarlos y mantenerlos.</w:t>
+              <w:keepNext/>
+              <w:spacing w:after="30" w:line="276" w:lineRule="auto"/>
+            </w:pPr>
+            <w:r>
+              <w:rPr>
+                <w:sz w:val="20"/>
+                <w:szCs w:val="20"/>
+              </w:rPr>
+              <w:t>Accede de manera simulada al panel administrativo para visualizar la lista y el detalle de productos. No puede crear, editar ni eliminar productos o usuarios.</w:t>
             </w:r>
           </w:p>
         </w:tc>
@@ -1813,7 +1814,7 @@
           </w:tcPr>
           <w:p>
             <w:pPr>
-              <w:spacing w:before="0" w:after="30" w:line="276" w:lineRule="auto"/>
+              <w:spacing w:after="30" w:line="276" w:lineRule="auto"/>
             </w:pPr>
             <w:r>
               <w:rPr>
@@ -1830,7 +1831,7 @@
           </w:tcPr>
           <w:p>
             <w:pPr>
-              <w:spacing w:before="0" w:after="30" w:line="276" w:lineRule="auto"/>
+              <w:spacing w:after="30" w:line="276" w:lineRule="auto"/>
             </w:pPr>
             <w:r>
               <w:rPr>
@@ -1845,7 +1846,7 @@
     </w:tbl>
     <w:p>
       <w:pPr>
-        <w:spacing w:before="0" w:after="120" w:line="276" w:lineRule="auto"/>
+        <w:spacing w:after="120"/>
       </w:pPr>
       <w:r>
         <w:t>Todos los perfiles requieren únicamente conocimientos básicos de navegación web.</w:t>
@@ -1854,16 +1855,35 @@
     <w:p>
       <w:pPr>
         <w:pStyle w:val="Ttulo2"/>
-        <w:keepNext/>
-        <w:spacing w:before="0" w:after="100" w:line="276" w:lineRule="auto"/>
-      </w:pPr>
-      <w:r>
+        <w:spacing w:before="0" w:after="100"/>
+      </w:pPr>
+    </w:p>
+    <w:p>
+      <w:pPr>
+        <w:pStyle w:val="Ttulo2"/>
+        <w:spacing w:before="0" w:after="100"/>
+      </w:pPr>
+    </w:p>
+    <w:p>
+      <w:pPr>
+        <w:pStyle w:val="Ttulo2"/>
+        <w:spacing w:before="0" w:after="100"/>
+      </w:pPr>
+    </w:p>
+    <w:p/>
+    <w:p>
+      <w:pPr>
+        <w:pStyle w:val="Ttulo2"/>
+        <w:spacing w:before="0" w:after="100"/>
+      </w:pPr>
+      <w:r>
+        <w:lastRenderedPageBreak/>
         <w:t>2.4 Restricciones</w:t>
       </w:r>
     </w:p>
     <w:p>
       <w:pPr>
-        <w:spacing w:before="0" w:after="60" w:line="276" w:lineRule="auto"/>
+        <w:spacing w:after="60"/>
       </w:pPr>
       <w:r>
         <w:t>•  Uso de HTML5, CSS3 y JavaScript.</w:t>
@@ -1871,7 +1891,7 @@
     </w:p>
     <w:p>
       <w:pPr>
-        <w:spacing w:before="0" w:after="60" w:line="276" w:lineRule="auto"/>
+        <w:spacing w:after="60"/>
       </w:pPr>
       <w:r>
         <w:t>•  Uso de hojas CSS externas.</w:t>
@@ -1879,7 +1899,7 @@
     </w:p>
     <w:p>
       <w:pPr>
-        <w:spacing w:before="0" w:after="60" w:line="276" w:lineRule="auto"/>
+        <w:spacing w:after="60"/>
       </w:pPr>
       <w:r>
         <w:t>•  No se utilizarán frameworks.</w:t>
@@ -1887,7 +1907,7 @@
     </w:p>
     <w:p>
       <w:pPr>
-        <w:spacing w:before="0" w:after="60" w:line="276" w:lineRule="auto"/>
+        <w:spacing w:after="60"/>
       </w:pPr>
       <w:r>
         <w:t>•  No se implementará backend ni base de datos.</w:t>
@@ -1895,7 +1915,7 @@
     </w:p>
     <w:p>
       <w:pPr>
-        <w:spacing w:before="0" w:after="60" w:line="276" w:lineRule="auto"/>
+        <w:spacing w:after="60"/>
       </w:pPr>
       <w:r>
         <w:t>•  Uso de localStorage para persistencia local.</w:t>
@@ -1903,7 +1923,7 @@
     </w:p>
     <w:p>
       <w:pPr>
-        <w:spacing w:before="0" w:after="60" w:line="276" w:lineRule="auto"/>
+        <w:spacing w:after="60"/>
       </w:pPr>
       <w:r>
         <w:t>•  El proyecto deberá mantenerse en un repositorio público de GitHub.</w:t>
@@ -1911,7 +1931,7 @@
     </w:p>
     <w:p>
       <w:pPr>
-        <w:spacing w:before="0" w:after="60" w:line="276" w:lineRule="auto"/>
+        <w:spacing w:after="60"/>
       </w:pPr>
       <w:r>
         <w:t>•  Compatibilidad con navegadores web actuales.</w:t>
@@ -1919,7 +1939,7 @@
     </w:p>
     <w:p>
       <w:pPr>
-        <w:spacing w:before="0" w:after="60" w:line="276" w:lineRule="auto"/>
+        <w:spacing w:after="60"/>
       </w:pPr>
       <w:r>
         <w:t>•  Desarrollo individual.</w:t>
@@ -1927,7 +1947,7 @@
     </w:p>
     <w:p>
       <w:pPr>
-        <w:spacing w:before="0" w:after="60" w:line="276" w:lineRule="auto"/>
+        <w:spacing w:after="60"/>
       </w:pPr>
       <w:r>
         <w:t>•  Alcance limitado a la Evaluación Parcial N.º 1.</w:t>
@@ -1936,8 +1956,7 @@
     <w:p>
       <w:pPr>
         <w:pStyle w:val="Ttulo2"/>
-        <w:keepNext/>
-        <w:spacing w:before="0" w:after="100" w:line="276" w:lineRule="auto"/>
+        <w:spacing w:before="0" w:after="100"/>
       </w:pPr>
       <w:r>
         <w:t>2.5 Suposiciones y dependencias</w:t>
@@ -1945,7 +1964,7 @@
     </w:p>
     <w:p>
       <w:pPr>
-        <w:spacing w:before="0" w:after="60" w:line="276" w:lineRule="auto"/>
+        <w:spacing w:after="60"/>
       </w:pPr>
       <w:r>
         <w:t>•  JavaScript estará habilitado en el navegador.</w:t>
@@ -1953,7 +1972,7 @@
     </w:p>
     <w:p>
       <w:pPr>
-        <w:spacing w:before="0" w:after="60" w:line="276" w:lineRule="auto"/>
+        <w:spacing w:after="60"/>
       </w:pPr>
       <w:r>
         <w:t>•  localStorage estará disponible y permitido.</w:t>
@@ -1961,7 +1980,7 @@
     </w:p>
     <w:p>
       <w:pPr>
-        <w:spacing w:before="0" w:after="60" w:line="276" w:lineRule="auto"/>
+        <w:spacing w:after="60"/>
       </w:pPr>
       <w:r>
         <w:t>•  Los datos utilizados serán demostrativos.</w:t>
@@ -1969,7 +1988,7 @@
     </w:p>
     <w:p>
       <w:pPr>
-        <w:spacing w:before="0" w:after="60" w:line="276" w:lineRule="auto"/>
+        <w:spacing w:after="60"/>
       </w:pPr>
       <w:r>
         <w:t>•  Las fuentes y el video embebido pueden requerir conexión a internet.</w:t>
@@ -1977,7 +1996,7 @@
     </w:p>
     <w:p>
       <w:pPr>
-        <w:spacing w:before="0" w:after="60" w:line="276" w:lineRule="auto"/>
+        <w:spacing w:after="60"/>
       </w:pPr>
       <w:r>
         <w:t>•  El comportamiento se ejecutará en el navegador.</w:t>
@@ -1985,7 +2004,7 @@
     </w:p>
     <w:p>
       <w:pPr>
-        <w:spacing w:before="0" w:after="60" w:line="276" w:lineRule="auto"/>
+        <w:spacing w:after="60"/>
       </w:pPr>
       <w:r>
         <w:t>•  El usuario utilizará un navegador actualizado.</w:t>
@@ -1994,8 +2013,7 @@
     <w:p>
       <w:pPr>
         <w:pStyle w:val="Ttulo2"/>
-        <w:keepNext/>
-        <w:spacing w:before="0" w:after="100" w:line="276" w:lineRule="auto"/>
+        <w:spacing w:before="0" w:after="100"/>
       </w:pPr>
       <w:r>
         <w:t>2.6 Requisitos futuros</w:t>
@@ -2003,7 +2021,7 @@
     </w:p>
     <w:p>
       <w:pPr>
-        <w:spacing w:before="0" w:after="120" w:line="276" w:lineRule="auto"/>
+        <w:spacing w:after="120"/>
       </w:pPr>
       <w:r>
         <w:t>Los siguientes elementos quedan fuera de la versión actual y podrán abordarse en versiones posteriores:</w:t>
@@ -2011,7 +2029,7 @@
     </w:p>
     <w:p>
       <w:pPr>
-        <w:spacing w:before="0" w:after="60" w:line="276" w:lineRule="auto"/>
+        <w:spacing w:after="60"/>
       </w:pPr>
       <w:r>
         <w:t>•  Backend.</w:t>
@@ -2019,7 +2037,7 @@
     </w:p>
     <w:p>
       <w:pPr>
-        <w:spacing w:before="0" w:after="60" w:line="276" w:lineRule="auto"/>
+        <w:spacing w:after="60"/>
       </w:pPr>
       <w:r>
         <w:t>•  Base de datos.</w:t>
@@ -2027,7 +2045,7 @@
     </w:p>
     <w:p>
       <w:pPr>
-        <w:spacing w:before="0" w:after="60" w:line="276" w:lineRule="auto"/>
+        <w:spacing w:after="60"/>
       </w:pPr>
       <w:r>
         <w:t>•  Autenticación y permisos reales.</w:t>
@@ -2035,7 +2053,7 @@
     </w:p>
     <w:p>
       <w:pPr>
-        <w:spacing w:before="0" w:after="60" w:line="276" w:lineRule="auto"/>
+        <w:spacing w:after="60"/>
       </w:pPr>
       <w:r>
         <w:t>•  Pagos online.</w:t>
@@ -2043,7 +2061,7 @@
     </w:p>
     <w:p>
       <w:pPr>
-        <w:spacing w:before="0" w:after="60" w:line="276" w:lineRule="auto"/>
+        <w:spacing w:after="60"/>
       </w:pPr>
       <w:r>
         <w:t>•  Generación de boletas.</w:t>
@@ -2051,7 +2069,7 @@
     </w:p>
     <w:p>
       <w:pPr>
-        <w:spacing w:before="0" w:after="60" w:line="276" w:lineRule="auto"/>
+        <w:spacing w:after="60"/>
       </w:pPr>
       <w:r>
         <w:t>•  Gestión y seguimiento de pedidos.</w:t>
@@ -2059,7 +2077,7 @@
     </w:p>
     <w:p>
       <w:pPr>
-        <w:spacing w:before="0" w:after="60" w:line="276" w:lineRule="auto"/>
+        <w:spacing w:after="60"/>
       </w:pPr>
       <w:r>
         <w:t>•  Seguimiento de envíos.</w:t>
@@ -2067,7 +2085,7 @@
     </w:p>
     <w:p>
       <w:pPr>
-        <w:spacing w:before="0" w:after="60" w:line="276" w:lineRule="auto"/>
+        <w:spacing w:after="60"/>
       </w:pPr>
       <w:r>
         <w:t>•  Notificaciones.</w:t>
@@ -2075,7 +2093,7 @@
     </w:p>
     <w:p>
       <w:pPr>
-        <w:spacing w:before="0" w:after="60" w:line="276" w:lineRule="auto"/>
+        <w:spacing w:after="60"/>
       </w:pPr>
       <w:r>
         <w:t>•  Recomendaciones basadas en compras.</w:t>
@@ -2083,7 +2101,7 @@
     </w:p>
     <w:p>
       <w:pPr>
-        <w:spacing w:before="0" w:after="60" w:line="276" w:lineRule="auto"/>
+        <w:spacing w:after="60"/>
       </w:pPr>
       <w:r>
         <w:t>•  Integración real con redes sociales.</w:t>
@@ -2093,134 +2111,128 @@
       <w:pPr>
         <w:pStyle w:val="Ttulo1"/>
         <w:pageBreakBefore/>
+        <w:spacing w:before="0" w:after="100"/>
+      </w:pPr>
+      <w:r>
+        <w:lastRenderedPageBreak/>
+        <w:t>3. Requisitos específicos</w:t>
+      </w:r>
+    </w:p>
+    <w:p>
+      <w:pPr>
+        <w:spacing w:after="120"/>
+      </w:pPr>
+      <w:r>
+        <w:t>Esta sección especifica las interfaces y requisitos verificables de la primera versión frontend.</w:t>
+      </w:r>
+    </w:p>
+    <w:p>
+      <w:pPr>
+        <w:pStyle w:val="Ttulo2"/>
+        <w:spacing w:before="0" w:after="100"/>
+      </w:pPr>
+      <w:r>
+        <w:t>3.1 Requisitos comunes de las interfaces</w:t>
+      </w:r>
+    </w:p>
+    <w:p>
+      <w:pPr>
+        <w:pStyle w:val="Ttulo3"/>
+        <w:spacing w:before="0" w:after="100" w:line="276" w:lineRule="auto"/>
+      </w:pPr>
+      <w:r>
+        <w:t>3.1.1 Interfaces de usuario</w:t>
+      </w:r>
+    </w:p>
+    <w:p>
+      <w:pPr>
+        <w:spacing w:after="120"/>
+      </w:pPr>
+      <w:r>
+        <w:t>La interfaz será responsiva y tendrá navegación clara, menú principal, pie de página, formularios y panel administrativo. Mantendrá una presentación coherente con fondo crema pastel #FFF5E1, rosa suave #FFC0CB, chocolate #8B4513 y texto principal marrón oscuro #5D4037. Utilizará Lato para los textos y Pacifico para los títulos.</w:t>
+      </w:r>
+    </w:p>
+    <w:p>
+      <w:pPr>
+        <w:pStyle w:val="Ttulo3"/>
+        <w:spacing w:before="0" w:after="100" w:line="276" w:lineRule="auto"/>
+      </w:pPr>
+      <w:r>
+        <w:t>3.1.2 Interfaces de hardware</w:t>
+      </w:r>
+    </w:p>
+    <w:p>
+      <w:pPr>
+        <w:spacing w:after="120"/>
+      </w:pPr>
+      <w:r>
+        <w:t>El sistema no requiere hardware especial. Podrá utilizarse desde computadores, tablets y teléfonos que dispongan de un navegador web actual.</w:t>
+      </w:r>
+    </w:p>
+    <w:p>
+      <w:pPr>
+        <w:pStyle w:val="Ttulo3"/>
+        <w:spacing w:before="0" w:after="100" w:line="276" w:lineRule="auto"/>
+      </w:pPr>
+      <w:r>
+        <w:t>3.1.3 Interfaces de software</w:t>
+      </w:r>
+    </w:p>
+    <w:p>
+      <w:pPr>
+        <w:spacing w:after="120"/>
+      </w:pPr>
+      <w:r>
+        <w:t>La solución utilizará un navegador web, localStorage y archivos HTML, CSS y JavaScript. No tendrá integración con bases de datos ni APIs en esta versión.</w:t>
+      </w:r>
+    </w:p>
+    <w:p>
+      <w:pPr>
+        <w:pStyle w:val="Ttulo3"/>
+        <w:spacing w:before="0" w:after="100" w:line="276" w:lineRule="auto"/>
+      </w:pPr>
+      <w:r>
+        <w:t>3.1.4 Interfaces de comunicación</w:t>
+      </w:r>
+    </w:p>
+    <w:p>
+      <w:pPr>
+        <w:spacing w:after="120"/>
+      </w:pPr>
+      <w:r>
+        <w:t>No existirá comunicación con un backend. Solo podrán realizarse conexiones externas para cargar Google Fonts, visualizar un video embebido y acceder al repositorio GitHub.</w:t>
+      </w:r>
+    </w:p>
+    <w:p>
+      <w:pPr>
+        <w:pStyle w:val="Ttulo2"/>
+        <w:spacing w:before="0" w:after="100"/>
+      </w:pPr>
+      <w:r>
+        <w:t>3.2 Requisitos funcionales</w:t>
+      </w:r>
+    </w:p>
+    <w:p>
+      <w:pPr>
+        <w:spacing w:after="120"/>
+      </w:pPr>
+      <w:r>
+        <w:t>Esta sección presenta los trece requisitos funcionales del proyecto: R.1 a R.12 y R.14. Los requisitos R.13 y R.15 se presentan en la sección 3.3 por corresponder a requisitos no funcionales.</w:t>
+      </w:r>
+    </w:p>
+    <w:p>
+      <w:pPr>
         <w:keepNext/>
-        <w:spacing w:before="0" w:after="100" w:line="276" w:lineRule="auto"/>
-      </w:pPr>
-      <w:r>
-        <w:t>3. Requisitos específicos</w:t>
-      </w:r>
-    </w:p>
-    <w:p>
-      <w:pPr>
-        <w:spacing w:before="0" w:after="120" w:line="276" w:lineRule="auto"/>
-      </w:pPr>
-      <w:r>
-        <w:t>Esta sección especifica las interfaces y requisitos verificables de la primera versión frontend.</w:t>
-      </w:r>
-    </w:p>
-    <w:p>
-      <w:pPr>
-        <w:pStyle w:val="Ttulo2"/>
-        <w:keepNext/>
-        <w:spacing w:before="0" w:after="100" w:line="276" w:lineRule="auto"/>
-      </w:pPr>
-      <w:r>
-        <w:t>3.1 Requisitos comunes de las interfaces</w:t>
-      </w:r>
-    </w:p>
-    <w:p>
-      <w:pPr>
-        <w:pStyle w:val="Ttulo3"/>
-        <w:keepNext/>
-        <w:spacing w:before="0" w:after="100" w:line="276" w:lineRule="auto"/>
-      </w:pPr>
-      <w:r>
-        <w:t>3.1.1 Interfaces de usuario</w:t>
-      </w:r>
-    </w:p>
-    <w:p>
-      <w:pPr>
-        <w:spacing w:before="0" w:after="120" w:line="276" w:lineRule="auto"/>
-      </w:pPr>
-      <w:r>
-        <w:t>La interfaz será responsiva y tendrá navegación clara, menú principal, pie de página, formularios y panel administrativo. Mantendrá una presentación coherente con fondo crema pastel #FFF5E1, rosa suave #FFC0CB, chocolate #8B4513 y texto principal marrón oscuro #5D4037. Utilizará Lato para los textos y Pacifico para los títulos.</w:t>
-      </w:r>
-    </w:p>
-    <w:p>
-      <w:pPr>
-        <w:pStyle w:val="Ttulo3"/>
-        <w:keepNext/>
-        <w:spacing w:before="0" w:after="100" w:line="276" w:lineRule="auto"/>
-      </w:pPr>
-      <w:r>
-        <w:t>3.1.2 Interfaces de hardware</w:t>
-      </w:r>
-    </w:p>
-    <w:p>
-      <w:pPr>
-        <w:spacing w:before="0" w:after="120" w:line="276" w:lineRule="auto"/>
-      </w:pPr>
-      <w:r>
-        <w:t>El sistema no requiere hardware especial. Podrá utilizarse desde computadores, tablets y teléfonos que dispongan de un navegador web actual.</w:t>
-      </w:r>
-    </w:p>
-    <w:p>
-      <w:pPr>
-        <w:pStyle w:val="Ttulo3"/>
-        <w:keepNext/>
-        <w:spacing w:before="0" w:after="100" w:line="276" w:lineRule="auto"/>
-      </w:pPr>
-      <w:r>
-        <w:t>3.1.3 Interfaces de software</w:t>
-      </w:r>
-    </w:p>
-    <w:p>
-      <w:pPr>
-        <w:spacing w:before="0" w:after="120" w:line="276" w:lineRule="auto"/>
-      </w:pPr>
-      <w:r>
-        <w:t>La solución utilizará un navegador web, localStorage y archivos HTML, CSS y JavaScript. No tendrá integración con bases de datos ni APIs en esta versión.</w:t>
-      </w:r>
-    </w:p>
-    <w:p>
-      <w:pPr>
-        <w:pStyle w:val="Ttulo3"/>
-        <w:keepNext/>
-        <w:spacing w:before="0" w:after="100" w:line="276" w:lineRule="auto"/>
-      </w:pPr>
-      <w:r>
-        <w:t>3.1.4 Interfaces de comunicación</w:t>
-      </w:r>
-    </w:p>
-    <w:p>
-      <w:pPr>
-        <w:spacing w:before="0" w:after="120" w:line="276" w:lineRule="auto"/>
-      </w:pPr>
-      <w:r>
-        <w:t>No existirá comunicación con un backend. Solo podrán realizarse conexiones externas para cargar Google Fonts, visualizar un video embebido y acceder al repositorio GitHub.</w:t>
-      </w:r>
-    </w:p>
-    <w:p>
-      <w:pPr>
-        <w:pStyle w:val="Ttulo2"/>
-        <w:keepNext/>
-        <w:spacing w:before="0" w:after="100" w:line="276" w:lineRule="auto"/>
-      </w:pPr>
-      <w:r>
-        <w:t>3.2 Requisitos funcionales</w:t>
-      </w:r>
-    </w:p>
-    <w:p>
-      <w:pPr>
-        <w:spacing w:before="0" w:after="120" w:line="276" w:lineRule="auto"/>
-      </w:pPr>
-      <w:r>
-        <w:t>Se presentan los quince requisitos definidos en la planilla del proyecto. La denominación de esta sección sigue la plantilla; las fichas R.13 y R.15 conservan su tipo no funcional exactamente como aparece en la planilla.</w:t>
-      </w:r>
-    </w:p>
-    <w:p>
-      <w:pPr>
-        <w:keepNext/>
-        <w:spacing w:before="160" w:after="60" w:line="276" w:lineRule="auto"/>
+        <w:spacing w:before="160" w:after="60"/>
       </w:pPr>
       <w:r>
         <w:rPr>
           <w:b/>
+          <w:color w:val="365F91"/>
           <w:sz w:val="23"/>
           <w:szCs w:val="23"/>
-          <w:color w:val="365F91"/>
         </w:rPr>
-        <w:t>R.1 – Navegar por el sitio web</w:t>
+        <w:t>R.1 – Navegar por la tienda y el panel administrativo</w:t>
       </w:r>
     </w:p>
     <w:tbl>
@@ -2228,13 +2240,14 @@
         <w:tblStyle w:val="Tablaconcuadrcula"/>
         <w:tblW w:w="0" w:type="auto"/>
         <w:tblBorders>
-          <w:top w:val="single" w:sz="4" w:color="808080"/>
-          <w:left w:val="single" w:sz="4" w:color="808080"/>
-          <w:bottom w:val="single" w:sz="4" w:color="808080"/>
-          <w:right w:val="single" w:sz="4" w:color="808080"/>
-          <w:insideH w:val="single" w:sz="4" w:color="808080"/>
-          <w:insideV w:val="single" w:sz="4" w:color="808080"/>
+          <w:top w:val="single" w:sz="4" w:space="0" w:color="808080"/>
+          <w:left w:val="single" w:sz="4" w:space="0" w:color="808080"/>
+          <w:bottom w:val="single" w:sz="4" w:space="0" w:color="808080"/>
+          <w:right w:val="single" w:sz="4" w:space="0" w:color="808080"/>
+          <w:insideH w:val="single" w:sz="4" w:space="0" w:color="808080"/>
+          <w:insideV w:val="single" w:sz="4" w:space="0" w:color="808080"/>
         </w:tblBorders>
+        <w:tblLook w:val="04A0" w:firstRow="1" w:lastRow="0" w:firstColumn="1" w:lastColumn="0" w:noHBand="0" w:noVBand="1"/>
       </w:tblPr>
       <w:tblGrid>
         <w:gridCol w:w="2100"/>
@@ -2250,8 +2263,8 @@
           </w:tcPr>
           <w:p>
             <w:pPr>
-              <w:spacing w:before="0" w:after="30" w:line="276" w:lineRule="auto"/>
-              <w:keepNext/>
+              <w:keepNext/>
+              <w:spacing w:after="30" w:line="276" w:lineRule="auto"/>
             </w:pPr>
             <w:r>
               <w:rPr>
@@ -2268,8 +2281,8 @@
           </w:tcPr>
           <w:p>
             <w:pPr>
-              <w:spacing w:before="0" w:after="30" w:line="276" w:lineRule="auto"/>
-              <w:keepNext/>
+              <w:keepNext/>
+              <w:spacing w:after="30" w:line="276" w:lineRule="auto"/>
             </w:pPr>
             <w:r>
               <w:rPr>
@@ -2291,8 +2304,8 @@
           </w:tcPr>
           <w:p>
             <w:pPr>
-              <w:spacing w:before="0" w:after="30" w:line="276" w:lineRule="auto"/>
-              <w:keepNext/>
+              <w:keepNext/>
+              <w:spacing w:after="30" w:line="276" w:lineRule="auto"/>
             </w:pPr>
             <w:r>
               <w:rPr>
@@ -2309,15 +2322,15 @@
           </w:tcPr>
           <w:p>
             <w:pPr>
-              <w:spacing w:before="0" w:after="30" w:line="276" w:lineRule="auto"/>
-              <w:keepNext/>
-            </w:pPr>
-            <w:r>
-              <w:rPr>
-                <w:sz w:val="20"/>
-                <w:szCs w:val="20"/>
-              </w:rPr>
-              <w:t>Navegar por el sitio web</w:t>
+              <w:keepNext/>
+              <w:spacing w:after="30" w:line="276" w:lineRule="auto"/>
+            </w:pPr>
+            <w:r>
+              <w:rPr>
+                <w:sz w:val="20"/>
+                <w:szCs w:val="20"/>
+              </w:rPr>
+              <w:t>Navegar por la tienda y el panel administrativo</w:t>
             </w:r>
           </w:p>
         </w:tc>
@@ -2332,8 +2345,8 @@
           </w:tcPr>
           <w:p>
             <w:pPr>
-              <w:spacing w:before="0" w:after="30" w:line="276" w:lineRule="auto"/>
-              <w:keepNext/>
+              <w:keepNext/>
+              <w:spacing w:after="30" w:line="276" w:lineRule="auto"/>
             </w:pPr>
             <w:r>
               <w:rPr>
@@ -2350,8 +2363,8 @@
           </w:tcPr>
           <w:p>
             <w:pPr>
-              <w:spacing w:before="0" w:after="30" w:line="276" w:lineRule="auto"/>
-              <w:keepNext/>
+              <w:keepNext/>
+              <w:spacing w:after="30" w:line="276" w:lineRule="auto"/>
             </w:pPr>
             <w:r>
               <w:rPr>
@@ -2373,8 +2386,8 @@
           </w:tcPr>
           <w:p>
             <w:pPr>
-              <w:spacing w:before="0" w:after="30" w:line="276" w:lineRule="auto"/>
-              <w:keepNext/>
+              <w:keepNext/>
+              <w:spacing w:after="30" w:line="276" w:lineRule="auto"/>
             </w:pPr>
             <w:r>
               <w:rPr>
@@ -2391,8 +2404,8 @@
           </w:tcPr>
           <w:p>
             <w:pPr>
-              <w:spacing w:before="0" w:after="30" w:line="276" w:lineRule="auto"/>
-              <w:keepNext/>
+              <w:keepNext/>
+              <w:spacing w:after="30" w:line="276" w:lineRule="auto"/>
             </w:pPr>
             <w:r>
               <w:rPr>
@@ -2414,8 +2427,8 @@
           </w:tcPr>
           <w:p>
             <w:pPr>
-              <w:spacing w:before="0" w:after="30" w:line="276" w:lineRule="auto"/>
-              <w:keepNext/>
+              <w:keepNext/>
+              <w:spacing w:after="30" w:line="276" w:lineRule="auto"/>
             </w:pPr>
             <w:r>
               <w:rPr>
@@ -2432,15 +2445,15 @@
           </w:tcPr>
           <w:p>
             <w:pPr>
-              <w:spacing w:before="0" w:after="30" w:line="276" w:lineRule="auto"/>
-              <w:keepNext/>
-            </w:pPr>
-            <w:r>
-              <w:rPr>
-                <w:sz w:val="20"/>
-                <w:szCs w:val="20"/>
-              </w:rPr>
-              <w:t>Visitante y Cliente</w:t>
+              <w:keepNext/>
+              <w:spacing w:after="30" w:line="276" w:lineRule="auto"/>
+            </w:pPr>
+            <w:r>
+              <w:rPr>
+                <w:sz w:val="20"/>
+                <w:szCs w:val="20"/>
+              </w:rPr>
+              <w:t>Todos los usuarios</w:t>
             </w:r>
           </w:p>
         </w:tc>
@@ -2455,7 +2468,7 @@
           </w:tcPr>
           <w:p>
             <w:pPr>
-              <w:spacing w:before="0" w:after="30" w:line="276" w:lineRule="auto"/>
+              <w:spacing w:after="30" w:line="276" w:lineRule="auto"/>
             </w:pPr>
             <w:r>
               <w:rPr>
@@ -2472,14 +2485,14 @@
           </w:tcPr>
           <w:p>
             <w:pPr>
-              <w:spacing w:before="0" w:after="30" w:line="276" w:lineRule="auto"/>
-            </w:pPr>
-            <w:r>
-              <w:rPr>
-                <w:sz w:val="20"/>
-                <w:szCs w:val="20"/>
-              </w:rPr>
-              <w:t>El usuario debe poder navegar desde el menú principal hacia Inicio, Productos, Nosotros, Blogs, Contacto, Registro, Inicio de sesión y Carrito mediante hipervínculos funcionales.</w:t>
+              <w:spacing w:after="30" w:line="276" w:lineRule="auto"/>
+            </w:pPr>
+            <w:r>
+              <w:rPr>
+                <w:sz w:val="20"/>
+                <w:szCs w:val="20"/>
+              </w:rPr>
+              <w:t>El sistema debe permitir navegar mediante hipervínculos funcionales por Inicio, Productos, Nosotros, Blogs, Contacto, Registro, Inicio de sesión y Carrito. La tienda debe incluir logo, imágenes, botones y footer; el panel administrativo debe disponer de un Home y un menú visible según el perfil del usuario.</w:t>
             </w:r>
           </w:p>
         </w:tc>
@@ -2488,15 +2501,16 @@
     <w:p>
       <w:pPr>
         <w:keepNext/>
-        <w:spacing w:before="160" w:after="60" w:line="276" w:lineRule="auto"/>
+        <w:spacing w:before="160" w:after="60"/>
       </w:pPr>
       <w:r>
         <w:rPr>
           <w:b/>
+          <w:color w:val="365F91"/>
           <w:sz w:val="23"/>
           <w:szCs w:val="23"/>
-          <w:color w:val="365F91"/>
         </w:rPr>
+        <w:lastRenderedPageBreak/>
         <w:t>R.2 – Visualizar catálogo de productos</w:t>
       </w:r>
     </w:p>
@@ -2505,13 +2519,14 @@
         <w:tblStyle w:val="Tablaconcuadrcula"/>
         <w:tblW w:w="0" w:type="auto"/>
         <w:tblBorders>
-          <w:top w:val="single" w:sz="4" w:color="808080"/>
-          <w:left w:val="single" w:sz="4" w:color="808080"/>
-          <w:bottom w:val="single" w:sz="4" w:color="808080"/>
-          <w:right w:val="single" w:sz="4" w:color="808080"/>
-          <w:insideH w:val="single" w:sz="4" w:color="808080"/>
-          <w:insideV w:val="single" w:sz="4" w:color="808080"/>
+          <w:top w:val="single" w:sz="4" w:space="0" w:color="808080"/>
+          <w:left w:val="single" w:sz="4" w:space="0" w:color="808080"/>
+          <w:bottom w:val="single" w:sz="4" w:space="0" w:color="808080"/>
+          <w:right w:val="single" w:sz="4" w:space="0" w:color="808080"/>
+          <w:insideH w:val="single" w:sz="4" w:space="0" w:color="808080"/>
+          <w:insideV w:val="single" w:sz="4" w:space="0" w:color="808080"/>
         </w:tblBorders>
+        <w:tblLook w:val="04A0" w:firstRow="1" w:lastRow="0" w:firstColumn="1" w:lastColumn="0" w:noHBand="0" w:noVBand="1"/>
       </w:tblPr>
       <w:tblGrid>
         <w:gridCol w:w="2100"/>
@@ -2527,8 +2542,8 @@
           </w:tcPr>
           <w:p>
             <w:pPr>
-              <w:spacing w:before="0" w:after="30" w:line="276" w:lineRule="auto"/>
-              <w:keepNext/>
+              <w:keepNext/>
+              <w:spacing w:after="30" w:line="276" w:lineRule="auto"/>
             </w:pPr>
             <w:r>
               <w:rPr>
@@ -2545,8 +2560,8 @@
           </w:tcPr>
           <w:p>
             <w:pPr>
-              <w:spacing w:before="0" w:after="30" w:line="276" w:lineRule="auto"/>
-              <w:keepNext/>
+              <w:keepNext/>
+              <w:spacing w:after="30" w:line="276" w:lineRule="auto"/>
             </w:pPr>
             <w:r>
               <w:rPr>
@@ -2568,8 +2583,8 @@
           </w:tcPr>
           <w:p>
             <w:pPr>
-              <w:spacing w:before="0" w:after="30" w:line="276" w:lineRule="auto"/>
-              <w:keepNext/>
+              <w:keepNext/>
+              <w:spacing w:after="30" w:line="276" w:lineRule="auto"/>
             </w:pPr>
             <w:r>
               <w:rPr>
@@ -2586,8 +2601,8 @@
           </w:tcPr>
           <w:p>
             <w:pPr>
-              <w:spacing w:before="0" w:after="30" w:line="276" w:lineRule="auto"/>
-              <w:keepNext/>
+              <w:keepNext/>
+              <w:spacing w:after="30" w:line="276" w:lineRule="auto"/>
             </w:pPr>
             <w:r>
               <w:rPr>
@@ -2609,8 +2624,8 @@
           </w:tcPr>
           <w:p>
             <w:pPr>
-              <w:spacing w:before="0" w:after="30" w:line="276" w:lineRule="auto"/>
-              <w:keepNext/>
+              <w:keepNext/>
+              <w:spacing w:after="30" w:line="276" w:lineRule="auto"/>
             </w:pPr>
             <w:r>
               <w:rPr>
@@ -2627,8 +2642,8 @@
           </w:tcPr>
           <w:p>
             <w:pPr>
-              <w:spacing w:before="0" w:after="30" w:line="276" w:lineRule="auto"/>
-              <w:keepNext/>
+              <w:keepNext/>
+              <w:spacing w:after="30" w:line="276" w:lineRule="auto"/>
             </w:pPr>
             <w:r>
               <w:rPr>
@@ -2650,8 +2665,8 @@
           </w:tcPr>
           <w:p>
             <w:pPr>
-              <w:spacing w:before="0" w:after="30" w:line="276" w:lineRule="auto"/>
-              <w:keepNext/>
+              <w:keepNext/>
+              <w:spacing w:after="30" w:line="276" w:lineRule="auto"/>
             </w:pPr>
             <w:r>
               <w:rPr>
@@ -2668,8 +2683,8 @@
           </w:tcPr>
           <w:p>
             <w:pPr>
-              <w:spacing w:before="0" w:after="30" w:line="276" w:lineRule="auto"/>
-              <w:keepNext/>
+              <w:keepNext/>
+              <w:spacing w:after="30" w:line="276" w:lineRule="auto"/>
             </w:pPr>
             <w:r>
               <w:rPr>
@@ -2691,8 +2706,8 @@
           </w:tcPr>
           <w:p>
             <w:pPr>
-              <w:spacing w:before="0" w:after="30" w:line="276" w:lineRule="auto"/>
-              <w:keepNext/>
+              <w:keepNext/>
+              <w:spacing w:after="30" w:line="276" w:lineRule="auto"/>
             </w:pPr>
             <w:r>
               <w:rPr>
@@ -2709,8 +2724,8 @@
           </w:tcPr>
           <w:p>
             <w:pPr>
-              <w:spacing w:before="0" w:after="30" w:line="276" w:lineRule="auto"/>
-              <w:keepNext/>
+              <w:keepNext/>
+              <w:spacing w:after="30" w:line="276" w:lineRule="auto"/>
             </w:pPr>
             <w:r>
               <w:rPr>
@@ -2732,7 +2747,7 @@
           </w:tcPr>
           <w:p>
             <w:pPr>
-              <w:spacing w:before="0" w:after="30" w:line="276" w:lineRule="auto"/>
+              <w:spacing w:after="30" w:line="276" w:lineRule="auto"/>
             </w:pPr>
             <w:r>
               <w:rPr>
@@ -2749,7 +2764,7 @@
           </w:tcPr>
           <w:p>
             <w:pPr>
-              <w:spacing w:before="0" w:after="30" w:line="276" w:lineRule="auto"/>
+              <w:spacing w:after="30" w:line="276" w:lineRule="auto"/>
             </w:pPr>
             <w:r>
               <w:rPr>
@@ -2765,14 +2780,14 @@
     <w:p>
       <w:pPr>
         <w:keepNext/>
-        <w:spacing w:before="160" w:after="60" w:line="276" w:lineRule="auto"/>
+        <w:spacing w:before="160" w:after="60"/>
       </w:pPr>
       <w:r>
         <w:rPr>
           <w:b/>
+          <w:color w:val="365F91"/>
           <w:sz w:val="23"/>
           <w:szCs w:val="23"/>
-          <w:color w:val="365F91"/>
         </w:rPr>
         <w:t>R.3 – Buscar y filtrar productos</w:t>
       </w:r>
@@ -2782,13 +2797,14 @@
         <w:tblStyle w:val="Tablaconcuadrcula"/>
         <w:tblW w:w="0" w:type="auto"/>
         <w:tblBorders>
-          <w:top w:val="single" w:sz="4" w:color="808080"/>
-          <w:left w:val="single" w:sz="4" w:color="808080"/>
-          <w:bottom w:val="single" w:sz="4" w:color="808080"/>
-          <w:right w:val="single" w:sz="4" w:color="808080"/>
-          <w:insideH w:val="single" w:sz="4" w:color="808080"/>
-          <w:insideV w:val="single" w:sz="4" w:color="808080"/>
+          <w:top w:val="single" w:sz="4" w:space="0" w:color="808080"/>
+          <w:left w:val="single" w:sz="4" w:space="0" w:color="808080"/>
+          <w:bottom w:val="single" w:sz="4" w:space="0" w:color="808080"/>
+          <w:right w:val="single" w:sz="4" w:space="0" w:color="808080"/>
+          <w:insideH w:val="single" w:sz="4" w:space="0" w:color="808080"/>
+          <w:insideV w:val="single" w:sz="4" w:space="0" w:color="808080"/>
         </w:tblBorders>
+        <w:tblLook w:val="04A0" w:firstRow="1" w:lastRow="0" w:firstColumn="1" w:lastColumn="0" w:noHBand="0" w:noVBand="1"/>
       </w:tblPr>
       <w:tblGrid>
         <w:gridCol w:w="2100"/>
@@ -2804,8 +2820,8 @@
           </w:tcPr>
           <w:p>
             <w:pPr>
-              <w:spacing w:before="0" w:after="30" w:line="276" w:lineRule="auto"/>
-              <w:keepNext/>
+              <w:keepNext/>
+              <w:spacing w:after="30" w:line="276" w:lineRule="auto"/>
             </w:pPr>
             <w:r>
               <w:rPr>
@@ -2822,8 +2838,8 @@
           </w:tcPr>
           <w:p>
             <w:pPr>
-              <w:spacing w:before="0" w:after="30" w:line="276" w:lineRule="auto"/>
-              <w:keepNext/>
+              <w:keepNext/>
+              <w:spacing w:after="30" w:line="276" w:lineRule="auto"/>
             </w:pPr>
             <w:r>
               <w:rPr>
@@ -2845,8 +2861,8 @@
           </w:tcPr>
           <w:p>
             <w:pPr>
-              <w:spacing w:before="0" w:after="30" w:line="276" w:lineRule="auto"/>
-              <w:keepNext/>
+              <w:keepNext/>
+              <w:spacing w:after="30" w:line="276" w:lineRule="auto"/>
             </w:pPr>
             <w:r>
               <w:rPr>
@@ -2863,8 +2879,8 @@
           </w:tcPr>
           <w:p>
             <w:pPr>
-              <w:spacing w:before="0" w:after="30" w:line="276" w:lineRule="auto"/>
-              <w:keepNext/>
+              <w:keepNext/>
+              <w:spacing w:after="30" w:line="276" w:lineRule="auto"/>
             </w:pPr>
             <w:r>
               <w:rPr>
@@ -2886,8 +2902,8 @@
           </w:tcPr>
           <w:p>
             <w:pPr>
-              <w:spacing w:before="0" w:after="30" w:line="276" w:lineRule="auto"/>
-              <w:keepNext/>
+              <w:keepNext/>
+              <w:spacing w:after="30" w:line="276" w:lineRule="auto"/>
             </w:pPr>
             <w:r>
               <w:rPr>
@@ -2904,8 +2920,8 @@
           </w:tcPr>
           <w:p>
             <w:pPr>
-              <w:spacing w:before="0" w:after="30" w:line="276" w:lineRule="auto"/>
-              <w:keepNext/>
+              <w:keepNext/>
+              <w:spacing w:after="30" w:line="276" w:lineRule="auto"/>
             </w:pPr>
             <w:r>
               <w:rPr>
@@ -2927,8 +2943,8 @@
           </w:tcPr>
           <w:p>
             <w:pPr>
-              <w:spacing w:before="0" w:after="30" w:line="276" w:lineRule="auto"/>
-              <w:keepNext/>
+              <w:keepNext/>
+              <w:spacing w:after="30" w:line="276" w:lineRule="auto"/>
             </w:pPr>
             <w:r>
               <w:rPr>
@@ -2945,8 +2961,8 @@
           </w:tcPr>
           <w:p>
             <w:pPr>
-              <w:spacing w:before="0" w:after="30" w:line="276" w:lineRule="auto"/>
-              <w:keepNext/>
+              <w:keepNext/>
+              <w:spacing w:after="30" w:line="276" w:lineRule="auto"/>
             </w:pPr>
             <w:r>
               <w:rPr>
@@ -2968,8 +2984,8 @@
           </w:tcPr>
           <w:p>
             <w:pPr>
-              <w:spacing w:before="0" w:after="30" w:line="276" w:lineRule="auto"/>
-              <w:keepNext/>
+              <w:keepNext/>
+              <w:spacing w:after="30" w:line="276" w:lineRule="auto"/>
             </w:pPr>
             <w:r>
               <w:rPr>
@@ -2986,8 +3002,8 @@
           </w:tcPr>
           <w:p>
             <w:pPr>
-              <w:spacing w:before="0" w:after="30" w:line="276" w:lineRule="auto"/>
-              <w:keepNext/>
+              <w:keepNext/>
+              <w:spacing w:after="30" w:line="276" w:lineRule="auto"/>
             </w:pPr>
             <w:r>
               <w:rPr>
@@ -3009,7 +3025,7 @@
           </w:tcPr>
           <w:p>
             <w:pPr>
-              <w:spacing w:before="0" w:after="30" w:line="276" w:lineRule="auto"/>
+              <w:spacing w:after="30" w:line="276" w:lineRule="auto"/>
             </w:pPr>
             <w:r>
               <w:rPr>
@@ -3026,7 +3042,7 @@
           </w:tcPr>
           <w:p>
             <w:pPr>
-              <w:spacing w:before="0" w:after="30" w:line="276" w:lineRule="auto"/>
+              <w:spacing w:after="30" w:line="276" w:lineRule="auto"/>
             </w:pPr>
             <w:r>
               <w:rPr>
@@ -3042,14 +3058,14 @@
     <w:p>
       <w:pPr>
         <w:keepNext/>
-        <w:spacing w:before="160" w:after="60" w:line="276" w:lineRule="auto"/>
+        <w:spacing w:before="160" w:after="60"/>
       </w:pPr>
       <w:r>
         <w:rPr>
           <w:b/>
+          <w:color w:val="365F91"/>
           <w:sz w:val="23"/>
           <w:szCs w:val="23"/>
-          <w:color w:val="365F91"/>
         </w:rPr>
         <w:t>R.4 – Visualizar y personalizar un producto</w:t>
       </w:r>
@@ -3059,13 +3075,14 @@
         <w:tblStyle w:val="Tablaconcuadrcula"/>
         <w:tblW w:w="0" w:type="auto"/>
         <w:tblBorders>
-          <w:top w:val="single" w:sz="4" w:color="808080"/>
-          <w:left w:val="single" w:sz="4" w:color="808080"/>
-          <w:bottom w:val="single" w:sz="4" w:color="808080"/>
-          <w:right w:val="single" w:sz="4" w:color="808080"/>
-          <w:insideH w:val="single" w:sz="4" w:color="808080"/>
-          <w:insideV w:val="single" w:sz="4" w:color="808080"/>
+          <w:top w:val="single" w:sz="4" w:space="0" w:color="808080"/>
+          <w:left w:val="single" w:sz="4" w:space="0" w:color="808080"/>
+          <w:bottom w:val="single" w:sz="4" w:space="0" w:color="808080"/>
+          <w:right w:val="single" w:sz="4" w:space="0" w:color="808080"/>
+          <w:insideH w:val="single" w:sz="4" w:space="0" w:color="808080"/>
+          <w:insideV w:val="single" w:sz="4" w:space="0" w:color="808080"/>
         </w:tblBorders>
+        <w:tblLook w:val="04A0" w:firstRow="1" w:lastRow="0" w:firstColumn="1" w:lastColumn="0" w:noHBand="0" w:noVBand="1"/>
       </w:tblPr>
       <w:tblGrid>
         <w:gridCol w:w="2100"/>
@@ -3081,8 +3098,8 @@
           </w:tcPr>
           <w:p>
             <w:pPr>
-              <w:spacing w:before="0" w:after="30" w:line="276" w:lineRule="auto"/>
-              <w:keepNext/>
+              <w:keepNext/>
+              <w:spacing w:after="30" w:line="276" w:lineRule="auto"/>
             </w:pPr>
             <w:r>
               <w:rPr>
@@ -3099,8 +3116,8 @@
           </w:tcPr>
           <w:p>
             <w:pPr>
-              <w:spacing w:before="0" w:after="30" w:line="276" w:lineRule="auto"/>
-              <w:keepNext/>
+              <w:keepNext/>
+              <w:spacing w:after="30" w:line="276" w:lineRule="auto"/>
             </w:pPr>
             <w:r>
               <w:rPr>
@@ -3122,8 +3139,8 @@
           </w:tcPr>
           <w:p>
             <w:pPr>
-              <w:spacing w:before="0" w:after="30" w:line="276" w:lineRule="auto"/>
-              <w:keepNext/>
+              <w:keepNext/>
+              <w:spacing w:after="30" w:line="276" w:lineRule="auto"/>
             </w:pPr>
             <w:r>
               <w:rPr>
@@ -3140,8 +3157,8 @@
           </w:tcPr>
           <w:p>
             <w:pPr>
-              <w:spacing w:before="0" w:after="30" w:line="276" w:lineRule="auto"/>
-              <w:keepNext/>
+              <w:keepNext/>
+              <w:spacing w:after="30" w:line="276" w:lineRule="auto"/>
             </w:pPr>
             <w:r>
               <w:rPr>
@@ -3163,8 +3180,8 @@
           </w:tcPr>
           <w:p>
             <w:pPr>
-              <w:spacing w:before="0" w:after="30" w:line="276" w:lineRule="auto"/>
-              <w:keepNext/>
+              <w:keepNext/>
+              <w:spacing w:after="30" w:line="276" w:lineRule="auto"/>
             </w:pPr>
             <w:r>
               <w:rPr>
@@ -3181,8 +3198,8 @@
           </w:tcPr>
           <w:p>
             <w:pPr>
-              <w:spacing w:before="0" w:after="30" w:line="276" w:lineRule="auto"/>
-              <w:keepNext/>
+              <w:keepNext/>
+              <w:spacing w:after="30" w:line="276" w:lineRule="auto"/>
             </w:pPr>
             <w:r>
               <w:rPr>
@@ -3204,8 +3221,8 @@
           </w:tcPr>
           <w:p>
             <w:pPr>
-              <w:spacing w:before="0" w:after="30" w:line="276" w:lineRule="auto"/>
-              <w:keepNext/>
+              <w:keepNext/>
+              <w:spacing w:after="30" w:line="276" w:lineRule="auto"/>
             </w:pPr>
             <w:r>
               <w:rPr>
@@ -3222,8 +3239,8 @@
           </w:tcPr>
           <w:p>
             <w:pPr>
-              <w:spacing w:before="0" w:after="30" w:line="276" w:lineRule="auto"/>
-              <w:keepNext/>
+              <w:keepNext/>
+              <w:spacing w:after="30" w:line="276" w:lineRule="auto"/>
             </w:pPr>
             <w:r>
               <w:rPr>
@@ -3245,8 +3262,8 @@
           </w:tcPr>
           <w:p>
             <w:pPr>
-              <w:spacing w:before="0" w:after="30" w:line="276" w:lineRule="auto"/>
-              <w:keepNext/>
+              <w:keepNext/>
+              <w:spacing w:after="30" w:line="276" w:lineRule="auto"/>
             </w:pPr>
             <w:r>
               <w:rPr>
@@ -3263,8 +3280,8 @@
           </w:tcPr>
           <w:p>
             <w:pPr>
-              <w:spacing w:before="0" w:after="30" w:line="276" w:lineRule="auto"/>
-              <w:keepNext/>
+              <w:keepNext/>
+              <w:spacing w:after="30" w:line="276" w:lineRule="auto"/>
             </w:pPr>
             <w:r>
               <w:rPr>
@@ -3286,7 +3303,7 @@
           </w:tcPr>
           <w:p>
             <w:pPr>
-              <w:spacing w:before="0" w:after="30" w:line="276" w:lineRule="auto"/>
+              <w:spacing w:after="30" w:line="276" w:lineRule="auto"/>
             </w:pPr>
             <w:r>
               <w:rPr>
@@ -3303,7 +3320,7 @@
           </w:tcPr>
           <w:p>
             <w:pPr>
-              <w:spacing w:before="0" w:after="30" w:line="276" w:lineRule="auto"/>
+              <w:spacing w:after="30" w:line="276" w:lineRule="auto"/>
             </w:pPr>
             <w:r>
               <w:rPr>
@@ -3319,14 +3336,14 @@
     <w:p>
       <w:pPr>
         <w:keepNext/>
-        <w:spacing w:before="160" w:after="60" w:line="276" w:lineRule="auto"/>
+        <w:spacing w:before="160" w:after="60"/>
       </w:pPr>
       <w:r>
         <w:rPr>
           <w:b/>
+          <w:color w:val="365F91"/>
           <w:sz w:val="23"/>
           <w:szCs w:val="23"/>
-          <w:color w:val="365F91"/>
         </w:rPr>
         <w:t>R.5 – Gestionar carrito de compras</w:t>
       </w:r>
@@ -3336,13 +3353,14 @@
         <w:tblStyle w:val="Tablaconcuadrcula"/>
         <w:tblW w:w="0" w:type="auto"/>
         <w:tblBorders>
-          <w:top w:val="single" w:sz="4" w:color="808080"/>
-          <w:left w:val="single" w:sz="4" w:color="808080"/>
-          <w:bottom w:val="single" w:sz="4" w:color="808080"/>
-          <w:right w:val="single" w:sz="4" w:color="808080"/>
-          <w:insideH w:val="single" w:sz="4" w:color="808080"/>
-          <w:insideV w:val="single" w:sz="4" w:color="808080"/>
+          <w:top w:val="single" w:sz="4" w:space="0" w:color="808080"/>
+          <w:left w:val="single" w:sz="4" w:space="0" w:color="808080"/>
+          <w:bottom w:val="single" w:sz="4" w:space="0" w:color="808080"/>
+          <w:right w:val="single" w:sz="4" w:space="0" w:color="808080"/>
+          <w:insideH w:val="single" w:sz="4" w:space="0" w:color="808080"/>
+          <w:insideV w:val="single" w:sz="4" w:space="0" w:color="808080"/>
         </w:tblBorders>
+        <w:tblLook w:val="04A0" w:firstRow="1" w:lastRow="0" w:firstColumn="1" w:lastColumn="0" w:noHBand="0" w:noVBand="1"/>
       </w:tblPr>
       <w:tblGrid>
         <w:gridCol w:w="2100"/>
@@ -3358,8 +3376,8 @@
           </w:tcPr>
           <w:p>
             <w:pPr>
-              <w:spacing w:before="0" w:after="30" w:line="276" w:lineRule="auto"/>
-              <w:keepNext/>
+              <w:keepNext/>
+              <w:spacing w:after="30" w:line="276" w:lineRule="auto"/>
             </w:pPr>
             <w:r>
               <w:rPr>
@@ -3376,8 +3394,8 @@
           </w:tcPr>
           <w:p>
             <w:pPr>
-              <w:spacing w:before="0" w:after="30" w:line="276" w:lineRule="auto"/>
-              <w:keepNext/>
+              <w:keepNext/>
+              <w:spacing w:after="30" w:line="276" w:lineRule="auto"/>
             </w:pPr>
             <w:r>
               <w:rPr>
@@ -3399,8 +3417,8 @@
           </w:tcPr>
           <w:p>
             <w:pPr>
-              <w:spacing w:before="0" w:after="30" w:line="276" w:lineRule="auto"/>
-              <w:keepNext/>
+              <w:keepNext/>
+              <w:spacing w:after="30" w:line="276" w:lineRule="auto"/>
             </w:pPr>
             <w:r>
               <w:rPr>
@@ -3417,8 +3435,8 @@
           </w:tcPr>
           <w:p>
             <w:pPr>
-              <w:spacing w:before="0" w:after="30" w:line="276" w:lineRule="auto"/>
-              <w:keepNext/>
+              <w:keepNext/>
+              <w:spacing w:after="30" w:line="276" w:lineRule="auto"/>
             </w:pPr>
             <w:r>
               <w:rPr>
@@ -3440,8 +3458,8 @@
           </w:tcPr>
           <w:p>
             <w:pPr>
-              <w:spacing w:before="0" w:after="30" w:line="276" w:lineRule="auto"/>
-              <w:keepNext/>
+              <w:keepNext/>
+              <w:spacing w:after="30" w:line="276" w:lineRule="auto"/>
             </w:pPr>
             <w:r>
               <w:rPr>
@@ -3458,8 +3476,8 @@
           </w:tcPr>
           <w:p>
             <w:pPr>
-              <w:spacing w:before="0" w:after="30" w:line="276" w:lineRule="auto"/>
-              <w:keepNext/>
+              <w:keepNext/>
+              <w:spacing w:after="30" w:line="276" w:lineRule="auto"/>
             </w:pPr>
             <w:r>
               <w:rPr>
@@ -3481,8 +3499,8 @@
           </w:tcPr>
           <w:p>
             <w:pPr>
-              <w:spacing w:before="0" w:after="30" w:line="276" w:lineRule="auto"/>
-              <w:keepNext/>
+              <w:keepNext/>
+              <w:spacing w:after="30" w:line="276" w:lineRule="auto"/>
             </w:pPr>
             <w:r>
               <w:rPr>
@@ -3499,8 +3517,8 @@
           </w:tcPr>
           <w:p>
             <w:pPr>
-              <w:spacing w:before="0" w:after="30" w:line="276" w:lineRule="auto"/>
-              <w:keepNext/>
+              <w:keepNext/>
+              <w:spacing w:after="30" w:line="276" w:lineRule="auto"/>
             </w:pPr>
             <w:r>
               <w:rPr>
@@ -3522,8 +3540,8 @@
           </w:tcPr>
           <w:p>
             <w:pPr>
-              <w:spacing w:before="0" w:after="30" w:line="276" w:lineRule="auto"/>
-              <w:keepNext/>
+              <w:keepNext/>
+              <w:spacing w:after="30" w:line="276" w:lineRule="auto"/>
             </w:pPr>
             <w:r>
               <w:rPr>
@@ -3540,8 +3558,8 @@
           </w:tcPr>
           <w:p>
             <w:pPr>
-              <w:spacing w:before="0" w:after="30" w:line="276" w:lineRule="auto"/>
-              <w:keepNext/>
+              <w:keepNext/>
+              <w:spacing w:after="30" w:line="276" w:lineRule="auto"/>
             </w:pPr>
             <w:r>
               <w:rPr>
@@ -3563,7 +3581,7 @@
           </w:tcPr>
           <w:p>
             <w:pPr>
-              <w:spacing w:before="0" w:after="30" w:line="276" w:lineRule="auto"/>
+              <w:spacing w:after="30" w:line="276" w:lineRule="auto"/>
             </w:pPr>
             <w:r>
               <w:rPr>
@@ -3580,7 +3598,7 @@
           </w:tcPr>
           <w:p>
             <w:pPr>
-              <w:spacing w:before="0" w:after="30" w:line="276" w:lineRule="auto"/>
+              <w:spacing w:after="30" w:line="276" w:lineRule="auto"/>
             </w:pPr>
             <w:r>
               <w:rPr>
@@ -3596,15 +3614,16 @@
     <w:p>
       <w:pPr>
         <w:keepNext/>
-        <w:spacing w:before="160" w:after="60" w:line="276" w:lineRule="auto"/>
+        <w:spacing w:before="160" w:after="60"/>
       </w:pPr>
       <w:r>
         <w:rPr>
           <w:b/>
+          <w:color w:val="365F91"/>
           <w:sz w:val="23"/>
           <w:szCs w:val="23"/>
-          <w:color w:val="365F91"/>
         </w:rPr>
+        <w:lastRenderedPageBreak/>
         <w:t>R.6 – Registrar usuario</w:t>
       </w:r>
     </w:p>
@@ -3613,13 +3632,14 @@
         <w:tblStyle w:val="Tablaconcuadrcula"/>
         <w:tblW w:w="0" w:type="auto"/>
         <w:tblBorders>
-          <w:top w:val="single" w:sz="4" w:color="808080"/>
-          <w:left w:val="single" w:sz="4" w:color="808080"/>
-          <w:bottom w:val="single" w:sz="4" w:color="808080"/>
-          <w:right w:val="single" w:sz="4" w:color="808080"/>
-          <w:insideH w:val="single" w:sz="4" w:color="808080"/>
-          <w:insideV w:val="single" w:sz="4" w:color="808080"/>
+          <w:top w:val="single" w:sz="4" w:space="0" w:color="808080"/>
+          <w:left w:val="single" w:sz="4" w:space="0" w:color="808080"/>
+          <w:bottom w:val="single" w:sz="4" w:space="0" w:color="808080"/>
+          <w:right w:val="single" w:sz="4" w:space="0" w:color="808080"/>
+          <w:insideH w:val="single" w:sz="4" w:space="0" w:color="808080"/>
+          <w:insideV w:val="single" w:sz="4" w:space="0" w:color="808080"/>
         </w:tblBorders>
+        <w:tblLook w:val="04A0" w:firstRow="1" w:lastRow="0" w:firstColumn="1" w:lastColumn="0" w:noHBand="0" w:noVBand="1"/>
       </w:tblPr>
       <w:tblGrid>
         <w:gridCol w:w="2100"/>
@@ -3635,8 +3655,8 @@
           </w:tcPr>
           <w:p>
             <w:pPr>
-              <w:spacing w:before="0" w:after="30" w:line="276" w:lineRule="auto"/>
-              <w:keepNext/>
+              <w:keepNext/>
+              <w:spacing w:after="30" w:line="276" w:lineRule="auto"/>
             </w:pPr>
             <w:r>
               <w:rPr>
@@ -3653,8 +3673,8 @@
           </w:tcPr>
           <w:p>
             <w:pPr>
-              <w:spacing w:before="0" w:after="30" w:line="276" w:lineRule="auto"/>
-              <w:keepNext/>
+              <w:keepNext/>
+              <w:spacing w:after="30" w:line="276" w:lineRule="auto"/>
             </w:pPr>
             <w:r>
               <w:rPr>
@@ -3676,8 +3696,8 @@
           </w:tcPr>
           <w:p>
             <w:pPr>
-              <w:spacing w:before="0" w:after="30" w:line="276" w:lineRule="auto"/>
-              <w:keepNext/>
+              <w:keepNext/>
+              <w:spacing w:after="30" w:line="276" w:lineRule="auto"/>
             </w:pPr>
             <w:r>
               <w:rPr>
@@ -3694,8 +3714,8 @@
           </w:tcPr>
           <w:p>
             <w:pPr>
-              <w:spacing w:before="0" w:after="30" w:line="276" w:lineRule="auto"/>
-              <w:keepNext/>
+              <w:keepNext/>
+              <w:spacing w:after="30" w:line="276" w:lineRule="auto"/>
             </w:pPr>
             <w:r>
               <w:rPr>
@@ -3717,8 +3737,8 @@
           </w:tcPr>
           <w:p>
             <w:pPr>
-              <w:spacing w:before="0" w:after="30" w:line="276" w:lineRule="auto"/>
-              <w:keepNext/>
+              <w:keepNext/>
+              <w:spacing w:after="30" w:line="276" w:lineRule="auto"/>
             </w:pPr>
             <w:r>
               <w:rPr>
@@ -3735,8 +3755,8 @@
           </w:tcPr>
           <w:p>
             <w:pPr>
-              <w:spacing w:before="0" w:after="30" w:line="276" w:lineRule="auto"/>
-              <w:keepNext/>
+              <w:keepNext/>
+              <w:spacing w:after="30" w:line="276" w:lineRule="auto"/>
             </w:pPr>
             <w:r>
               <w:rPr>
@@ -3758,8 +3778,8 @@
           </w:tcPr>
           <w:p>
             <w:pPr>
-              <w:spacing w:before="0" w:after="30" w:line="276" w:lineRule="auto"/>
-              <w:keepNext/>
+              <w:keepNext/>
+              <w:spacing w:after="30" w:line="276" w:lineRule="auto"/>
             </w:pPr>
             <w:r>
               <w:rPr>
@@ -3776,8 +3796,8 @@
           </w:tcPr>
           <w:p>
             <w:pPr>
-              <w:spacing w:before="0" w:after="30" w:line="276" w:lineRule="auto"/>
-              <w:keepNext/>
+              <w:keepNext/>
+              <w:spacing w:after="30" w:line="276" w:lineRule="auto"/>
             </w:pPr>
             <w:r>
               <w:rPr>
@@ -3799,8 +3819,8 @@
           </w:tcPr>
           <w:p>
             <w:pPr>
-              <w:spacing w:before="0" w:after="30" w:line="276" w:lineRule="auto"/>
-              <w:keepNext/>
+              <w:keepNext/>
+              <w:spacing w:after="30" w:line="276" w:lineRule="auto"/>
             </w:pPr>
             <w:r>
               <w:rPr>
@@ -3817,8 +3837,8 @@
           </w:tcPr>
           <w:p>
             <w:pPr>
-              <w:spacing w:before="0" w:after="30" w:line="276" w:lineRule="auto"/>
-              <w:keepNext/>
+              <w:keepNext/>
+              <w:spacing w:after="30" w:line="276" w:lineRule="auto"/>
             </w:pPr>
             <w:r>
               <w:rPr>
@@ -3840,7 +3860,7 @@
           </w:tcPr>
           <w:p>
             <w:pPr>
-              <w:spacing w:before="0" w:after="30" w:line="276" w:lineRule="auto"/>
+              <w:spacing w:after="30" w:line="276" w:lineRule="auto"/>
             </w:pPr>
             <w:r>
               <w:rPr>
@@ -3857,14 +3877,14 @@
           </w:tcPr>
           <w:p>
             <w:pPr>
-              <w:spacing w:before="0" w:after="30" w:line="276" w:lineRule="auto"/>
-            </w:pPr>
-            <w:r>
-              <w:rPr>
-                <w:sz w:val="20"/>
-                <w:szCs w:val="20"/>
-              </w:rPr>
-              <w:t>El sistema debe permitir registrar usuarios validando RUN, nombre, apellidos, correo, fecha de nacimiento, región, comuna y dirección según las reglas entregadas.</w:t>
+              <w:spacing w:after="30" w:line="276" w:lineRule="auto"/>
+            </w:pPr>
+            <w:r>
+              <w:rPr>
+                <w:sz w:val="20"/>
+                <w:szCs w:val="20"/>
+              </w:rPr>
+              <w:t>El sistema debe permitir registrar usuarios validando RUN sin puntos ni guion (7 a 9 caracteres), nombre requerido (máximo 50), apellidos requeridos (máximo 100), correo requerido (máximo 100 y dominios @duoc.cl, @profesor.duoc.cl o @gmail.com), fecha de nacimiento opcional, región y comuna desde arreglos JavaScript y dirección requerida (máximo 300).</w:t>
             </w:r>
           </w:p>
         </w:tc>
@@ -3873,14 +3893,14 @@
     <w:p>
       <w:pPr>
         <w:keepNext/>
-        <w:spacing w:before="160" w:after="60" w:line="276" w:lineRule="auto"/>
+        <w:spacing w:before="160" w:after="60"/>
       </w:pPr>
       <w:r>
         <w:rPr>
           <w:b/>
+          <w:color w:val="365F91"/>
           <w:sz w:val="23"/>
           <w:szCs w:val="23"/>
-          <w:color w:val="365F91"/>
         </w:rPr>
         <w:t>R.7 – Aplicar beneficios y descuentos</w:t>
       </w:r>
@@ -3890,13 +3910,14 @@
         <w:tblStyle w:val="Tablaconcuadrcula"/>
         <w:tblW w:w="0" w:type="auto"/>
         <w:tblBorders>
-          <w:top w:val="single" w:sz="4" w:color="808080"/>
-          <w:left w:val="single" w:sz="4" w:color="808080"/>
-          <w:bottom w:val="single" w:sz="4" w:color="808080"/>
-          <w:right w:val="single" w:sz="4" w:color="808080"/>
-          <w:insideH w:val="single" w:sz="4" w:color="808080"/>
-          <w:insideV w:val="single" w:sz="4" w:color="808080"/>
+          <w:top w:val="single" w:sz="4" w:space="0" w:color="808080"/>
+          <w:left w:val="single" w:sz="4" w:space="0" w:color="808080"/>
+          <w:bottom w:val="single" w:sz="4" w:space="0" w:color="808080"/>
+          <w:right w:val="single" w:sz="4" w:space="0" w:color="808080"/>
+          <w:insideH w:val="single" w:sz="4" w:space="0" w:color="808080"/>
+          <w:insideV w:val="single" w:sz="4" w:space="0" w:color="808080"/>
         </w:tblBorders>
+        <w:tblLook w:val="04A0" w:firstRow="1" w:lastRow="0" w:firstColumn="1" w:lastColumn="0" w:noHBand="0" w:noVBand="1"/>
       </w:tblPr>
       <w:tblGrid>
         <w:gridCol w:w="2100"/>
@@ -3912,8 +3933,8 @@
           </w:tcPr>
           <w:p>
             <w:pPr>
-              <w:spacing w:before="0" w:after="30" w:line="276" w:lineRule="auto"/>
-              <w:keepNext/>
+              <w:keepNext/>
+              <w:spacing w:after="30" w:line="276" w:lineRule="auto"/>
             </w:pPr>
             <w:r>
               <w:rPr>
@@ -3930,8 +3951,8 @@
           </w:tcPr>
           <w:p>
             <w:pPr>
-              <w:spacing w:before="0" w:after="30" w:line="276" w:lineRule="auto"/>
-              <w:keepNext/>
+              <w:keepNext/>
+              <w:spacing w:after="30" w:line="276" w:lineRule="auto"/>
             </w:pPr>
             <w:r>
               <w:rPr>
@@ -3953,8 +3974,8 @@
           </w:tcPr>
           <w:p>
             <w:pPr>
-              <w:spacing w:before="0" w:after="30" w:line="276" w:lineRule="auto"/>
-              <w:keepNext/>
+              <w:keepNext/>
+              <w:spacing w:after="30" w:line="276" w:lineRule="auto"/>
             </w:pPr>
             <w:r>
               <w:rPr>
@@ -3971,8 +3992,8 @@
           </w:tcPr>
           <w:p>
             <w:pPr>
-              <w:spacing w:before="0" w:after="30" w:line="276" w:lineRule="auto"/>
-              <w:keepNext/>
+              <w:keepNext/>
+              <w:spacing w:after="30" w:line="276" w:lineRule="auto"/>
             </w:pPr>
             <w:r>
               <w:rPr>
@@ -3994,8 +4015,8 @@
           </w:tcPr>
           <w:p>
             <w:pPr>
-              <w:spacing w:before="0" w:after="30" w:line="276" w:lineRule="auto"/>
-              <w:keepNext/>
+              <w:keepNext/>
+              <w:spacing w:after="30" w:line="276" w:lineRule="auto"/>
             </w:pPr>
             <w:r>
               <w:rPr>
@@ -4012,8 +4033,8 @@
           </w:tcPr>
           <w:p>
             <w:pPr>
-              <w:spacing w:before="0" w:after="30" w:line="276" w:lineRule="auto"/>
-              <w:keepNext/>
+              <w:keepNext/>
+              <w:spacing w:after="30" w:line="276" w:lineRule="auto"/>
             </w:pPr>
             <w:r>
               <w:rPr>
@@ -4035,8 +4056,8 @@
           </w:tcPr>
           <w:p>
             <w:pPr>
-              <w:spacing w:before="0" w:after="30" w:line="276" w:lineRule="auto"/>
-              <w:keepNext/>
+              <w:keepNext/>
+              <w:spacing w:after="30" w:line="276" w:lineRule="auto"/>
             </w:pPr>
             <w:r>
               <w:rPr>
@@ -4053,8 +4074,8 @@
           </w:tcPr>
           <w:p>
             <w:pPr>
-              <w:spacing w:before="0" w:after="30" w:line="276" w:lineRule="auto"/>
-              <w:keepNext/>
+              <w:keepNext/>
+              <w:spacing w:after="30" w:line="276" w:lineRule="auto"/>
             </w:pPr>
             <w:r>
               <w:rPr>
@@ -4076,8 +4097,8 @@
           </w:tcPr>
           <w:p>
             <w:pPr>
-              <w:spacing w:before="0" w:after="30" w:line="276" w:lineRule="auto"/>
-              <w:keepNext/>
+              <w:keepNext/>
+              <w:spacing w:after="30" w:line="276" w:lineRule="auto"/>
             </w:pPr>
             <w:r>
               <w:rPr>
@@ -4094,8 +4115,8 @@
           </w:tcPr>
           <w:p>
             <w:pPr>
-              <w:spacing w:before="0" w:after="30" w:line="276" w:lineRule="auto"/>
-              <w:keepNext/>
+              <w:keepNext/>
+              <w:spacing w:after="30" w:line="276" w:lineRule="auto"/>
             </w:pPr>
             <w:r>
               <w:rPr>
@@ -4117,7 +4138,7 @@
           </w:tcPr>
           <w:p>
             <w:pPr>
-              <w:spacing w:before="0" w:after="30" w:line="276" w:lineRule="auto"/>
+              <w:spacing w:after="30" w:line="276" w:lineRule="auto"/>
             </w:pPr>
             <w:r>
               <w:rPr>
@@ -4134,14 +4155,14 @@
           </w:tcPr>
           <w:p>
             <w:pPr>
-              <w:spacing w:before="0" w:after="30" w:line="276" w:lineRule="auto"/>
-            </w:pPr>
-            <w:r>
-              <w:rPr>
-                <w:sz w:val="20"/>
-                <w:szCs w:val="20"/>
-              </w:rPr>
-              <w:t>El sistema debe identificar el beneficio correspondiente para mayores de 50 años, el código promocional FELICES50 y el beneficio de cumpleaños para estudiantes Duoc. Los beneficios no serán acumulables y se aplicará el de mayor valor.</w:t>
+              <w:spacing w:after="30" w:line="276" w:lineRule="auto"/>
+            </w:pPr>
+            <w:r>
+              <w:rPr>
+                <w:sz w:val="20"/>
+                <w:szCs w:val="20"/>
+              </w:rPr>
+              <w:t>El sistema debe aplicar los beneficios indicados en el caso: 50% de descuento para usuarios mayores de 50 años, 10% de descuento para quienes se registren con el código FELICES50 y una torta gratis en el cumpleaños de estudiantes Duoc registrados con correo institucional.</w:t>
             </w:r>
           </w:p>
         </w:tc>
@@ -4150,16 +4171,16 @@
     <w:p>
       <w:pPr>
         <w:keepNext/>
-        <w:spacing w:before="160" w:after="60" w:line="276" w:lineRule="auto"/>
+        <w:spacing w:before="160" w:after="60"/>
       </w:pPr>
       <w:r>
         <w:rPr>
           <w:b/>
+          <w:color w:val="365F91"/>
           <w:sz w:val="23"/>
           <w:szCs w:val="23"/>
-          <w:color w:val="365F91"/>
         </w:rPr>
-        <w:t>R.8 – Iniciar sesión</w:t>
+        <w:t>R.8 – Iniciar sesión y controlar el acceso</w:t>
       </w:r>
     </w:p>
     <w:tbl>
@@ -4167,13 +4188,14 @@
         <w:tblStyle w:val="Tablaconcuadrcula"/>
         <w:tblW w:w="0" w:type="auto"/>
         <w:tblBorders>
-          <w:top w:val="single" w:sz="4" w:color="808080"/>
-          <w:left w:val="single" w:sz="4" w:color="808080"/>
-          <w:bottom w:val="single" w:sz="4" w:color="808080"/>
-          <w:right w:val="single" w:sz="4" w:color="808080"/>
-          <w:insideH w:val="single" w:sz="4" w:color="808080"/>
-          <w:insideV w:val="single" w:sz="4" w:color="808080"/>
+          <w:top w:val="single" w:sz="4" w:space="0" w:color="808080"/>
+          <w:left w:val="single" w:sz="4" w:space="0" w:color="808080"/>
+          <w:bottom w:val="single" w:sz="4" w:space="0" w:color="808080"/>
+          <w:right w:val="single" w:sz="4" w:space="0" w:color="808080"/>
+          <w:insideH w:val="single" w:sz="4" w:space="0" w:color="808080"/>
+          <w:insideV w:val="single" w:sz="4" w:space="0" w:color="808080"/>
         </w:tblBorders>
+        <w:tblLook w:val="04A0" w:firstRow="1" w:lastRow="0" w:firstColumn="1" w:lastColumn="0" w:noHBand="0" w:noVBand="1"/>
       </w:tblPr>
       <w:tblGrid>
         <w:gridCol w:w="2100"/>
@@ -4189,8 +4211,8 @@
           </w:tcPr>
           <w:p>
             <w:pPr>
-              <w:spacing w:before="0" w:after="30" w:line="276" w:lineRule="auto"/>
-              <w:keepNext/>
+              <w:keepNext/>
+              <w:spacing w:after="30" w:line="276" w:lineRule="auto"/>
             </w:pPr>
             <w:r>
               <w:rPr>
@@ -4207,8 +4229,8 @@
           </w:tcPr>
           <w:p>
             <w:pPr>
-              <w:spacing w:before="0" w:after="30" w:line="276" w:lineRule="auto"/>
-              <w:keepNext/>
+              <w:keepNext/>
+              <w:spacing w:after="30" w:line="276" w:lineRule="auto"/>
             </w:pPr>
             <w:r>
               <w:rPr>
@@ -4230,8 +4252,8 @@
           </w:tcPr>
           <w:p>
             <w:pPr>
-              <w:spacing w:before="0" w:after="30" w:line="276" w:lineRule="auto"/>
-              <w:keepNext/>
+              <w:keepNext/>
+              <w:spacing w:after="30" w:line="276" w:lineRule="auto"/>
             </w:pPr>
             <w:r>
               <w:rPr>
@@ -4248,15 +4270,15 @@
           </w:tcPr>
           <w:p>
             <w:pPr>
-              <w:spacing w:before="0" w:after="30" w:line="276" w:lineRule="auto"/>
-              <w:keepNext/>
-            </w:pPr>
-            <w:r>
-              <w:rPr>
-                <w:sz w:val="20"/>
-                <w:szCs w:val="20"/>
-              </w:rPr>
-              <w:t>Iniciar sesión</w:t>
+              <w:keepNext/>
+              <w:spacing w:after="30" w:line="276" w:lineRule="auto"/>
+            </w:pPr>
+            <w:r>
+              <w:rPr>
+                <w:sz w:val="20"/>
+                <w:szCs w:val="20"/>
+              </w:rPr>
+              <w:t>Iniciar sesión y controlar el acceso</w:t>
             </w:r>
           </w:p>
         </w:tc>
@@ -4271,8 +4293,8 @@
           </w:tcPr>
           <w:p>
             <w:pPr>
-              <w:spacing w:before="0" w:after="30" w:line="276" w:lineRule="auto"/>
-              <w:keepNext/>
+              <w:keepNext/>
+              <w:spacing w:after="30" w:line="276" w:lineRule="auto"/>
             </w:pPr>
             <w:r>
               <w:rPr>
@@ -4289,8 +4311,8 @@
           </w:tcPr>
           <w:p>
             <w:pPr>
-              <w:spacing w:before="0" w:after="30" w:line="276" w:lineRule="auto"/>
-              <w:keepNext/>
+              <w:keepNext/>
+              <w:spacing w:after="30" w:line="276" w:lineRule="auto"/>
             </w:pPr>
             <w:r>
               <w:rPr>
@@ -4312,8 +4334,8 @@
           </w:tcPr>
           <w:p>
             <w:pPr>
-              <w:spacing w:before="0" w:after="30" w:line="276" w:lineRule="auto"/>
-              <w:keepNext/>
+              <w:keepNext/>
+              <w:spacing w:after="30" w:line="276" w:lineRule="auto"/>
             </w:pPr>
             <w:r>
               <w:rPr>
@@ -4330,8 +4352,8 @@
           </w:tcPr>
           <w:p>
             <w:pPr>
-              <w:spacing w:before="0" w:after="30" w:line="276" w:lineRule="auto"/>
-              <w:keepNext/>
+              <w:keepNext/>
+              <w:spacing w:after="30" w:line="276" w:lineRule="auto"/>
             </w:pPr>
             <w:r>
               <w:rPr>
@@ -4353,8 +4375,8 @@
           </w:tcPr>
           <w:p>
             <w:pPr>
-              <w:spacing w:before="0" w:after="30" w:line="276" w:lineRule="auto"/>
-              <w:keepNext/>
+              <w:keepNext/>
+              <w:spacing w:after="30" w:line="276" w:lineRule="auto"/>
             </w:pPr>
             <w:r>
               <w:rPr>
@@ -4371,8 +4393,8 @@
           </w:tcPr>
           <w:p>
             <w:pPr>
-              <w:spacing w:before="0" w:after="30" w:line="276" w:lineRule="auto"/>
-              <w:keepNext/>
+              <w:keepNext/>
+              <w:spacing w:after="30" w:line="276" w:lineRule="auto"/>
             </w:pPr>
             <w:r>
               <w:rPr>
@@ -4394,7 +4416,7 @@
           </w:tcPr>
           <w:p>
             <w:pPr>
-              <w:spacing w:before="0" w:after="30" w:line="276" w:lineRule="auto"/>
+              <w:spacing w:after="30" w:line="276" w:lineRule="auto"/>
             </w:pPr>
             <w:r>
               <w:rPr>
@@ -4411,14 +4433,14 @@
           </w:tcPr>
           <w:p>
             <w:pPr>
-              <w:spacing w:before="0" w:after="30" w:line="276" w:lineRule="auto"/>
-            </w:pPr>
-            <w:r>
-              <w:rPr>
-                <w:sz w:val="20"/>
-                <w:szCs w:val="20"/>
-              </w:rPr>
-              <w:t>El sistema debe validar el correo y la contraseña, y simular el acceso de acuerdo con los perfiles definidos para la tienda.</w:t>
+              <w:spacing w:after="30" w:line="276" w:lineRule="auto"/>
+            </w:pPr>
+            <w:r>
+              <w:rPr>
+                <w:sz w:val="20"/>
+                <w:szCs w:val="20"/>
+              </w:rPr>
+              <w:t>El sistema debe validar un correo requerido de máximo 100 caracteres con dominio @duoc.cl, @profesor.duoc.cl o @gmail.com y una contraseña requerida de 4 a 10 caracteres. El acceso se simulará según los perfiles Administrador, Vendedor y Cliente.</w:t>
             </w:r>
           </w:p>
         </w:tc>
@@ -4427,15 +4449,16 @@
     <w:p>
       <w:pPr>
         <w:keepNext/>
-        <w:spacing w:before="160" w:after="60" w:line="276" w:lineRule="auto"/>
+        <w:spacing w:before="160" w:after="60"/>
       </w:pPr>
       <w:r>
         <w:rPr>
           <w:b/>
+          <w:color w:val="365F91"/>
           <w:sz w:val="23"/>
           <w:szCs w:val="23"/>
-          <w:color w:val="365F91"/>
         </w:rPr>
+        <w:lastRenderedPageBreak/>
         <w:t>R.9 – Enviar formulario de contacto</w:t>
       </w:r>
     </w:p>
@@ -4444,13 +4467,14 @@
         <w:tblStyle w:val="Tablaconcuadrcula"/>
         <w:tblW w:w="0" w:type="auto"/>
         <w:tblBorders>
-          <w:top w:val="single" w:sz="4" w:color="808080"/>
-          <w:left w:val="single" w:sz="4" w:color="808080"/>
-          <w:bottom w:val="single" w:sz="4" w:color="808080"/>
-          <w:right w:val="single" w:sz="4" w:color="808080"/>
-          <w:insideH w:val="single" w:sz="4" w:color="808080"/>
-          <w:insideV w:val="single" w:sz="4" w:color="808080"/>
+          <w:top w:val="single" w:sz="4" w:space="0" w:color="808080"/>
+          <w:left w:val="single" w:sz="4" w:space="0" w:color="808080"/>
+          <w:bottom w:val="single" w:sz="4" w:space="0" w:color="808080"/>
+          <w:right w:val="single" w:sz="4" w:space="0" w:color="808080"/>
+          <w:insideH w:val="single" w:sz="4" w:space="0" w:color="808080"/>
+          <w:insideV w:val="single" w:sz="4" w:space="0" w:color="808080"/>
         </w:tblBorders>
+        <w:tblLook w:val="04A0" w:firstRow="1" w:lastRow="0" w:firstColumn="1" w:lastColumn="0" w:noHBand="0" w:noVBand="1"/>
       </w:tblPr>
       <w:tblGrid>
         <w:gridCol w:w="2100"/>
@@ -4466,8 +4490,8 @@
           </w:tcPr>
           <w:p>
             <w:pPr>
-              <w:spacing w:before="0" w:after="30" w:line="276" w:lineRule="auto"/>
-              <w:keepNext/>
+              <w:keepNext/>
+              <w:spacing w:after="30" w:line="276" w:lineRule="auto"/>
             </w:pPr>
             <w:r>
               <w:rPr>
@@ -4484,8 +4508,8 @@
           </w:tcPr>
           <w:p>
             <w:pPr>
-              <w:spacing w:before="0" w:after="30" w:line="276" w:lineRule="auto"/>
-              <w:keepNext/>
+              <w:keepNext/>
+              <w:spacing w:after="30" w:line="276" w:lineRule="auto"/>
             </w:pPr>
             <w:r>
               <w:rPr>
@@ -4507,8 +4531,8 @@
           </w:tcPr>
           <w:p>
             <w:pPr>
-              <w:spacing w:before="0" w:after="30" w:line="276" w:lineRule="auto"/>
-              <w:keepNext/>
+              <w:keepNext/>
+              <w:spacing w:after="30" w:line="276" w:lineRule="auto"/>
             </w:pPr>
             <w:r>
               <w:rPr>
@@ -4525,8 +4549,8 @@
           </w:tcPr>
           <w:p>
             <w:pPr>
-              <w:spacing w:before="0" w:after="30" w:line="276" w:lineRule="auto"/>
-              <w:keepNext/>
+              <w:keepNext/>
+              <w:spacing w:after="30" w:line="276" w:lineRule="auto"/>
             </w:pPr>
             <w:r>
               <w:rPr>
@@ -4548,8 +4572,8 @@
           </w:tcPr>
           <w:p>
             <w:pPr>
-              <w:spacing w:before="0" w:after="30" w:line="276" w:lineRule="auto"/>
-              <w:keepNext/>
+              <w:keepNext/>
+              <w:spacing w:after="30" w:line="276" w:lineRule="auto"/>
             </w:pPr>
             <w:r>
               <w:rPr>
@@ -4566,8 +4590,8 @@
           </w:tcPr>
           <w:p>
             <w:pPr>
-              <w:spacing w:before="0" w:after="30" w:line="276" w:lineRule="auto"/>
-              <w:keepNext/>
+              <w:keepNext/>
+              <w:spacing w:after="30" w:line="276" w:lineRule="auto"/>
             </w:pPr>
             <w:r>
               <w:rPr>
@@ -4589,8 +4613,8 @@
           </w:tcPr>
           <w:p>
             <w:pPr>
-              <w:spacing w:before="0" w:after="30" w:line="276" w:lineRule="auto"/>
-              <w:keepNext/>
+              <w:keepNext/>
+              <w:spacing w:after="30" w:line="276" w:lineRule="auto"/>
             </w:pPr>
             <w:r>
               <w:rPr>
@@ -4607,8 +4631,8 @@
           </w:tcPr>
           <w:p>
             <w:pPr>
-              <w:spacing w:before="0" w:after="30" w:line="276" w:lineRule="auto"/>
-              <w:keepNext/>
+              <w:keepNext/>
+              <w:spacing w:after="30" w:line="276" w:lineRule="auto"/>
             </w:pPr>
             <w:r>
               <w:rPr>
@@ -4630,8 +4654,8 @@
           </w:tcPr>
           <w:p>
             <w:pPr>
-              <w:spacing w:before="0" w:after="30" w:line="276" w:lineRule="auto"/>
-              <w:keepNext/>
+              <w:keepNext/>
+              <w:spacing w:after="30" w:line="276" w:lineRule="auto"/>
             </w:pPr>
             <w:r>
               <w:rPr>
@@ -4648,8 +4672,8 @@
           </w:tcPr>
           <w:p>
             <w:pPr>
-              <w:spacing w:before="0" w:after="30" w:line="276" w:lineRule="auto"/>
-              <w:keepNext/>
+              <w:keepNext/>
+              <w:spacing w:after="30" w:line="276" w:lineRule="auto"/>
             </w:pPr>
             <w:r>
               <w:rPr>
@@ -4671,7 +4695,7 @@
           </w:tcPr>
           <w:p>
             <w:pPr>
-              <w:spacing w:before="0" w:after="30" w:line="276" w:lineRule="auto"/>
+              <w:spacing w:after="30" w:line="276" w:lineRule="auto"/>
             </w:pPr>
             <w:r>
               <w:rPr>
@@ -4688,14 +4712,14 @@
           </w:tcPr>
           <w:p>
             <w:pPr>
-              <w:spacing w:before="0" w:after="30" w:line="276" w:lineRule="auto"/>
-            </w:pPr>
-            <w:r>
-              <w:rPr>
-                <w:sz w:val="20"/>
-                <w:szCs w:val="20"/>
-              </w:rPr>
-              <w:t>El usuario debe poder ingresar nombre, correo y comentario, recibiendo mensajes claros cuando los datos sean incorrectos o estén incompletos.</w:t>
+              <w:spacing w:after="30" w:line="276" w:lineRule="auto"/>
+            </w:pPr>
+            <w:r>
+              <w:rPr>
+                <w:sz w:val="20"/>
+                <w:szCs w:val="20"/>
+              </w:rPr>
+              <w:t>El usuario debe poder enviar un mensaje validando nombre requerido (máximo 100 caracteres), correo de máximo 100 caracteres con dominio @duoc.cl, @profesor.duoc.cl o @gmail.com y comentario requerido (máximo 500 caracteres), recibiendo mensajes claros ante errores.</w:t>
             </w:r>
           </w:p>
         </w:tc>
@@ -4704,14 +4728,14 @@
     <w:p>
       <w:pPr>
         <w:keepNext/>
-        <w:spacing w:before="160" w:after="60" w:line="276" w:lineRule="auto"/>
+        <w:spacing w:before="160" w:after="60"/>
       </w:pPr>
       <w:r>
         <w:rPr>
           <w:b/>
+          <w:color w:val="365F91"/>
           <w:sz w:val="23"/>
           <w:szCs w:val="23"/>
-          <w:color w:val="365F91"/>
         </w:rPr>
         <w:t>R.10 – Consultar información y contenido de la pastelería</w:t>
       </w:r>
@@ -4721,13 +4745,14 @@
         <w:tblStyle w:val="Tablaconcuadrcula"/>
         <w:tblW w:w="0" w:type="auto"/>
         <w:tblBorders>
-          <w:top w:val="single" w:sz="4" w:color="808080"/>
-          <w:left w:val="single" w:sz="4" w:color="808080"/>
-          <w:bottom w:val="single" w:sz="4" w:color="808080"/>
-          <w:right w:val="single" w:sz="4" w:color="808080"/>
-          <w:insideH w:val="single" w:sz="4" w:color="808080"/>
-          <w:insideV w:val="single" w:sz="4" w:color="808080"/>
+          <w:top w:val="single" w:sz="4" w:space="0" w:color="808080"/>
+          <w:left w:val="single" w:sz="4" w:space="0" w:color="808080"/>
+          <w:bottom w:val="single" w:sz="4" w:space="0" w:color="808080"/>
+          <w:right w:val="single" w:sz="4" w:space="0" w:color="808080"/>
+          <w:insideH w:val="single" w:sz="4" w:space="0" w:color="808080"/>
+          <w:insideV w:val="single" w:sz="4" w:space="0" w:color="808080"/>
         </w:tblBorders>
+        <w:tblLook w:val="04A0" w:firstRow="1" w:lastRow="0" w:firstColumn="1" w:lastColumn="0" w:noHBand="0" w:noVBand="1"/>
       </w:tblPr>
       <w:tblGrid>
         <w:gridCol w:w="2100"/>
@@ -4743,8 +4768,8 @@
           </w:tcPr>
           <w:p>
             <w:pPr>
-              <w:spacing w:before="0" w:after="30" w:line="276" w:lineRule="auto"/>
-              <w:keepNext/>
+              <w:keepNext/>
+              <w:spacing w:after="30" w:line="276" w:lineRule="auto"/>
             </w:pPr>
             <w:r>
               <w:rPr>
@@ -4761,8 +4786,8 @@
           </w:tcPr>
           <w:p>
             <w:pPr>
-              <w:spacing w:before="0" w:after="30" w:line="276" w:lineRule="auto"/>
-              <w:keepNext/>
+              <w:keepNext/>
+              <w:spacing w:after="30" w:line="276" w:lineRule="auto"/>
             </w:pPr>
             <w:r>
               <w:rPr>
@@ -4784,8 +4809,8 @@
           </w:tcPr>
           <w:p>
             <w:pPr>
-              <w:spacing w:before="0" w:after="30" w:line="276" w:lineRule="auto"/>
-              <w:keepNext/>
+              <w:keepNext/>
+              <w:spacing w:after="30" w:line="276" w:lineRule="auto"/>
             </w:pPr>
             <w:r>
               <w:rPr>
@@ -4802,8 +4827,8 @@
           </w:tcPr>
           <w:p>
             <w:pPr>
-              <w:spacing w:before="0" w:after="30" w:line="276" w:lineRule="auto"/>
-              <w:keepNext/>
+              <w:keepNext/>
+              <w:spacing w:after="30" w:line="276" w:lineRule="auto"/>
             </w:pPr>
             <w:r>
               <w:rPr>
@@ -4825,8 +4850,8 @@
           </w:tcPr>
           <w:p>
             <w:pPr>
-              <w:spacing w:before="0" w:after="30" w:line="276" w:lineRule="auto"/>
-              <w:keepNext/>
+              <w:keepNext/>
+              <w:spacing w:after="30" w:line="276" w:lineRule="auto"/>
             </w:pPr>
             <w:r>
               <w:rPr>
@@ -4843,8 +4868,8 @@
           </w:tcPr>
           <w:p>
             <w:pPr>
-              <w:spacing w:before="0" w:after="30" w:line="276" w:lineRule="auto"/>
-              <w:keepNext/>
+              <w:keepNext/>
+              <w:spacing w:after="30" w:line="276" w:lineRule="auto"/>
             </w:pPr>
             <w:r>
               <w:rPr>
@@ -4866,8 +4891,8 @@
           </w:tcPr>
           <w:p>
             <w:pPr>
-              <w:spacing w:before="0" w:after="30" w:line="276" w:lineRule="auto"/>
-              <w:keepNext/>
+              <w:keepNext/>
+              <w:spacing w:after="30" w:line="276" w:lineRule="auto"/>
             </w:pPr>
             <w:r>
               <w:rPr>
@@ -4884,8 +4909,8 @@
           </w:tcPr>
           <w:p>
             <w:pPr>
-              <w:spacing w:before="0" w:after="30" w:line="276" w:lineRule="auto"/>
-              <w:keepNext/>
+              <w:keepNext/>
+              <w:spacing w:after="30" w:line="276" w:lineRule="auto"/>
             </w:pPr>
             <w:r>
               <w:rPr>
@@ -4907,8 +4932,8 @@
           </w:tcPr>
           <w:p>
             <w:pPr>
-              <w:spacing w:before="0" w:after="30" w:line="276" w:lineRule="auto"/>
-              <w:keepNext/>
+              <w:keepNext/>
+              <w:spacing w:after="30" w:line="276" w:lineRule="auto"/>
             </w:pPr>
             <w:r>
               <w:rPr>
@@ -4925,8 +4950,8 @@
           </w:tcPr>
           <w:p>
             <w:pPr>
-              <w:spacing w:before="0" w:after="30" w:line="276" w:lineRule="auto"/>
-              <w:keepNext/>
+              <w:keepNext/>
+              <w:spacing w:after="30" w:line="276" w:lineRule="auto"/>
             </w:pPr>
             <w:r>
               <w:rPr>
@@ -4948,7 +4973,7 @@
           </w:tcPr>
           <w:p>
             <w:pPr>
-              <w:spacing w:before="0" w:after="30" w:line="276" w:lineRule="auto"/>
+              <w:spacing w:after="30" w:line="276" w:lineRule="auto"/>
             </w:pPr>
             <w:r>
               <w:rPr>
@@ -4965,7 +4990,7 @@
           </w:tcPr>
           <w:p>
             <w:pPr>
-              <w:spacing w:before="0" w:after="30" w:line="276" w:lineRule="auto"/>
+              <w:spacing w:after="30" w:line="276" w:lineRule="auto"/>
             </w:pPr>
             <w:r>
               <w:rPr>
@@ -4981,16 +5006,16 @@
     <w:p>
       <w:pPr>
         <w:keepNext/>
-        <w:spacing w:before="160" w:after="60" w:line="276" w:lineRule="auto"/>
+        <w:spacing w:before="160" w:after="60"/>
       </w:pPr>
       <w:r>
         <w:rPr>
           <w:b/>
+          <w:color w:val="365F91"/>
           <w:sz w:val="23"/>
           <w:szCs w:val="23"/>
-          <w:color w:val="365F91"/>
         </w:rPr>
-        <w:t>R.11 – Administrar productos</w:t>
+        <w:t>R.11 – Administrar productos según el perfil</w:t>
       </w:r>
     </w:p>
     <w:tbl>
@@ -4998,13 +5023,14 @@
         <w:tblStyle w:val="Tablaconcuadrcula"/>
         <w:tblW w:w="0" w:type="auto"/>
         <w:tblBorders>
-          <w:top w:val="single" w:sz="4" w:color="808080"/>
-          <w:left w:val="single" w:sz="4" w:color="808080"/>
-          <w:bottom w:val="single" w:sz="4" w:color="808080"/>
-          <w:right w:val="single" w:sz="4" w:color="808080"/>
-          <w:insideH w:val="single" w:sz="4" w:color="808080"/>
-          <w:insideV w:val="single" w:sz="4" w:color="808080"/>
+          <w:top w:val="single" w:sz="4" w:space="0" w:color="808080"/>
+          <w:left w:val="single" w:sz="4" w:space="0" w:color="808080"/>
+          <w:bottom w:val="single" w:sz="4" w:space="0" w:color="808080"/>
+          <w:right w:val="single" w:sz="4" w:space="0" w:color="808080"/>
+          <w:insideH w:val="single" w:sz="4" w:space="0" w:color="808080"/>
+          <w:insideV w:val="single" w:sz="4" w:space="0" w:color="808080"/>
         </w:tblBorders>
+        <w:tblLook w:val="04A0" w:firstRow="1" w:lastRow="0" w:firstColumn="1" w:lastColumn="0" w:noHBand="0" w:noVBand="1"/>
       </w:tblPr>
       <w:tblGrid>
         <w:gridCol w:w="2100"/>
@@ -5020,8 +5046,8 @@
           </w:tcPr>
           <w:p>
             <w:pPr>
-              <w:spacing w:before="0" w:after="30" w:line="276" w:lineRule="auto"/>
-              <w:keepNext/>
+              <w:keepNext/>
+              <w:spacing w:after="30" w:line="276" w:lineRule="auto"/>
             </w:pPr>
             <w:r>
               <w:rPr>
@@ -5038,8 +5064,8 @@
           </w:tcPr>
           <w:p>
             <w:pPr>
-              <w:spacing w:before="0" w:after="30" w:line="276" w:lineRule="auto"/>
-              <w:keepNext/>
+              <w:keepNext/>
+              <w:spacing w:after="30" w:line="276" w:lineRule="auto"/>
             </w:pPr>
             <w:r>
               <w:rPr>
@@ -5061,8 +5087,8 @@
           </w:tcPr>
           <w:p>
             <w:pPr>
-              <w:spacing w:before="0" w:after="30" w:line="276" w:lineRule="auto"/>
-              <w:keepNext/>
+              <w:keepNext/>
+              <w:spacing w:after="30" w:line="276" w:lineRule="auto"/>
             </w:pPr>
             <w:r>
               <w:rPr>
@@ -5079,15 +5105,15 @@
           </w:tcPr>
           <w:p>
             <w:pPr>
-              <w:spacing w:before="0" w:after="30" w:line="276" w:lineRule="auto"/>
-              <w:keepNext/>
-            </w:pPr>
-            <w:r>
-              <w:rPr>
-                <w:sz w:val="20"/>
-                <w:szCs w:val="20"/>
-              </w:rPr>
-              <w:t>Administrar productos</w:t>
+              <w:keepNext/>
+              <w:spacing w:after="30" w:line="276" w:lineRule="auto"/>
+            </w:pPr>
+            <w:r>
+              <w:rPr>
+                <w:sz w:val="20"/>
+                <w:szCs w:val="20"/>
+              </w:rPr>
+              <w:t>Administrar productos según el perfil</w:t>
             </w:r>
           </w:p>
         </w:tc>
@@ -5102,8 +5128,8 @@
           </w:tcPr>
           <w:p>
             <w:pPr>
-              <w:spacing w:before="0" w:after="30" w:line="276" w:lineRule="auto"/>
-              <w:keepNext/>
+              <w:keepNext/>
+              <w:spacing w:after="30" w:line="276" w:lineRule="auto"/>
             </w:pPr>
             <w:r>
               <w:rPr>
@@ -5120,8 +5146,8 @@
           </w:tcPr>
           <w:p>
             <w:pPr>
-              <w:spacing w:before="0" w:after="30" w:line="276" w:lineRule="auto"/>
-              <w:keepNext/>
+              <w:keepNext/>
+              <w:spacing w:after="30" w:line="276" w:lineRule="auto"/>
             </w:pPr>
             <w:r>
               <w:rPr>
@@ -5143,8 +5169,8 @@
           </w:tcPr>
           <w:p>
             <w:pPr>
-              <w:spacing w:before="0" w:after="30" w:line="276" w:lineRule="auto"/>
-              <w:keepNext/>
+              <w:keepNext/>
+              <w:spacing w:after="30" w:line="276" w:lineRule="auto"/>
             </w:pPr>
             <w:r>
               <w:rPr>
@@ -5161,8 +5187,8 @@
           </w:tcPr>
           <w:p>
             <w:pPr>
-              <w:spacing w:before="0" w:after="30" w:line="276" w:lineRule="auto"/>
-              <w:keepNext/>
+              <w:keepNext/>
+              <w:spacing w:after="30" w:line="276" w:lineRule="auto"/>
             </w:pPr>
             <w:r>
               <w:rPr>
@@ -5184,8 +5210,8 @@
           </w:tcPr>
           <w:p>
             <w:pPr>
-              <w:spacing w:before="0" w:after="30" w:line="276" w:lineRule="auto"/>
-              <w:keepNext/>
+              <w:keepNext/>
+              <w:spacing w:after="30" w:line="276" w:lineRule="auto"/>
             </w:pPr>
             <w:r>
               <w:rPr>
@@ -5202,8 +5228,8 @@
           </w:tcPr>
           <w:p>
             <w:pPr>
-              <w:spacing w:before="0" w:after="30" w:line="276" w:lineRule="auto"/>
-              <w:keepNext/>
+              <w:keepNext/>
+              <w:spacing w:after="30" w:line="276" w:lineRule="auto"/>
             </w:pPr>
             <w:r>
               <w:rPr>
@@ -5225,7 +5251,7 @@
           </w:tcPr>
           <w:p>
             <w:pPr>
-              <w:spacing w:before="0" w:after="30" w:line="276" w:lineRule="auto"/>
+              <w:spacing w:after="30" w:line="276" w:lineRule="auto"/>
             </w:pPr>
             <w:r>
               <w:rPr>
@@ -5242,14 +5268,14 @@
           </w:tcPr>
           <w:p>
             <w:pPr>
-              <w:spacing w:before="0" w:after="30" w:line="276" w:lineRule="auto"/>
-            </w:pPr>
-            <w:r>
-              <w:rPr>
-                <w:sz w:val="20"/>
-                <w:szCs w:val="20"/>
-              </w:rPr>
-              <w:t>El sistema administrativo debe permitir listar, visualizar, crear, editar y eliminar productos mediante formularios con las validaciones solicitadas.</w:t>
+              <w:spacing w:after="30" w:line="276" w:lineRule="auto"/>
+            </w:pPr>
+            <w:r>
+              <w:rPr>
+                <w:sz w:val="20"/>
+                <w:szCs w:val="20"/>
+              </w:rPr>
+              <w:t>El Administrador debe poder listar, visualizar, crear, editar y eliminar productos, validando código requerido (mínimo 3), nombre requerido (máximo 100), descripción opcional (máximo 500), precio numérico desde 0, stock entero desde 0, stock crítico opcional entero desde 0, categoría requerida e imagen opcional. El Vendedor solo podrá visualizar la lista y el detalle de productos.</w:t>
             </w:r>
           </w:p>
         </w:tc>
@@ -5258,14 +5284,14 @@
     <w:p>
       <w:pPr>
         <w:keepNext/>
-        <w:spacing w:before="160" w:after="60" w:line="276" w:lineRule="auto"/>
+        <w:spacing w:before="160" w:after="60"/>
       </w:pPr>
       <w:r>
         <w:rPr>
           <w:b/>
+          <w:color w:val="365F91"/>
           <w:sz w:val="23"/>
           <w:szCs w:val="23"/>
-          <w:color w:val="365F91"/>
         </w:rPr>
         <w:t>R.12 – Administrar usuarios</w:t>
       </w:r>
@@ -5275,13 +5301,14 @@
         <w:tblStyle w:val="Tablaconcuadrcula"/>
         <w:tblW w:w="0" w:type="auto"/>
         <w:tblBorders>
-          <w:top w:val="single" w:sz="4" w:color="808080"/>
-          <w:left w:val="single" w:sz="4" w:color="808080"/>
-          <w:bottom w:val="single" w:sz="4" w:color="808080"/>
-          <w:right w:val="single" w:sz="4" w:color="808080"/>
-          <w:insideH w:val="single" w:sz="4" w:color="808080"/>
-          <w:insideV w:val="single" w:sz="4" w:color="808080"/>
+          <w:top w:val="single" w:sz="4" w:space="0" w:color="808080"/>
+          <w:left w:val="single" w:sz="4" w:space="0" w:color="808080"/>
+          <w:bottom w:val="single" w:sz="4" w:space="0" w:color="808080"/>
+          <w:right w:val="single" w:sz="4" w:space="0" w:color="808080"/>
+          <w:insideH w:val="single" w:sz="4" w:space="0" w:color="808080"/>
+          <w:insideV w:val="single" w:sz="4" w:space="0" w:color="808080"/>
         </w:tblBorders>
+        <w:tblLook w:val="04A0" w:firstRow="1" w:lastRow="0" w:firstColumn="1" w:lastColumn="0" w:noHBand="0" w:noVBand="1"/>
       </w:tblPr>
       <w:tblGrid>
         <w:gridCol w:w="2100"/>
@@ -5297,8 +5324,8 @@
           </w:tcPr>
           <w:p>
             <w:pPr>
-              <w:spacing w:before="0" w:after="30" w:line="276" w:lineRule="auto"/>
-              <w:keepNext/>
+              <w:keepNext/>
+              <w:spacing w:after="30" w:line="276" w:lineRule="auto"/>
             </w:pPr>
             <w:r>
               <w:rPr>
@@ -5315,8 +5342,8 @@
           </w:tcPr>
           <w:p>
             <w:pPr>
-              <w:spacing w:before="0" w:after="30" w:line="276" w:lineRule="auto"/>
-              <w:keepNext/>
+              <w:keepNext/>
+              <w:spacing w:after="30" w:line="276" w:lineRule="auto"/>
             </w:pPr>
             <w:r>
               <w:rPr>
@@ -5338,8 +5365,8 @@
           </w:tcPr>
           <w:p>
             <w:pPr>
-              <w:spacing w:before="0" w:after="30" w:line="276" w:lineRule="auto"/>
-              <w:keepNext/>
+              <w:keepNext/>
+              <w:spacing w:after="30" w:line="276" w:lineRule="auto"/>
             </w:pPr>
             <w:r>
               <w:rPr>
@@ -5356,8 +5383,8 @@
           </w:tcPr>
           <w:p>
             <w:pPr>
-              <w:spacing w:before="0" w:after="30" w:line="276" w:lineRule="auto"/>
-              <w:keepNext/>
+              <w:keepNext/>
+              <w:spacing w:after="30" w:line="276" w:lineRule="auto"/>
             </w:pPr>
             <w:r>
               <w:rPr>
@@ -5379,8 +5406,8 @@
           </w:tcPr>
           <w:p>
             <w:pPr>
-              <w:spacing w:before="0" w:after="30" w:line="276" w:lineRule="auto"/>
-              <w:keepNext/>
+              <w:keepNext/>
+              <w:spacing w:after="30" w:line="276" w:lineRule="auto"/>
             </w:pPr>
             <w:r>
               <w:rPr>
@@ -5397,8 +5424,8 @@
           </w:tcPr>
           <w:p>
             <w:pPr>
-              <w:spacing w:before="0" w:after="30" w:line="276" w:lineRule="auto"/>
-              <w:keepNext/>
+              <w:keepNext/>
+              <w:spacing w:after="30" w:line="276" w:lineRule="auto"/>
             </w:pPr>
             <w:r>
               <w:rPr>
@@ -5420,8 +5447,8 @@
           </w:tcPr>
           <w:p>
             <w:pPr>
-              <w:spacing w:before="0" w:after="30" w:line="276" w:lineRule="auto"/>
-              <w:keepNext/>
+              <w:keepNext/>
+              <w:spacing w:after="30" w:line="276" w:lineRule="auto"/>
             </w:pPr>
             <w:r>
               <w:rPr>
@@ -5438,8 +5465,8 @@
           </w:tcPr>
           <w:p>
             <w:pPr>
-              <w:spacing w:before="0" w:after="30" w:line="276" w:lineRule="auto"/>
-              <w:keepNext/>
+              <w:keepNext/>
+              <w:spacing w:after="30" w:line="276" w:lineRule="auto"/>
             </w:pPr>
             <w:r>
               <w:rPr>
@@ -5461,8 +5488,8 @@
           </w:tcPr>
           <w:p>
             <w:pPr>
-              <w:spacing w:before="0" w:after="30" w:line="276" w:lineRule="auto"/>
-              <w:keepNext/>
+              <w:keepNext/>
+              <w:spacing w:after="30" w:line="276" w:lineRule="auto"/>
             </w:pPr>
             <w:r>
               <w:rPr>
@@ -5479,8 +5506,8 @@
           </w:tcPr>
           <w:p>
             <w:pPr>
-              <w:spacing w:before="0" w:after="30" w:line="276" w:lineRule="auto"/>
-              <w:keepNext/>
+              <w:keepNext/>
+              <w:spacing w:after="30" w:line="276" w:lineRule="auto"/>
             </w:pPr>
             <w:r>
               <w:rPr>
@@ -5502,7 +5529,7 @@
           </w:tcPr>
           <w:p>
             <w:pPr>
-              <w:spacing w:before="0" w:after="30" w:line="276" w:lineRule="auto"/>
+              <w:spacing w:after="30" w:line="276" w:lineRule="auto"/>
             </w:pPr>
             <w:r>
               <w:rPr>
@@ -5519,14 +5546,14 @@
           </w:tcPr>
           <w:p>
             <w:pPr>
-              <w:spacing w:before="0" w:after="30" w:line="276" w:lineRule="auto"/>
-            </w:pPr>
-            <w:r>
-              <w:rPr>
-                <w:sz w:val="20"/>
-                <w:szCs w:val="20"/>
-              </w:rPr>
-              <w:t>El sistema administrativo debe permitir listar, visualizar, crear y editar usuarios, incluyendo sus datos personales, región, comuna y tipo de perfil.</w:t>
+              <w:spacing w:after="30" w:line="276" w:lineRule="auto"/>
+            </w:pPr>
+            <w:r>
+              <w:rPr>
+                <w:sz w:val="20"/>
+                <w:szCs w:val="20"/>
+              </w:rPr>
+              <w:t>El Administrador debe poder listar, visualizar, crear y editar usuarios mediante el mismo formulario validado del registro. En la vista administrativa también debe seleccionar el perfil Administrador, Cliente o Vendedor y utilizar regiones y comunas dependientes cargadas desde arreglos JavaScript.</w:t>
             </w:r>
           </w:p>
         </w:tc>
@@ -5535,16 +5562,17 @@
     <w:p>
       <w:pPr>
         <w:keepNext/>
-        <w:spacing w:before="160" w:after="60" w:line="276" w:lineRule="auto"/>
+        <w:spacing w:before="160" w:after="60"/>
       </w:pPr>
       <w:r>
         <w:rPr>
           <w:b/>
+          <w:color w:val="365F91"/>
           <w:sz w:val="23"/>
           <w:szCs w:val="23"/>
-          <w:color w:val="365F91"/>
         </w:rPr>
-        <w:t>R.13 – Presentar diseño responsivo y consistente</w:t>
+        <w:lastRenderedPageBreak/>
+        <w:t>R.14 – Validar formularios en tiempo real</w:t>
       </w:r>
     </w:p>
     <w:tbl>
@@ -5552,13 +5580,14 @@
         <w:tblStyle w:val="Tablaconcuadrcula"/>
         <w:tblW w:w="0" w:type="auto"/>
         <w:tblBorders>
-          <w:top w:val="single" w:sz="4" w:color="808080"/>
-          <w:left w:val="single" w:sz="4" w:color="808080"/>
-          <w:bottom w:val="single" w:sz="4" w:color="808080"/>
-          <w:right w:val="single" w:sz="4" w:color="808080"/>
-          <w:insideH w:val="single" w:sz="4" w:color="808080"/>
-          <w:insideV w:val="single" w:sz="4" w:color="808080"/>
+          <w:top w:val="single" w:sz="4" w:space="0" w:color="808080"/>
+          <w:left w:val="single" w:sz="4" w:space="0" w:color="808080"/>
+          <w:bottom w:val="single" w:sz="4" w:space="0" w:color="808080"/>
+          <w:right w:val="single" w:sz="4" w:space="0" w:color="808080"/>
+          <w:insideH w:val="single" w:sz="4" w:space="0" w:color="808080"/>
+          <w:insideV w:val="single" w:sz="4" w:space="0" w:color="808080"/>
         </w:tblBorders>
+        <w:tblLook w:val="04A0" w:firstRow="1" w:lastRow="0" w:firstColumn="1" w:lastColumn="0" w:noHBand="0" w:noVBand="1"/>
       </w:tblPr>
       <w:tblGrid>
         <w:gridCol w:w="2100"/>
@@ -5574,8 +5603,8 @@
           </w:tcPr>
           <w:p>
             <w:pPr>
-              <w:spacing w:before="0" w:after="30" w:line="276" w:lineRule="auto"/>
-              <w:keepNext/>
+              <w:keepNext/>
+              <w:spacing w:after="30" w:line="276" w:lineRule="auto"/>
             </w:pPr>
             <w:r>
               <w:rPr>
@@ -5592,15 +5621,15 @@
           </w:tcPr>
           <w:p>
             <w:pPr>
-              <w:spacing w:before="0" w:after="30" w:line="276" w:lineRule="auto"/>
-              <w:keepNext/>
-            </w:pPr>
-            <w:r>
-              <w:rPr>
-                <w:sz w:val="20"/>
-                <w:szCs w:val="20"/>
-              </w:rPr>
-              <w:t>R.13</w:t>
+              <w:keepNext/>
+              <w:spacing w:after="30" w:line="276" w:lineRule="auto"/>
+            </w:pPr>
+            <w:r>
+              <w:rPr>
+                <w:sz w:val="20"/>
+                <w:szCs w:val="20"/>
+              </w:rPr>
+              <w:t>R.14</w:t>
             </w:r>
           </w:p>
         </w:tc>
@@ -5615,8 +5644,8 @@
           </w:tcPr>
           <w:p>
             <w:pPr>
-              <w:spacing w:before="0" w:after="30" w:line="276" w:lineRule="auto"/>
-              <w:keepNext/>
+              <w:keepNext/>
+              <w:spacing w:after="30" w:line="276" w:lineRule="auto"/>
             </w:pPr>
             <w:r>
               <w:rPr>
@@ -5633,15 +5662,15 @@
           </w:tcPr>
           <w:p>
             <w:pPr>
-              <w:spacing w:before="0" w:after="30" w:line="276" w:lineRule="auto"/>
-              <w:keepNext/>
-            </w:pPr>
-            <w:r>
-              <w:rPr>
-                <w:sz w:val="20"/>
-                <w:szCs w:val="20"/>
-              </w:rPr>
-              <w:t>Presentar diseño responsivo y consistente</w:t>
+              <w:keepNext/>
+              <w:spacing w:after="30" w:line="276" w:lineRule="auto"/>
+            </w:pPr>
+            <w:r>
+              <w:rPr>
+                <w:sz w:val="20"/>
+                <w:szCs w:val="20"/>
+              </w:rPr>
+              <w:t>Validar formularios en tiempo real</w:t>
             </w:r>
           </w:p>
         </w:tc>
@@ -5656,8 +5685,8 @@
           </w:tcPr>
           <w:p>
             <w:pPr>
-              <w:spacing w:before="0" w:after="30" w:line="276" w:lineRule="auto"/>
-              <w:keepNext/>
+              <w:keepNext/>
+              <w:spacing w:after="30" w:line="276" w:lineRule="auto"/>
             </w:pPr>
             <w:r>
               <w:rPr>
@@ -5674,15 +5703,15 @@
           </w:tcPr>
           <w:p>
             <w:pPr>
-              <w:spacing w:before="0" w:after="30" w:line="276" w:lineRule="auto"/>
-              <w:keepNext/>
-            </w:pPr>
-            <w:r>
-              <w:rPr>
-                <w:sz w:val="20"/>
-                <w:szCs w:val="20"/>
-              </w:rPr>
-              <w:t>No Funcional</w:t>
+              <w:keepNext/>
+              <w:spacing w:after="30" w:line="276" w:lineRule="auto"/>
+            </w:pPr>
+            <w:r>
+              <w:rPr>
+                <w:sz w:val="20"/>
+                <w:szCs w:val="20"/>
+              </w:rPr>
+              <w:t>Funcional</w:t>
             </w:r>
           </w:p>
         </w:tc>
@@ -5697,8 +5726,8 @@
           </w:tcPr>
           <w:p>
             <w:pPr>
-              <w:spacing w:before="0" w:after="30" w:line="276" w:lineRule="auto"/>
-              <w:keepNext/>
+              <w:keepNext/>
+              <w:spacing w:after="30" w:line="276" w:lineRule="auto"/>
             </w:pPr>
             <w:r>
               <w:rPr>
@@ -5715,15 +5744,15 @@
           </w:tcPr>
           <w:p>
             <w:pPr>
-              <w:spacing w:before="0" w:after="30" w:line="276" w:lineRule="auto"/>
-              <w:keepNext/>
-            </w:pPr>
-            <w:r>
-              <w:rPr>
-                <w:sz w:val="20"/>
-                <w:szCs w:val="20"/>
-              </w:rPr>
-              <w:t>No funcional de producto</w:t>
+              <w:keepNext/>
+              <w:spacing w:after="30" w:line="276" w:lineRule="auto"/>
+            </w:pPr>
+            <w:r>
+              <w:rPr>
+                <w:sz w:val="20"/>
+                <w:szCs w:val="20"/>
+              </w:rPr>
+              <w:t>Funcional de sistema</w:t>
             </w:r>
           </w:p>
         </w:tc>
@@ -5738,8 +5767,8 @@
           </w:tcPr>
           <w:p>
             <w:pPr>
-              <w:spacing w:before="0" w:after="30" w:line="276" w:lineRule="auto"/>
-              <w:keepNext/>
+              <w:keepNext/>
+              <w:spacing w:after="30" w:line="276" w:lineRule="auto"/>
             </w:pPr>
             <w:r>
               <w:rPr>
@@ -5756,15 +5785,15 @@
           </w:tcPr>
           <w:p>
             <w:pPr>
-              <w:spacing w:before="0" w:after="30" w:line="276" w:lineRule="auto"/>
-              <w:keepNext/>
-            </w:pPr>
-            <w:r>
-              <w:rPr>
-                <w:sz w:val="20"/>
-                <w:szCs w:val="20"/>
-              </w:rPr>
-              <w:t>Todos los usuarios</w:t>
+              <w:keepNext/>
+              <w:spacing w:after="30" w:line="276" w:lineRule="auto"/>
+            </w:pPr>
+            <w:r>
+              <w:rPr>
+                <w:sz w:val="20"/>
+                <w:szCs w:val="20"/>
+              </w:rPr>
+              <w:t>Visitante, Cliente, Vendedor y Administrador</w:t>
             </w:r>
           </w:p>
         </w:tc>
@@ -5779,7 +5808,7 @@
           </w:tcPr>
           <w:p>
             <w:pPr>
-              <w:spacing w:before="0" w:after="30" w:line="276" w:lineRule="auto"/>
+              <w:spacing w:after="30" w:line="276" w:lineRule="auto"/>
             </w:pPr>
             <w:r>
               <w:rPr>
@@ -5796,14 +5825,14 @@
           </w:tcPr>
           <w:p>
             <w:pPr>
-              <w:spacing w:before="0" w:after="30" w:line="276" w:lineRule="auto"/>
-            </w:pPr>
-            <w:r>
-              <w:rPr>
-                <w:sz w:val="20"/>
-                <w:szCs w:val="20"/>
-              </w:rPr>
-              <w:t>El sitio debe adaptarse a distintos tamaños de pantalla y utilizar de manera consistente los colores, tipografías y elementos visuales definidos para Pastelería Mil Sabores.</w:t>
+              <w:spacing w:after="30" w:line="276" w:lineRule="auto"/>
+            </w:pPr>
+            <w:r>
+              <w:rPr>
+                <w:sz w:val="20"/>
+                <w:szCs w:val="20"/>
+              </w:rPr>
+              <w:t>El sistema debe validar con JavaScript, antes del envío y en tiempo real, los formularios de registro, inicio de sesión, contacto, productos y usuarios, mostrando mensajes de error o sugerencias personalizadas junto a los campos correspondientes.</w:t>
             </w:r>
           </w:p>
         </w:tc>
@@ -5811,17 +5840,36 @@
     </w:tbl>
     <w:p>
       <w:pPr>
+        <w:pStyle w:val="Ttulo2"/>
+        <w:pageBreakBefore/>
+        <w:spacing w:before="0" w:after="100"/>
+      </w:pPr>
+      <w:r>
+        <w:lastRenderedPageBreak/>
+        <w:t>3.3 Requisitos no funcionales</w:t>
+      </w:r>
+    </w:p>
+    <w:p>
+      <w:pPr>
+        <w:spacing w:after="120"/>
+      </w:pPr>
+      <w:r>
+        <w:t>Los requisitos R.13 y R.15 establecen las condiciones de diseño, compatibilidad, organización y control de versiones de la solución.</w:t>
+      </w:r>
+    </w:p>
+    <w:p>
+      <w:pPr>
         <w:keepNext/>
-        <w:spacing w:before="160" w:after="60" w:line="276" w:lineRule="auto"/>
+        <w:spacing w:before="160" w:after="60"/>
       </w:pPr>
       <w:r>
         <w:rPr>
           <w:b/>
+          <w:color w:val="365F91"/>
           <w:sz w:val="23"/>
           <w:szCs w:val="23"/>
-          <w:color w:val="365F91"/>
         </w:rPr>
-        <w:t>R.14 – Validar formularios en tiempo real</w:t>
+        <w:t>R.13 – Presentar diseño responsivo y consistente</w:t>
       </w:r>
     </w:p>
     <w:tbl>
@@ -5829,13 +5877,14 @@
         <w:tblStyle w:val="Tablaconcuadrcula"/>
         <w:tblW w:w="0" w:type="auto"/>
         <w:tblBorders>
-          <w:top w:val="single" w:sz="4" w:color="808080"/>
-          <w:left w:val="single" w:sz="4" w:color="808080"/>
-          <w:bottom w:val="single" w:sz="4" w:color="808080"/>
-          <w:right w:val="single" w:sz="4" w:color="808080"/>
-          <w:insideH w:val="single" w:sz="4" w:color="808080"/>
-          <w:insideV w:val="single" w:sz="4" w:color="808080"/>
+          <w:top w:val="single" w:sz="4" w:space="0" w:color="808080"/>
+          <w:left w:val="single" w:sz="4" w:space="0" w:color="808080"/>
+          <w:bottom w:val="single" w:sz="4" w:space="0" w:color="808080"/>
+          <w:right w:val="single" w:sz="4" w:space="0" w:color="808080"/>
+          <w:insideH w:val="single" w:sz="4" w:space="0" w:color="808080"/>
+          <w:insideV w:val="single" w:sz="4" w:space="0" w:color="808080"/>
         </w:tblBorders>
+        <w:tblLook w:val="04A0" w:firstRow="1" w:lastRow="0" w:firstColumn="1" w:lastColumn="0" w:noHBand="0" w:noVBand="1"/>
       </w:tblPr>
       <w:tblGrid>
         <w:gridCol w:w="2100"/>
@@ -5851,8 +5900,8 @@
           </w:tcPr>
           <w:p>
             <w:pPr>
-              <w:spacing w:before="0" w:after="30" w:line="276" w:lineRule="auto"/>
-              <w:keepNext/>
+              <w:keepNext/>
+              <w:spacing w:after="30" w:line="276" w:lineRule="auto"/>
             </w:pPr>
             <w:r>
               <w:rPr>
@@ -5869,15 +5918,15 @@
           </w:tcPr>
           <w:p>
             <w:pPr>
-              <w:spacing w:before="0" w:after="30" w:line="276" w:lineRule="auto"/>
-              <w:keepNext/>
-            </w:pPr>
-            <w:r>
-              <w:rPr>
-                <w:sz w:val="20"/>
-                <w:szCs w:val="20"/>
-              </w:rPr>
-              <w:t>R.14</w:t>
+              <w:keepNext/>
+              <w:spacing w:after="30" w:line="276" w:lineRule="auto"/>
+            </w:pPr>
+            <w:r>
+              <w:rPr>
+                <w:sz w:val="20"/>
+                <w:szCs w:val="20"/>
+              </w:rPr>
+              <w:t>R.13</w:t>
             </w:r>
           </w:p>
         </w:tc>
@@ -5892,8 +5941,8 @@
           </w:tcPr>
           <w:p>
             <w:pPr>
-              <w:spacing w:before="0" w:after="30" w:line="276" w:lineRule="auto"/>
-              <w:keepNext/>
+              <w:keepNext/>
+              <w:spacing w:after="30" w:line="276" w:lineRule="auto"/>
             </w:pPr>
             <w:r>
               <w:rPr>
@@ -5910,15 +5959,15 @@
           </w:tcPr>
           <w:p>
             <w:pPr>
-              <w:spacing w:before="0" w:after="30" w:line="276" w:lineRule="auto"/>
-              <w:keepNext/>
-            </w:pPr>
-            <w:r>
-              <w:rPr>
-                <w:sz w:val="20"/>
-                <w:szCs w:val="20"/>
-              </w:rPr>
-              <w:t>Validar formularios en tiempo real</w:t>
+              <w:keepNext/>
+              <w:spacing w:after="30" w:line="276" w:lineRule="auto"/>
+            </w:pPr>
+            <w:r>
+              <w:rPr>
+                <w:sz w:val="20"/>
+                <w:szCs w:val="20"/>
+              </w:rPr>
+              <w:t>Presentar diseño responsivo y consistente</w:t>
             </w:r>
           </w:p>
         </w:tc>
@@ -5933,8 +5982,8 @@
           </w:tcPr>
           <w:p>
             <w:pPr>
-              <w:spacing w:before="0" w:after="30" w:line="276" w:lineRule="auto"/>
-              <w:keepNext/>
+              <w:keepNext/>
+              <w:spacing w:after="30" w:line="276" w:lineRule="auto"/>
             </w:pPr>
             <w:r>
               <w:rPr>
@@ -5951,15 +6000,15 @@
           </w:tcPr>
           <w:p>
             <w:pPr>
-              <w:spacing w:before="0" w:after="30" w:line="276" w:lineRule="auto"/>
-              <w:keepNext/>
-            </w:pPr>
-            <w:r>
-              <w:rPr>
-                <w:sz w:val="20"/>
-                <w:szCs w:val="20"/>
-              </w:rPr>
-              <w:t>Funcional</w:t>
+              <w:keepNext/>
+              <w:spacing w:after="30" w:line="276" w:lineRule="auto"/>
+            </w:pPr>
+            <w:r>
+              <w:rPr>
+                <w:sz w:val="20"/>
+                <w:szCs w:val="20"/>
+              </w:rPr>
+              <w:t>No Funcional</w:t>
             </w:r>
           </w:p>
         </w:tc>
@@ -5974,8 +6023,8 @@
           </w:tcPr>
           <w:p>
             <w:pPr>
-              <w:spacing w:before="0" w:after="30" w:line="276" w:lineRule="auto"/>
-              <w:keepNext/>
+              <w:keepNext/>
+              <w:spacing w:after="30" w:line="276" w:lineRule="auto"/>
             </w:pPr>
             <w:r>
               <w:rPr>
@@ -5992,15 +6041,15 @@
           </w:tcPr>
           <w:p>
             <w:pPr>
-              <w:spacing w:before="0" w:after="30" w:line="276" w:lineRule="auto"/>
-              <w:keepNext/>
-            </w:pPr>
-            <w:r>
-              <w:rPr>
-                <w:sz w:val="20"/>
-                <w:szCs w:val="20"/>
-              </w:rPr>
-              <w:t>Funcional de sistema</w:t>
+              <w:keepNext/>
+              <w:spacing w:after="30" w:line="276" w:lineRule="auto"/>
+            </w:pPr>
+            <w:r>
+              <w:rPr>
+                <w:sz w:val="20"/>
+                <w:szCs w:val="20"/>
+              </w:rPr>
+              <w:t>No funcional de producto</w:t>
             </w:r>
           </w:p>
         </w:tc>
@@ -6015,8 +6064,8 @@
           </w:tcPr>
           <w:p>
             <w:pPr>
-              <w:spacing w:before="0" w:after="30" w:line="276" w:lineRule="auto"/>
-              <w:keepNext/>
+              <w:keepNext/>
+              <w:spacing w:after="30" w:line="276" w:lineRule="auto"/>
             </w:pPr>
             <w:r>
               <w:rPr>
@@ -6033,15 +6082,15 @@
           </w:tcPr>
           <w:p>
             <w:pPr>
-              <w:spacing w:before="0" w:after="30" w:line="276" w:lineRule="auto"/>
-              <w:keepNext/>
-            </w:pPr>
-            <w:r>
-              <w:rPr>
-                <w:sz w:val="20"/>
-                <w:szCs w:val="20"/>
-              </w:rPr>
-              <w:t>Cliente y Administrador</w:t>
+              <w:keepNext/>
+              <w:spacing w:after="30" w:line="276" w:lineRule="auto"/>
+            </w:pPr>
+            <w:r>
+              <w:rPr>
+                <w:sz w:val="20"/>
+                <w:szCs w:val="20"/>
+              </w:rPr>
+              <w:t>Todos los usuarios</w:t>
             </w:r>
           </w:p>
         </w:tc>
@@ -6056,7 +6105,7 @@
           </w:tcPr>
           <w:p>
             <w:pPr>
-              <w:spacing w:before="0" w:after="30" w:line="276" w:lineRule="auto"/>
+              <w:spacing w:after="30" w:line="276" w:lineRule="auto"/>
             </w:pPr>
             <w:r>
               <w:rPr>
@@ -6073,14 +6122,14 @@
           </w:tcPr>
           <w:p>
             <w:pPr>
-              <w:spacing w:before="0" w:after="30" w:line="276" w:lineRule="auto"/>
-            </w:pPr>
-            <w:r>
-              <w:rPr>
-                <w:sz w:val="20"/>
-                <w:szCs w:val="20"/>
-              </w:rPr>
-              <w:t>El sistema debe validar los formularios con JavaScript antes de enviarlos y mostrar mensajes de error o sugerencias personalizadas junto a los campos correspondientes.</w:t>
+              <w:spacing w:after="30" w:line="276" w:lineRule="auto"/>
+            </w:pPr>
+            <w:r>
+              <w:rPr>
+                <w:sz w:val="20"/>
+                <w:szCs w:val="20"/>
+              </w:rPr>
+              <w:t>El sitio debe adaptarse a distintos tamaños de pantalla y utilizar de manera consistente los colores, tipografías y elementos visuales definidos para Pastelería Mil Sabores.</w:t>
             </w:r>
           </w:p>
         </w:tc>
@@ -6089,16 +6138,16 @@
     <w:p>
       <w:pPr>
         <w:keepNext/>
-        <w:spacing w:before="160" w:after="60" w:line="276" w:lineRule="auto"/>
+        <w:spacing w:before="160" w:after="60"/>
       </w:pPr>
       <w:r>
         <w:rPr>
           <w:b/>
+          <w:color w:val="365F91"/>
           <w:sz w:val="23"/>
           <w:szCs w:val="23"/>
-          <w:color w:val="365F91"/>
         </w:rPr>
-        <w:t>R.15 – Mantener compatibilidad y organización del frontend</w:t>
+        <w:t>R.15 – Mantener compatibilidad, organización y control de versiones</w:t>
       </w:r>
     </w:p>
     <w:tbl>
@@ -6106,13 +6155,14 @@
         <w:tblStyle w:val="Tablaconcuadrcula"/>
         <w:tblW w:w="0" w:type="auto"/>
         <w:tblBorders>
-          <w:top w:val="single" w:sz="4" w:color="808080"/>
-          <w:left w:val="single" w:sz="4" w:color="808080"/>
-          <w:bottom w:val="single" w:sz="4" w:color="808080"/>
-          <w:right w:val="single" w:sz="4" w:color="808080"/>
-          <w:insideH w:val="single" w:sz="4" w:color="808080"/>
-          <w:insideV w:val="single" w:sz="4" w:color="808080"/>
+          <w:top w:val="single" w:sz="4" w:space="0" w:color="808080"/>
+          <w:left w:val="single" w:sz="4" w:space="0" w:color="808080"/>
+          <w:bottom w:val="single" w:sz="4" w:space="0" w:color="808080"/>
+          <w:right w:val="single" w:sz="4" w:space="0" w:color="808080"/>
+          <w:insideH w:val="single" w:sz="4" w:space="0" w:color="808080"/>
+          <w:insideV w:val="single" w:sz="4" w:space="0" w:color="808080"/>
         </w:tblBorders>
+        <w:tblLook w:val="04A0" w:firstRow="1" w:lastRow="0" w:firstColumn="1" w:lastColumn="0" w:noHBand="0" w:noVBand="1"/>
       </w:tblPr>
       <w:tblGrid>
         <w:gridCol w:w="2100"/>
@@ -6128,8 +6178,8 @@
           </w:tcPr>
           <w:p>
             <w:pPr>
-              <w:spacing w:before="0" w:after="30" w:line="276" w:lineRule="auto"/>
-              <w:keepNext/>
+              <w:keepNext/>
+              <w:spacing w:after="30" w:line="276" w:lineRule="auto"/>
             </w:pPr>
             <w:r>
               <w:rPr>
@@ -6146,8 +6196,8 @@
           </w:tcPr>
           <w:p>
             <w:pPr>
-              <w:spacing w:before="0" w:after="30" w:line="276" w:lineRule="auto"/>
-              <w:keepNext/>
+              <w:keepNext/>
+              <w:spacing w:after="30" w:line="276" w:lineRule="auto"/>
             </w:pPr>
             <w:r>
               <w:rPr>
@@ -6169,8 +6219,8 @@
           </w:tcPr>
           <w:p>
             <w:pPr>
-              <w:spacing w:before="0" w:after="30" w:line="276" w:lineRule="auto"/>
-              <w:keepNext/>
+              <w:keepNext/>
+              <w:spacing w:after="30" w:line="276" w:lineRule="auto"/>
             </w:pPr>
             <w:r>
               <w:rPr>
@@ -6187,15 +6237,15 @@
           </w:tcPr>
           <w:p>
             <w:pPr>
-              <w:spacing w:before="0" w:after="30" w:line="276" w:lineRule="auto"/>
-              <w:keepNext/>
-            </w:pPr>
-            <w:r>
-              <w:rPr>
-                <w:sz w:val="20"/>
-                <w:szCs w:val="20"/>
-              </w:rPr>
-              <w:t>Mantener compatibilidad y organización del frontend</w:t>
+              <w:keepNext/>
+              <w:spacing w:after="30" w:line="276" w:lineRule="auto"/>
+            </w:pPr>
+            <w:r>
+              <w:rPr>
+                <w:sz w:val="20"/>
+                <w:szCs w:val="20"/>
+              </w:rPr>
+              <w:t>Mantener compatibilidad, organización y control de versiones</w:t>
             </w:r>
           </w:p>
         </w:tc>
@@ -6210,8 +6260,8 @@
           </w:tcPr>
           <w:p>
             <w:pPr>
-              <w:spacing w:before="0" w:after="30" w:line="276" w:lineRule="auto"/>
-              <w:keepNext/>
+              <w:keepNext/>
+              <w:spacing w:after="30" w:line="276" w:lineRule="auto"/>
             </w:pPr>
             <w:r>
               <w:rPr>
@@ -6228,8 +6278,8 @@
           </w:tcPr>
           <w:p>
             <w:pPr>
-              <w:spacing w:before="0" w:after="30" w:line="276" w:lineRule="auto"/>
-              <w:keepNext/>
+              <w:keepNext/>
+              <w:spacing w:after="30" w:line="276" w:lineRule="auto"/>
             </w:pPr>
             <w:r>
               <w:rPr>
@@ -6251,8 +6301,8 @@
           </w:tcPr>
           <w:p>
             <w:pPr>
-              <w:spacing w:before="0" w:after="30" w:line="276" w:lineRule="auto"/>
-              <w:keepNext/>
+              <w:keepNext/>
+              <w:spacing w:after="30" w:line="276" w:lineRule="auto"/>
             </w:pPr>
             <w:r>
               <w:rPr>
@@ -6269,15 +6319,15 @@
           </w:tcPr>
           <w:p>
             <w:pPr>
-              <w:spacing w:before="0" w:after="30" w:line="276" w:lineRule="auto"/>
-              <w:keepNext/>
-            </w:pPr>
-            <w:r>
-              <w:rPr>
-                <w:sz w:val="20"/>
-                <w:szCs w:val="20"/>
-              </w:rPr>
-              <w:t>No funcional de producto</w:t>
+              <w:keepNext/>
+              <w:spacing w:after="30" w:line="276" w:lineRule="auto"/>
+            </w:pPr>
+            <w:r>
+              <w:rPr>
+                <w:sz w:val="20"/>
+                <w:szCs w:val="20"/>
+              </w:rPr>
+              <w:t>No funcional de la organización</w:t>
             </w:r>
           </w:p>
         </w:tc>
@@ -6292,8 +6342,8 @@
           </w:tcPr>
           <w:p>
             <w:pPr>
-              <w:spacing w:before="0" w:after="30" w:line="276" w:lineRule="auto"/>
-              <w:keepNext/>
+              <w:keepNext/>
+              <w:spacing w:after="30" w:line="276" w:lineRule="auto"/>
             </w:pPr>
             <w:r>
               <w:rPr>
@@ -6310,15 +6360,15 @@
           </w:tcPr>
           <w:p>
             <w:pPr>
-              <w:spacing w:before="0" w:after="30" w:line="276" w:lineRule="auto"/>
-              <w:keepNext/>
-            </w:pPr>
-            <w:r>
-              <w:rPr>
-                <w:sz w:val="20"/>
-                <w:szCs w:val="20"/>
-              </w:rPr>
-              <w:t>Todos los usuarios</w:t>
+              <w:keepNext/>
+              <w:spacing w:after="30" w:line="276" w:lineRule="auto"/>
+            </w:pPr>
+            <w:r>
+              <w:rPr>
+                <w:sz w:val="20"/>
+                <w:szCs w:val="20"/>
+              </w:rPr>
+              <w:t>Estudiante desarrollador</w:t>
             </w:r>
           </w:p>
         </w:tc>
@@ -6333,7 +6383,7 @@
           </w:tcPr>
           <w:p>
             <w:pPr>
-              <w:spacing w:before="0" w:after="30" w:line="276" w:lineRule="auto"/>
+              <w:spacing w:after="30" w:line="276" w:lineRule="auto"/>
             </w:pPr>
             <w:r>
               <w:rPr>
@@ -6350,14 +6400,14 @@
           </w:tcPr>
           <w:p>
             <w:pPr>
-              <w:spacing w:before="0" w:after="30" w:line="276" w:lineRule="auto"/>
-            </w:pPr>
-            <w:r>
-              <w:rPr>
-                <w:sz w:val="20"/>
-                <w:szCs w:val="20"/>
-              </w:rPr>
-              <w:t>Las páginas deben utilizar HTML5 semántico, hojas CSS externas y archivos JavaScript organizados, funcionando correctamente en navegadores web actuales.</w:t>
+              <w:spacing w:after="30" w:line="276" w:lineRule="auto"/>
+            </w:pPr>
+            <w:r>
+              <w:rPr>
+                <w:sz w:val="20"/>
+                <w:szCs w:val="20"/>
+              </w:rPr>
+              <w:t>El proyecto debe utilizar HTML5 semántico, hojas CSS externas y archivos JavaScript organizados, funcionar en navegadores actuales y mantenerse en un repositorio público de GitHub con commits claros y descriptivos.</w:t>
             </w:r>
           </w:p>
         </w:tc>
@@ -6365,128 +6415,111 @@
     </w:tbl>
     <w:p>
       <w:pPr>
+        <w:pStyle w:val="Ttulo3"/>
+        <w:spacing w:before="0" w:after="100" w:line="276" w:lineRule="auto"/>
+      </w:pPr>
+      <w:r>
+        <w:t>3.3.1 Rendimiento</w:t>
+      </w:r>
+    </w:p>
+    <w:p>
+      <w:pPr>
+        <w:spacing w:after="120"/>
+      </w:pPr>
+      <w:r>
+        <w:t>Las páginas y acciones locales deberán responder de forma fluida. La carga inicial debería completarse en un máximo aproximado de tres segundos bajo condiciones normales de uso y conexión.</w:t>
+      </w:r>
+    </w:p>
+    <w:p>
+      <w:pPr>
+        <w:pStyle w:val="Ttulo3"/>
+        <w:spacing w:before="0" w:after="100" w:line="276" w:lineRule="auto"/>
+      </w:pPr>
+      <w:r>
+        <w:t>3.3.2 Seguridad</w:t>
+      </w:r>
+    </w:p>
+    <w:p>
+      <w:pPr>
+        <w:spacing w:after="120"/>
+      </w:pPr>
+      <w:r>
+        <w:t>El sistema es un prototipo académico. No almacenará datos bancarios ni contraseñas reales. Las validaciones JavaScript mejoran la experiencia de uso, pero no reemplazan los controles de seguridad que debe aplicar un backend.</w:t>
+      </w:r>
+    </w:p>
+    <w:p>
+      <w:pPr>
+        <w:pStyle w:val="Ttulo3"/>
+        <w:spacing w:before="0" w:after="100" w:line="276" w:lineRule="auto"/>
+      </w:pPr>
+      <w:r>
+        <w:t>3.3.3 Fiabilidad</w:t>
+      </w:r>
+    </w:p>
+    <w:p>
+      <w:pPr>
+        <w:spacing w:after="120"/>
+      </w:pPr>
+      <w:r>
+        <w:t>El carrito y los datos demostrativos deberán conservarse en el mismo navegador mediante localStorage mientras el usuario no elimine los datos del navegador.</w:t>
+      </w:r>
+    </w:p>
+    <w:p>
+      <w:pPr>
+        <w:pStyle w:val="Ttulo3"/>
+        <w:spacing w:before="0" w:after="100" w:line="276" w:lineRule="auto"/>
+      </w:pPr>
+      <w:r>
+        <w:t>3.3.4 Disponibilidad</w:t>
+      </w:r>
+    </w:p>
+    <w:p>
+      <w:pPr>
+        <w:spacing w:after="120"/>
+      </w:pPr>
+      <w:r>
+        <w:t>El sitio estará disponible mientras sus archivos estáticos sean accesibles localmente o mediante GitHub Pages si posteriormente se publica.</w:t>
+      </w:r>
+    </w:p>
+    <w:p>
+      <w:pPr>
+        <w:pStyle w:val="Ttulo3"/>
+        <w:spacing w:before="0" w:after="100" w:line="276" w:lineRule="auto"/>
+      </w:pPr>
+      <w:r>
+        <w:lastRenderedPageBreak/>
+        <w:t>3.3.5 Mantenibilidad</w:t>
+      </w:r>
+    </w:p>
+    <w:p>
+      <w:pPr>
+        <w:spacing w:after="120"/>
+      </w:pPr>
+      <w:r>
+        <w:t>Los archivos HTML, CSS y JavaScript estarán separados y organizados por carpetas, con nombres claros y código comprensible para facilitar correcciones y ampliaciones.</w:t>
+      </w:r>
+    </w:p>
+    <w:p>
+      <w:pPr>
+        <w:pStyle w:val="Ttulo3"/>
+        <w:spacing w:before="0" w:after="100" w:line="276" w:lineRule="auto"/>
+      </w:pPr>
+      <w:r>
+        <w:t>3.3.6 Portabilidad</w:t>
+      </w:r>
+    </w:p>
+    <w:p>
+      <w:pPr>
+        <w:spacing w:after="120"/>
+      </w:pPr>
+      <w:r>
+        <w:t>El funcionamiento está previsto para versiones actuales de Chrome, Edge y Firefox. La interfaz se adaptará a computadores y dispositivos móviles.</w:t>
+      </w:r>
+    </w:p>
+    <w:p>
+      <w:pPr>
         <w:pStyle w:val="Ttulo2"/>
-        <w:pageBreakBefore/>
-        <w:keepNext/>
-        <w:spacing w:before="0" w:after="100" w:line="276" w:lineRule="auto"/>
-      </w:pPr>
-      <w:r>
-        <w:t>3.3 Requisitos no funcionales</w:t>
-      </w:r>
-    </w:p>
-    <w:p>
-      <w:pPr>
-        <w:pStyle w:val="Ttulo3"/>
-        <w:keepNext/>
-        <w:spacing w:before="0" w:after="100" w:line="276" w:lineRule="auto"/>
-      </w:pPr>
-      <w:r>
-        <w:t>3.3.1 Rendimiento</w:t>
-      </w:r>
-    </w:p>
-    <w:p>
-      <w:pPr>
-        <w:spacing w:before="0" w:after="120" w:line="276" w:lineRule="auto"/>
-      </w:pPr>
-      <w:r>
-        <w:t>Las páginas y acciones locales deberán responder de forma fluida. La carga inicial debería completarse en un máximo aproximado de tres segundos bajo condiciones normales de uso y conexión.</w:t>
-      </w:r>
-    </w:p>
-    <w:p>
-      <w:pPr>
-        <w:pStyle w:val="Ttulo3"/>
-        <w:keepNext/>
-        <w:spacing w:before="0" w:after="100" w:line="276" w:lineRule="auto"/>
-      </w:pPr>
-      <w:r>
-        <w:t>3.3.2 Seguridad</w:t>
-      </w:r>
-    </w:p>
-    <w:p>
-      <w:pPr>
-        <w:spacing w:before="0" w:after="120" w:line="276" w:lineRule="auto"/>
-      </w:pPr>
-      <w:r>
-        <w:t>El sistema es un prototipo académico. No almacenará datos bancarios ni contraseñas reales. Las validaciones JavaScript mejoran la experiencia de uso, pero no reemplazan los controles de seguridad que debe aplicar un backend.</w:t>
-      </w:r>
-    </w:p>
-    <w:p>
-      <w:pPr>
-        <w:pStyle w:val="Ttulo3"/>
-        <w:keepNext/>
-        <w:spacing w:before="0" w:after="100" w:line="276" w:lineRule="auto"/>
-      </w:pPr>
-      <w:r>
-        <w:t>3.3.3 Fiabilidad</w:t>
-      </w:r>
-    </w:p>
-    <w:p>
-      <w:pPr>
-        <w:spacing w:before="0" w:after="120" w:line="276" w:lineRule="auto"/>
-      </w:pPr>
-      <w:r>
-        <w:t>El carrito y los datos demostrativos deberán conservarse en el mismo navegador mediante localStorage mientras el usuario no elimine los datos del navegador.</w:t>
-      </w:r>
-    </w:p>
-    <w:p>
-      <w:pPr>
-        <w:pStyle w:val="Ttulo3"/>
-        <w:keepNext/>
-        <w:spacing w:before="0" w:after="100" w:line="276" w:lineRule="auto"/>
-      </w:pPr>
-      <w:r>
-        <w:t>3.3.4 Disponibilidad</w:t>
-      </w:r>
-    </w:p>
-    <w:p>
-      <w:pPr>
-        <w:spacing w:before="0" w:after="120" w:line="276" w:lineRule="auto"/>
-      </w:pPr>
-      <w:r>
-        <w:t>El sitio estará disponible mientras sus archivos estáticos sean accesibles localmente o mediante GitHub Pages si posteriormente se publica.</w:t>
-      </w:r>
-    </w:p>
-    <w:p>
-      <w:pPr>
-        <w:pStyle w:val="Ttulo3"/>
-        <w:keepNext/>
-        <w:spacing w:before="0" w:after="100" w:line="276" w:lineRule="auto"/>
-      </w:pPr>
-      <w:r>
-        <w:t>3.3.5 Mantenibilidad</w:t>
-      </w:r>
-    </w:p>
-    <w:p>
-      <w:pPr>
-        <w:spacing w:before="0" w:after="120" w:line="276" w:lineRule="auto"/>
-      </w:pPr>
-      <w:r>
-        <w:t>Los archivos HTML, CSS y JavaScript estarán separados y organizados por carpetas, con nombres claros y código comprensible para facilitar correcciones y ampliaciones.</w:t>
-      </w:r>
-    </w:p>
-    <w:p>
-      <w:pPr>
-        <w:pStyle w:val="Ttulo3"/>
-        <w:keepNext/>
-        <w:spacing w:before="0" w:after="100" w:line="276" w:lineRule="auto"/>
-      </w:pPr>
-      <w:r>
-        <w:t>3.3.6 Portabilidad</w:t>
-      </w:r>
-    </w:p>
-    <w:p>
-      <w:pPr>
-        <w:spacing w:before="0" w:after="120" w:line="276" w:lineRule="auto"/>
-      </w:pPr>
-      <w:r>
-        <w:t>El funcionamiento está previsto para versiones actuales de Chrome, Edge y Firefox. La interfaz se adaptará a computadores y dispositivos móviles.</w:t>
-      </w:r>
-    </w:p>
-    <w:p>
-      <w:pPr>
-        <w:pStyle w:val="Ttulo2"/>
-        <w:keepNext/>
-        <w:spacing w:before="0" w:after="100" w:line="276" w:lineRule="auto"/>
+        <w:spacing w:before="0" w:after="100"/>
       </w:pPr>
       <w:r>
         <w:t>3.4 Otros requisitos</w:t>
@@ -6494,15 +6527,15 @@
     </w:p>
     <w:p>
       <w:pPr>
-        <w:spacing w:before="0" w:after="120" w:line="276" w:lineRule="auto"/>
+        <w:spacing w:after="120"/>
       </w:pPr>
       <w:r>
         <w:t>Los formularios deberán utilizar etiquetas asociadas a sus campos; las imágenes incluirán textos alternativos; los colores mantendrán contraste legible; los errores se comunicarán con mensajes claros; y la navegación será comprensible y consistente.</w:t>
       </w:r>
     </w:p>
     <w:sectPr>
-      <w:headerReference w:type="default" r:id="rId9"/>
-      <w:footerReference w:type="default" r:id="rId10"/>
+      <w:headerReference w:type="default" r:id="rId12"/>
+      <w:footerReference w:type="default" r:id="rId13"/>
       <w:pgSz w:w="12240" w:h="15840"/>
       <w:pgMar w:top="1417" w:right="1325" w:bottom="1417" w:left="1701" w:header="708" w:footer="708" w:gutter="0"/>
       <w:cols w:space="708"/>
@@ -6514,7 +6547,7 @@
 </file>
 
 <file path=word/endnotes.xml><?xml version="1.0" encoding="utf-8"?>
-<w:endnotes xmlns:wpc="http://schemas.microsoft.com/office/word/2010/wordprocessingCanvas" xmlns:cx="http://schemas.microsoft.com/office/drawing/2014/chartex" xmlns:cx1="http://schemas.microsoft.com/office/drawing/2015/9/8/chartex" xmlns:cx2="http://schemas.microsoft.com/office/drawing/2015/10/21/chartex" xmlns:cx3="http://schemas.microsoft.com/office/drawing/2016/5/9/chartex" xmlns:cx4="http://schemas.microsoft.com/office/drawing/2016/5/10/chartex" xmlns:cx5="http://schemas.microsoft.com/office/drawing/2016/5/11/chartex" xmlns:cx6="http://schemas.microsoft.com/office/drawing/2016/5/12/chartex" xmlns:cx7="http://schemas.microsoft.com/office/drawing/2016/5/13/chartex" xmlns:cx8="http://schemas.microsoft.com/office/drawing/2016/5/14/chartex" xmlns:mc="http://schemas.openxmlformats.org/markup-compatibility/2006" xmlns:aink="http://schemas.microsoft.com/office/drawing/2016/ink" xmlns:am3d="http://schemas.microsoft.com/office/drawing/2017/model3d" xmlns:o="urn:schemas-microsoft-com:office:office" xmlns:r="http://schemas.openxmlformats.org/officeDocument/2006/relationships" xmlns:m="http://schemas.openxmlformats.org/officeDocument/2006/math" xmlns:v="urn:schemas-microsoft-com:vml" xmlns:wp14="http://schemas.microsoft.com/office/word/2010/wordprocessingDrawing" xmlns:wp="http://schemas.openxmlformats.org/drawingml/2006/wordprocessingDrawing" xmlns:w10="urn:schemas-microsoft-com:office:word" xmlns:w="http://schemas.openxmlformats.org/wordprocessingml/2006/main" xmlns:w14="http://schemas.microsoft.com/office/word/2010/wordml" xmlns:w15="http://schemas.microsoft.com/office/word/2012/wordml" xmlns:w16cid="http://schemas.microsoft.com/office/word/2016/wordml/cid" xmlns:w16se="http://schemas.microsoft.com/office/word/2015/wordml/symex" xmlns:wpg="http://schemas.microsoft.com/office/word/2010/wordprocessingGroup" xmlns:wpi="http://schemas.microsoft.com/office/word/2010/wordprocessingInk" xmlns:wne="http://schemas.microsoft.com/office/word/2006/wordml" xmlns:wps="http://schemas.microsoft.com/office/word/2010/wordprocessingShape" mc:Ignorable="w14 w15 w16se w16cid wp14">
+<w:endnotes xmlns:wpc="http://schemas.microsoft.com/office/word/2010/wordprocessingCanvas" xmlns:cx="http://schemas.microsoft.com/office/drawing/2014/chartex" xmlns:cx1="http://schemas.microsoft.com/office/drawing/2015/9/8/chartex" xmlns:cx2="http://schemas.microsoft.com/office/drawing/2015/10/21/chartex" xmlns:cx3="http://schemas.microsoft.com/office/drawing/2016/5/9/chartex" xmlns:cx4="http://schemas.microsoft.com/office/drawing/2016/5/10/chartex" xmlns:cx5="http://schemas.microsoft.com/office/drawing/2016/5/11/chartex" xmlns:cx6="http://schemas.microsoft.com/office/drawing/2016/5/12/chartex" xmlns:cx7="http://schemas.microsoft.com/office/drawing/2016/5/13/chartex" xmlns:cx8="http://schemas.microsoft.com/office/drawing/2016/5/14/chartex" xmlns:mc="http://schemas.openxmlformats.org/markup-compatibility/2006" xmlns:aink="http://schemas.microsoft.com/office/drawing/2016/ink" xmlns:am3d="http://schemas.microsoft.com/office/drawing/2017/model3d" xmlns:o="urn:schemas-microsoft-com:office:office" xmlns:oel="http://schemas.microsoft.com/office/2019/extlst" xmlns:r="http://schemas.openxmlformats.org/officeDocument/2006/relationships" xmlns:m="http://schemas.openxmlformats.org/officeDocument/2006/math" xmlns:v="urn:schemas-microsoft-com:vml" xmlns:wp14="http://schemas.microsoft.com/office/word/2010/wordprocessingDrawing" xmlns:wp="http://schemas.openxmlformats.org/drawingml/2006/wordprocessingDrawing" xmlns:w10="urn:schemas-microsoft-com:office:word" xmlns:w="http://schemas.openxmlformats.org/wordprocessingml/2006/main" xmlns:w14="http://schemas.microsoft.com/office/word/2010/wordml" xmlns:w15="http://schemas.microsoft.com/office/word/2012/wordml" xmlns:w16cex="http://schemas.microsoft.com/office/word/2018/wordml/cex" xmlns:w16cid="http://schemas.microsoft.com/office/word/2016/wordml/cid" xmlns:w16="http://schemas.microsoft.com/office/word/2018/wordml" xmlns:w16sdtdh="http://schemas.microsoft.com/office/word/2020/wordml/sdtdatahash" xmlns:w16se="http://schemas.microsoft.com/office/word/2015/wordml/symex" xmlns:wpg="http://schemas.microsoft.com/office/word/2010/wordprocessingGroup" xmlns:wpi="http://schemas.microsoft.com/office/word/2010/wordprocessingInk" xmlns:wne="http://schemas.microsoft.com/office/word/2006/wordml" xmlns:wps="http://schemas.microsoft.com/office/word/2010/wordprocessingShape" mc:Ignorable="w14 w15 w16se w16cid w16 w16cex w16sdtdh wp14">
   <w:endnote w:type="separator" w:id="-1">
     <w:p>
       <w:pPr>
@@ -6539,7 +6572,7 @@
 </file>
 
 <file path=word/footer1.xml><?xml version="1.0" encoding="utf-8"?>
-<w:ftr xmlns:wpc="http://schemas.microsoft.com/office/word/2010/wordprocessingCanvas" xmlns:cx="http://schemas.microsoft.com/office/drawing/2014/chartex" xmlns:cx1="http://schemas.microsoft.com/office/drawing/2015/9/8/chartex" xmlns:cx2="http://schemas.microsoft.com/office/drawing/2015/10/21/chartex" xmlns:cx3="http://schemas.microsoft.com/office/drawing/2016/5/9/chartex" xmlns:cx4="http://schemas.microsoft.com/office/drawing/2016/5/10/chartex" xmlns:cx5="http://schemas.microsoft.com/office/drawing/2016/5/11/chartex" xmlns:cx6="http://schemas.microsoft.com/office/drawing/2016/5/12/chartex" xmlns:cx7="http://schemas.microsoft.com/office/drawing/2016/5/13/chartex" xmlns:cx8="http://schemas.microsoft.com/office/drawing/2016/5/14/chartex" xmlns:mc="http://schemas.openxmlformats.org/markup-compatibility/2006" xmlns:aink="http://schemas.microsoft.com/office/drawing/2016/ink" xmlns:am3d="http://schemas.microsoft.com/office/drawing/2017/model3d" xmlns:o="urn:schemas-microsoft-com:office:office" xmlns:r="http://schemas.openxmlformats.org/officeDocument/2006/relationships" xmlns:m="http://schemas.openxmlformats.org/officeDocument/2006/math" xmlns:v="urn:schemas-microsoft-com:vml" xmlns:wp14="http://schemas.microsoft.com/office/word/2010/wordprocessingDrawing" xmlns:wp="http://schemas.openxmlformats.org/drawingml/2006/wordprocessingDrawing" xmlns:w10="urn:schemas-microsoft-com:office:word" xmlns:w="http://schemas.openxmlformats.org/wordprocessingml/2006/main" xmlns:w14="http://schemas.microsoft.com/office/word/2010/wordml" xmlns:w15="http://schemas.microsoft.com/office/word/2012/wordml" xmlns:w16cid="http://schemas.microsoft.com/office/word/2016/wordml/cid" xmlns:w16se="http://schemas.microsoft.com/office/word/2015/wordml/symex" xmlns:wpg="http://schemas.microsoft.com/office/word/2010/wordprocessingGroup" xmlns:wpi="http://schemas.microsoft.com/office/word/2010/wordprocessingInk" xmlns:wne="http://schemas.microsoft.com/office/word/2006/wordml" xmlns:wps="http://schemas.microsoft.com/office/word/2010/wordprocessingShape" mc:Ignorable="w14 w15 w16se w16cid wp14">
+<w:ftr xmlns:wpc="http://schemas.microsoft.com/office/word/2010/wordprocessingCanvas" xmlns:cx="http://schemas.microsoft.com/office/drawing/2014/chartex" xmlns:cx1="http://schemas.microsoft.com/office/drawing/2015/9/8/chartex" xmlns:cx2="http://schemas.microsoft.com/office/drawing/2015/10/21/chartex" xmlns:cx3="http://schemas.microsoft.com/office/drawing/2016/5/9/chartex" xmlns:cx4="http://schemas.microsoft.com/office/drawing/2016/5/10/chartex" xmlns:cx5="http://schemas.microsoft.com/office/drawing/2016/5/11/chartex" xmlns:cx6="http://schemas.microsoft.com/office/drawing/2016/5/12/chartex" xmlns:cx7="http://schemas.microsoft.com/office/drawing/2016/5/13/chartex" xmlns:cx8="http://schemas.microsoft.com/office/drawing/2016/5/14/chartex" xmlns:mc="http://schemas.openxmlformats.org/markup-compatibility/2006" xmlns:aink="http://schemas.microsoft.com/office/drawing/2016/ink" xmlns:am3d="http://schemas.microsoft.com/office/drawing/2017/model3d" xmlns:o="urn:schemas-microsoft-com:office:office" xmlns:oel="http://schemas.microsoft.com/office/2019/extlst" xmlns:r="http://schemas.openxmlformats.org/officeDocument/2006/relationships" xmlns:m="http://schemas.openxmlformats.org/officeDocument/2006/math" xmlns:v="urn:schemas-microsoft-com:vml" xmlns:wp14="http://schemas.microsoft.com/office/word/2010/wordprocessingDrawing" xmlns:wp="http://schemas.openxmlformats.org/drawingml/2006/wordprocessingDrawing" xmlns:w10="urn:schemas-microsoft-com:office:word" xmlns:w="http://schemas.openxmlformats.org/wordprocessingml/2006/main" xmlns:w14="http://schemas.microsoft.com/office/word/2010/wordml" xmlns:w15="http://schemas.microsoft.com/office/word/2012/wordml" xmlns:w16cex="http://schemas.microsoft.com/office/word/2018/wordml/cex" xmlns:w16cid="http://schemas.microsoft.com/office/word/2016/wordml/cid" xmlns:w16="http://schemas.microsoft.com/office/word/2018/wordml" xmlns:w16sdtdh="http://schemas.microsoft.com/office/word/2020/wordml/sdtdatahash" xmlns:w16se="http://schemas.microsoft.com/office/word/2015/wordml/symex" xmlns:wpg="http://schemas.microsoft.com/office/word/2010/wordprocessingGroup" xmlns:wpi="http://schemas.microsoft.com/office/word/2010/wordprocessingInk" xmlns:wne="http://schemas.microsoft.com/office/word/2006/wordml" xmlns:wps="http://schemas.microsoft.com/office/word/2010/wordprocessingShape" mc:Ignorable="w14 w15 w16se w16cid w16 w16cex w16sdtdh wp14">
   <w:sdt>
     <w:sdtPr>
       <w:id w:val="14532529"/>
@@ -6548,7 +6581,6 @@
         <w:docPartUnique/>
       </w:docPartObj>
     </w:sdtPr>
-    <w:sdtEndPr/>
     <w:sdtContent>
       <w:p>
         <w:pPr>
@@ -6588,7 +6620,7 @@
 </file>
 
 <file path=word/footnotes.xml><?xml version="1.0" encoding="utf-8"?>
-<w:footnotes xmlns:wpc="http://schemas.microsoft.com/office/word/2010/wordprocessingCanvas" xmlns:cx="http://schemas.microsoft.com/office/drawing/2014/chartex" xmlns:cx1="http://schemas.microsoft.com/office/drawing/2015/9/8/chartex" xmlns:cx2="http://schemas.microsoft.com/office/drawing/2015/10/21/chartex" xmlns:cx3="http://schemas.microsoft.com/office/drawing/2016/5/9/chartex" xmlns:cx4="http://schemas.microsoft.com/office/drawing/2016/5/10/chartex" xmlns:cx5="http://schemas.microsoft.com/office/drawing/2016/5/11/chartex" xmlns:cx6="http://schemas.microsoft.com/office/drawing/2016/5/12/chartex" xmlns:cx7="http://schemas.microsoft.com/office/drawing/2016/5/13/chartex" xmlns:cx8="http://schemas.microsoft.com/office/drawing/2016/5/14/chartex" xmlns:mc="http://schemas.openxmlformats.org/markup-compatibility/2006" xmlns:aink="http://schemas.microsoft.com/office/drawing/2016/ink" xmlns:am3d="http://schemas.microsoft.com/office/drawing/2017/model3d" xmlns:o="urn:schemas-microsoft-com:office:office" xmlns:r="http://schemas.openxmlformats.org/officeDocument/2006/relationships" xmlns:m="http://schemas.openxmlformats.org/officeDocument/2006/math" xmlns:v="urn:schemas-microsoft-com:vml" xmlns:wp14="http://schemas.microsoft.com/office/word/2010/wordprocessingDrawing" xmlns:wp="http://schemas.openxmlformats.org/drawingml/2006/wordprocessingDrawing" xmlns:w10="urn:schemas-microsoft-com:office:word" xmlns:w="http://schemas.openxmlformats.org/wordprocessingml/2006/main" xmlns:w14="http://schemas.microsoft.com/office/word/2010/wordml" xmlns:w15="http://schemas.microsoft.com/office/word/2012/wordml" xmlns:w16cid="http://schemas.microsoft.com/office/word/2016/wordml/cid" xmlns:w16se="http://schemas.microsoft.com/office/word/2015/wordml/symex" xmlns:wpg="http://schemas.microsoft.com/office/word/2010/wordprocessingGroup" xmlns:wpi="http://schemas.microsoft.com/office/word/2010/wordprocessingInk" xmlns:wne="http://schemas.microsoft.com/office/word/2006/wordml" xmlns:wps="http://schemas.microsoft.com/office/word/2010/wordprocessingShape" mc:Ignorable="w14 w15 w16se w16cid wp14">
+<w:footnotes xmlns:wpc="http://schemas.microsoft.com/office/word/2010/wordprocessingCanvas" xmlns:cx="http://schemas.microsoft.com/office/drawing/2014/chartex" xmlns:cx1="http://schemas.microsoft.com/office/drawing/2015/9/8/chartex" xmlns:cx2="http://schemas.microsoft.com/office/drawing/2015/10/21/chartex" xmlns:cx3="http://schemas.microsoft.com/office/drawing/2016/5/9/chartex" xmlns:cx4="http://schemas.microsoft.com/office/drawing/2016/5/10/chartex" xmlns:cx5="http://schemas.microsoft.com/office/drawing/2016/5/11/chartex" xmlns:cx6="http://schemas.microsoft.com/office/drawing/2016/5/12/chartex" xmlns:cx7="http://schemas.microsoft.com/office/drawing/2016/5/13/chartex" xmlns:cx8="http://schemas.microsoft.com/office/drawing/2016/5/14/chartex" xmlns:mc="http://schemas.openxmlformats.org/markup-compatibility/2006" xmlns:aink="http://schemas.microsoft.com/office/drawing/2016/ink" xmlns:am3d="http://schemas.microsoft.com/office/drawing/2017/model3d" xmlns:o="urn:schemas-microsoft-com:office:office" xmlns:oel="http://schemas.microsoft.com/office/2019/extlst" xmlns:r="http://schemas.openxmlformats.org/officeDocument/2006/relationships" xmlns:m="http://schemas.openxmlformats.org/officeDocument/2006/math" xmlns:v="urn:schemas-microsoft-com:vml" xmlns:wp14="http://schemas.microsoft.com/office/word/2010/wordprocessingDrawing" xmlns:wp="http://schemas.openxmlformats.org/drawingml/2006/wordprocessingDrawing" xmlns:w10="urn:schemas-microsoft-com:office:word" xmlns:w="http://schemas.openxmlformats.org/wordprocessingml/2006/main" xmlns:w14="http://schemas.microsoft.com/office/word/2010/wordml" xmlns:w15="http://schemas.microsoft.com/office/word/2012/wordml" xmlns:w16cex="http://schemas.microsoft.com/office/word/2018/wordml/cex" xmlns:w16cid="http://schemas.microsoft.com/office/word/2016/wordml/cid" xmlns:w16="http://schemas.microsoft.com/office/word/2018/wordml" xmlns:w16sdtdh="http://schemas.microsoft.com/office/word/2020/wordml/sdtdatahash" xmlns:w16se="http://schemas.microsoft.com/office/word/2015/wordml/symex" xmlns:wpg="http://schemas.microsoft.com/office/word/2010/wordprocessingGroup" xmlns:wpi="http://schemas.microsoft.com/office/word/2010/wordprocessingInk" xmlns:wne="http://schemas.microsoft.com/office/word/2006/wordml" xmlns:wps="http://schemas.microsoft.com/office/word/2010/wordprocessingShape" mc:Ignorable="w14 w15 w16se w16cid w16 w16cex w16sdtdh wp14">
   <w:footnote w:type="separator" w:id="-1">
     <w:p>
       <w:pPr>
@@ -6613,7 +6645,7 @@
 </file>
 
 <file path=word/header1.xml><?xml version="1.0" encoding="utf-8"?>
-<w:hdr xmlns:wpc="http://schemas.microsoft.com/office/word/2010/wordprocessingCanvas" xmlns:cx="http://schemas.microsoft.com/office/drawing/2014/chartex" xmlns:cx1="http://schemas.microsoft.com/office/drawing/2015/9/8/chartex" xmlns:cx2="http://schemas.microsoft.com/office/drawing/2015/10/21/chartex" xmlns:cx3="http://schemas.microsoft.com/office/drawing/2016/5/9/chartex" xmlns:cx4="http://schemas.microsoft.com/office/drawing/2016/5/10/chartex" xmlns:cx5="http://schemas.microsoft.com/office/drawing/2016/5/11/chartex" xmlns:cx6="http://schemas.microsoft.com/office/drawing/2016/5/12/chartex" xmlns:cx7="http://schemas.microsoft.com/office/drawing/2016/5/13/chartex" xmlns:cx8="http://schemas.microsoft.com/office/drawing/2016/5/14/chartex" xmlns:mc="http://schemas.openxmlformats.org/markup-compatibility/2006" xmlns:aink="http://schemas.microsoft.com/office/drawing/2016/ink" xmlns:am3d="http://schemas.microsoft.com/office/drawing/2017/model3d" xmlns:o="urn:schemas-microsoft-com:office:office" xmlns:r="http://schemas.openxmlformats.org/officeDocument/2006/relationships" xmlns:m="http://schemas.openxmlformats.org/officeDocument/2006/math" xmlns:v="urn:schemas-microsoft-com:vml" xmlns:wp14="http://schemas.microsoft.com/office/word/2010/wordprocessingDrawing" xmlns:wp="http://schemas.openxmlformats.org/drawingml/2006/wordprocessingDrawing" xmlns:w10="urn:schemas-microsoft-com:office:word" xmlns:w="http://schemas.openxmlformats.org/wordprocessingml/2006/main" xmlns:w14="http://schemas.microsoft.com/office/word/2010/wordml" xmlns:w15="http://schemas.microsoft.com/office/word/2012/wordml" xmlns:w16cid="http://schemas.microsoft.com/office/word/2016/wordml/cid" xmlns:w16se="http://schemas.microsoft.com/office/word/2015/wordml/symex" xmlns:wpg="http://schemas.microsoft.com/office/word/2010/wordprocessingGroup" xmlns:wpi="http://schemas.microsoft.com/office/word/2010/wordprocessingInk" xmlns:wne="http://schemas.microsoft.com/office/word/2006/wordml" xmlns:wps="http://schemas.microsoft.com/office/word/2010/wordprocessingShape" mc:Ignorable="w14 w15 w16se w16cid wp14">
+<w:hdr xmlns:wpc="http://schemas.microsoft.com/office/word/2010/wordprocessingCanvas" xmlns:cx="http://schemas.microsoft.com/office/drawing/2014/chartex" xmlns:cx1="http://schemas.microsoft.com/office/drawing/2015/9/8/chartex" xmlns:cx2="http://schemas.microsoft.com/office/drawing/2015/10/21/chartex" xmlns:cx3="http://schemas.microsoft.com/office/drawing/2016/5/9/chartex" xmlns:cx4="http://schemas.microsoft.com/office/drawing/2016/5/10/chartex" xmlns:cx5="http://schemas.microsoft.com/office/drawing/2016/5/11/chartex" xmlns:cx6="http://schemas.microsoft.com/office/drawing/2016/5/12/chartex" xmlns:cx7="http://schemas.microsoft.com/office/drawing/2016/5/13/chartex" xmlns:cx8="http://schemas.microsoft.com/office/drawing/2016/5/14/chartex" xmlns:mc="http://schemas.openxmlformats.org/markup-compatibility/2006" xmlns:aink="http://schemas.microsoft.com/office/drawing/2016/ink" xmlns:am3d="http://schemas.microsoft.com/office/drawing/2017/model3d" xmlns:o="urn:schemas-microsoft-com:office:office" xmlns:oel="http://schemas.microsoft.com/office/2019/extlst" xmlns:r="http://schemas.openxmlformats.org/officeDocument/2006/relationships" xmlns:m="http://schemas.openxmlformats.org/officeDocument/2006/math" xmlns:v="urn:schemas-microsoft-com:vml" xmlns:wp14="http://schemas.microsoft.com/office/word/2010/wordprocessingDrawing" xmlns:wp="http://schemas.openxmlformats.org/drawingml/2006/wordprocessingDrawing" xmlns:w10="urn:schemas-microsoft-com:office:word" xmlns:w="http://schemas.openxmlformats.org/wordprocessingml/2006/main" xmlns:w14="http://schemas.microsoft.com/office/word/2010/wordml" xmlns:w15="http://schemas.microsoft.com/office/word/2012/wordml" xmlns:w16cex="http://schemas.microsoft.com/office/word/2018/wordml/cex" xmlns:w16cid="http://schemas.microsoft.com/office/word/2016/wordml/cid" xmlns:w16="http://schemas.microsoft.com/office/word/2018/wordml" xmlns:w16sdtdh="http://schemas.microsoft.com/office/word/2020/wordml/sdtdatahash" xmlns:w16se="http://schemas.microsoft.com/office/word/2015/wordml/symex" xmlns:wpg="http://schemas.microsoft.com/office/word/2010/wordprocessingGroup" xmlns:wpi="http://schemas.microsoft.com/office/word/2010/wordprocessingInk" xmlns:wne="http://schemas.microsoft.com/office/word/2006/wordml" xmlns:wps="http://schemas.microsoft.com/office/word/2010/wordprocessingShape" mc:Ignorable="w14 w15 w16se w16cid w16 w16cex w16sdtdh wp14">
   <w:p>
     <w:pPr>
       <w:pStyle w:val="Encabezado"/>
@@ -6709,7 +6741,7 @@
 </file>
 
 <file path=word/numbering.xml><?xml version="1.0" encoding="utf-8"?>
-<w:numbering xmlns:wpc="http://schemas.microsoft.com/office/word/2010/wordprocessingCanvas" xmlns:cx="http://schemas.microsoft.com/office/drawing/2014/chartex" xmlns:cx1="http://schemas.microsoft.com/office/drawing/2015/9/8/chartex" xmlns:cx2="http://schemas.microsoft.com/office/drawing/2015/10/21/chartex" xmlns:cx3="http://schemas.microsoft.com/office/drawing/2016/5/9/chartex" xmlns:cx4="http://schemas.microsoft.com/office/drawing/2016/5/10/chartex" xmlns:cx5="http://schemas.microsoft.com/office/drawing/2016/5/11/chartex" xmlns:cx6="http://schemas.microsoft.com/office/drawing/2016/5/12/chartex" xmlns:cx7="http://schemas.microsoft.com/office/drawing/2016/5/13/chartex" xmlns:cx8="http://schemas.microsoft.com/office/drawing/2016/5/14/chartex" xmlns:mc="http://schemas.openxmlformats.org/markup-compatibility/2006" xmlns:aink="http://schemas.microsoft.com/office/drawing/2016/ink" xmlns:am3d="http://schemas.microsoft.com/office/drawing/2017/model3d" xmlns:o="urn:schemas-microsoft-com:office:office" xmlns:r="http://schemas.openxmlformats.org/officeDocument/2006/relationships" xmlns:m="http://schemas.openxmlformats.org/officeDocument/2006/math" xmlns:v="urn:schemas-microsoft-com:vml" xmlns:wp14="http://schemas.microsoft.com/office/word/2010/wordprocessingDrawing" xmlns:wp="http://schemas.openxmlformats.org/drawingml/2006/wordprocessingDrawing" xmlns:w10="urn:schemas-microsoft-com:office:word" xmlns:w="http://schemas.openxmlformats.org/wordprocessingml/2006/main" xmlns:w14="http://schemas.microsoft.com/office/word/2010/wordml" xmlns:w15="http://schemas.microsoft.com/office/word/2012/wordml" xmlns:w16cid="http://schemas.microsoft.com/office/word/2016/wordml/cid" xmlns:w16se="http://schemas.microsoft.com/office/word/2015/wordml/symex" xmlns:wpg="http://schemas.microsoft.com/office/word/2010/wordprocessingGroup" xmlns:wpi="http://schemas.microsoft.com/office/word/2010/wordprocessingInk" xmlns:wne="http://schemas.microsoft.com/office/word/2006/wordml" xmlns:wps="http://schemas.microsoft.com/office/word/2010/wordprocessingShape" mc:Ignorable="w14 w15 w16se w16cid wp14">
+<w:numbering xmlns:wpc="http://schemas.microsoft.com/office/word/2010/wordprocessingCanvas" xmlns:cx="http://schemas.microsoft.com/office/drawing/2014/chartex" xmlns:cx1="http://schemas.microsoft.com/office/drawing/2015/9/8/chartex" xmlns:cx2="http://schemas.microsoft.com/office/drawing/2015/10/21/chartex" xmlns:cx3="http://schemas.microsoft.com/office/drawing/2016/5/9/chartex" xmlns:cx4="http://schemas.microsoft.com/office/drawing/2016/5/10/chartex" xmlns:cx5="http://schemas.microsoft.com/office/drawing/2016/5/11/chartex" xmlns:cx6="http://schemas.microsoft.com/office/drawing/2016/5/12/chartex" xmlns:cx7="http://schemas.microsoft.com/office/drawing/2016/5/13/chartex" xmlns:cx8="http://schemas.microsoft.com/office/drawing/2016/5/14/chartex" xmlns:mc="http://schemas.openxmlformats.org/markup-compatibility/2006" xmlns:aink="http://schemas.microsoft.com/office/drawing/2016/ink" xmlns:am3d="http://schemas.microsoft.com/office/drawing/2017/model3d" xmlns:o="urn:schemas-microsoft-com:office:office" xmlns:oel="http://schemas.microsoft.com/office/2019/extlst" xmlns:r="http://schemas.openxmlformats.org/officeDocument/2006/relationships" xmlns:m="http://schemas.openxmlformats.org/officeDocument/2006/math" xmlns:v="urn:schemas-microsoft-com:vml" xmlns:wp14="http://schemas.microsoft.com/office/word/2010/wordprocessingDrawing" xmlns:wp="http://schemas.openxmlformats.org/drawingml/2006/wordprocessingDrawing" xmlns:w10="urn:schemas-microsoft-com:office:word" xmlns:w="http://schemas.openxmlformats.org/wordprocessingml/2006/main" xmlns:w14="http://schemas.microsoft.com/office/word/2010/wordml" xmlns:w15="http://schemas.microsoft.com/office/word/2012/wordml" xmlns:w16cex="http://schemas.microsoft.com/office/word/2018/wordml/cex" xmlns:w16cid="http://schemas.microsoft.com/office/word/2016/wordml/cid" xmlns:w16="http://schemas.microsoft.com/office/word/2018/wordml" xmlns:w16sdtdh="http://schemas.microsoft.com/office/word/2020/wordml/sdtdatahash" xmlns:w16se="http://schemas.microsoft.com/office/word/2015/wordml/symex" xmlns:wpg="http://schemas.microsoft.com/office/word/2010/wordprocessingGroup" xmlns:wpi="http://schemas.microsoft.com/office/word/2010/wordprocessingInk" xmlns:wne="http://schemas.microsoft.com/office/word/2006/wordml" xmlns:wps="http://schemas.microsoft.com/office/word/2010/wordprocessingShape" mc:Ignorable="w14 w15 w16se w16cid w16 w16cex w16sdtdh wp14">
   <w:abstractNum w:abstractNumId="0" w15:restartNumberingAfterBreak="0">
     <w:nsid w:val="042A6B37"/>
     <w:multiLevelType w:val="hybridMultilevel"/>
@@ -7761,41 +7793,41 @@
       </w:rPr>
     </w:lvl>
   </w:abstractNum>
-  <w:num w:numId="1">
+  <w:num w:numId="1" w16cid:durableId="1755584426">
     <w:abstractNumId w:val="0"/>
   </w:num>
-  <w:num w:numId="2">
+  <w:num w:numId="2" w16cid:durableId="1725447528">
     <w:abstractNumId w:val="6"/>
   </w:num>
-  <w:num w:numId="3">
+  <w:num w:numId="3" w16cid:durableId="478036157">
     <w:abstractNumId w:val="1"/>
   </w:num>
-  <w:num w:numId="4">
+  <w:num w:numId="4" w16cid:durableId="2145393089">
     <w:abstractNumId w:val="8"/>
   </w:num>
-  <w:num w:numId="5">
+  <w:num w:numId="5" w16cid:durableId="1330139517">
     <w:abstractNumId w:val="9"/>
   </w:num>
-  <w:num w:numId="6">
+  <w:num w:numId="6" w16cid:durableId="1033774691">
     <w:abstractNumId w:val="2"/>
   </w:num>
-  <w:num w:numId="7">
+  <w:num w:numId="7" w16cid:durableId="641929245">
     <w:abstractNumId w:val="5"/>
   </w:num>
-  <w:num w:numId="8">
+  <w:num w:numId="8" w16cid:durableId="1834639879">
     <w:abstractNumId w:val="7"/>
   </w:num>
-  <w:num w:numId="9">
+  <w:num w:numId="9" w16cid:durableId="821236191">
     <w:abstractNumId w:val="4"/>
   </w:num>
-  <w:num w:numId="10">
+  <w:num w:numId="10" w16cid:durableId="968777280">
     <w:abstractNumId w:val="3"/>
   </w:num>
 </w:numbering>
 </file>
 
 <file path=word/styles.xml><?xml version="1.0" encoding="utf-8"?>
-<w:styles xmlns:mc="http://schemas.openxmlformats.org/markup-compatibility/2006" xmlns:r="http://schemas.openxmlformats.org/officeDocument/2006/relationships" xmlns:w="http://schemas.openxmlformats.org/wordprocessingml/2006/main" xmlns:w14="http://schemas.microsoft.com/office/word/2010/wordml" xmlns:w15="http://schemas.microsoft.com/office/word/2012/wordml" xmlns:w16cid="http://schemas.microsoft.com/office/word/2016/wordml/cid" xmlns:w16se="http://schemas.microsoft.com/office/word/2015/wordml/symex" mc:Ignorable="w14 w15 w16se w16cid">
+<w:styles xmlns:mc="http://schemas.openxmlformats.org/markup-compatibility/2006" xmlns:r="http://schemas.openxmlformats.org/officeDocument/2006/relationships" xmlns:w="http://schemas.openxmlformats.org/wordprocessingml/2006/main" xmlns:w14="http://schemas.microsoft.com/office/word/2010/wordml" xmlns:w15="http://schemas.microsoft.com/office/word/2012/wordml" xmlns:w16cex="http://schemas.microsoft.com/office/word/2018/wordml/cex" xmlns:w16cid="http://schemas.microsoft.com/office/word/2016/wordml/cid" xmlns:w16="http://schemas.microsoft.com/office/word/2018/wordml" xmlns:w16sdtdh="http://schemas.microsoft.com/office/word/2020/wordml/sdtdatahash" xmlns:w16se="http://schemas.microsoft.com/office/word/2015/wordml/symex" mc:Ignorable="w14 w15 w16se w16cid w16 w16cex w16sdtdh">
   <w:docDefaults>
     <w:rPrDefault>
       <w:rPr>
@@ -7811,7 +7843,7 @@
       </w:pPr>
     </w:pPrDefault>
   </w:docDefaults>
-  <w:latentStyles w:defLockedState="0" w:defUIPriority="99" w:defSemiHidden="0" w:defUnhideWhenUsed="0" w:defQFormat="0" w:count="377">
+  <w:latentStyles w:defLockedState="0" w:defUIPriority="99" w:defSemiHidden="0" w:defUnhideWhenUsed="0" w:defQFormat="0" w:count="376">
     <w:lsdException w:name="Normal" w:uiPriority="0" w:qFormat="1"/>
     <w:lsdException w:name="heading 1" w:uiPriority="0" w:qFormat="1"/>
     <w:lsdException w:name="heading 2" w:semiHidden="1" w:uiPriority="0" w:unhideWhenUsed="1" w:qFormat="1"/>
@@ -7959,8 +7991,11 @@
     <w:lsdException w:name="Table 3D effects 3" w:semiHidden="1" w:unhideWhenUsed="1"/>
     <w:lsdException w:name="Table Contemporary" w:semiHidden="1" w:unhideWhenUsed="1"/>
     <w:lsdException w:name="Table Elegant" w:semiHidden="1" w:unhideWhenUsed="1"/>
+    <w:lsdException w:name="Table Professional" w:semiHidden="1" w:unhideWhenUsed="1"/>
     <w:lsdException w:name="Table Subtle 1" w:semiHidden="1" w:unhideWhenUsed="1"/>
     <w:lsdException w:name="Table Subtle 2" w:semiHidden="1" w:unhideWhenUsed="1"/>
+    <w:lsdException w:name="Table Web 1" w:semiHidden="1" w:unhideWhenUsed="1"/>
+    <w:lsdException w:name="Table Web 2" w:semiHidden="1" w:unhideWhenUsed="1"/>
     <w:lsdException w:name="Table Web 3" w:semiHidden="1" w:unhideWhenUsed="1"/>
     <w:lsdException w:name="Balloon Text" w:semiHidden="1" w:unhideWhenUsed="1"/>
     <w:lsdException w:name="Table Grid" w:uiPriority="59"/>
@@ -8185,7 +8220,6 @@
     <w:lsdException w:name="Hashtag" w:semiHidden="1" w:unhideWhenUsed="1"/>
     <w:lsdException w:name="Unresolved Mention" w:semiHidden="1" w:unhideWhenUsed="1"/>
     <w:lsdException w:name="Smart Link" w:semiHidden="1" w:unhideWhenUsed="1"/>
-    <w:lsdException w:name="Smart Link Error" w:semiHidden="1" w:unhideWhenUsed="1"/>
   </w:latentStyles>
   <w:style w:type="paragraph" w:default="1" w:styleId="Normal">
     <w:name w:val="Normal"/>
@@ -8695,692 +8729,6 @@
 </w:styles>
 </file>
 
-<file path=word/glossary/document.xml><?xml version="1.0" encoding="utf-8"?>
-<w:glossaryDocument xmlns:wpc="http://schemas.microsoft.com/office/word/2010/wordprocessingCanvas" xmlns:cx="http://schemas.microsoft.com/office/drawing/2014/chartex" xmlns:cx1="http://schemas.microsoft.com/office/drawing/2015/9/8/chartex" xmlns:cx2="http://schemas.microsoft.com/office/drawing/2015/10/21/chartex" xmlns:cx3="http://schemas.microsoft.com/office/drawing/2016/5/9/chartex" xmlns:cx4="http://schemas.microsoft.com/office/drawing/2016/5/10/chartex" xmlns:cx5="http://schemas.microsoft.com/office/drawing/2016/5/11/chartex" xmlns:cx6="http://schemas.microsoft.com/office/drawing/2016/5/12/chartex" xmlns:cx7="http://schemas.microsoft.com/office/drawing/2016/5/13/chartex" xmlns:cx8="http://schemas.microsoft.com/office/drawing/2016/5/14/chartex" xmlns:mc="http://schemas.openxmlformats.org/markup-compatibility/2006" xmlns:aink="http://schemas.microsoft.com/office/drawing/2016/ink" xmlns:am3d="http://schemas.microsoft.com/office/drawing/2017/model3d" xmlns:o="urn:schemas-microsoft-com:office:office" xmlns:r="http://schemas.openxmlformats.org/officeDocument/2006/relationships" xmlns:m="http://schemas.openxmlformats.org/officeDocument/2006/math" xmlns:v="urn:schemas-microsoft-com:vml" xmlns:wp14="http://schemas.microsoft.com/office/word/2010/wordprocessingDrawing" xmlns:wp="http://schemas.openxmlformats.org/drawingml/2006/wordprocessingDrawing" xmlns:w10="urn:schemas-microsoft-com:office:word" xmlns:w="http://schemas.openxmlformats.org/wordprocessingml/2006/main" xmlns:w14="http://schemas.microsoft.com/office/word/2010/wordml" xmlns:w15="http://schemas.microsoft.com/office/word/2012/wordml" xmlns:w16cid="http://schemas.microsoft.com/office/word/2016/wordml/cid" xmlns:w16se="http://schemas.microsoft.com/office/word/2015/wordml/symex" xmlns:wpg="http://schemas.microsoft.com/office/word/2010/wordprocessingGroup" xmlns:wpi="http://schemas.microsoft.com/office/word/2010/wordprocessingInk" xmlns:wne="http://schemas.microsoft.com/office/word/2006/wordml" xmlns:wps="http://schemas.microsoft.com/office/word/2010/wordprocessingShape" mc:Ignorable="w14 w15 w16se w16cid wp14">
-  <w:docParts>
-    <w:docPart>
-      <w:docPartPr>
-        <w:name w:val="6249C296035045A4B35172D034FA06AE"/>
-        <w:category>
-          <w:name w:val="General"/>
-          <w:gallery w:val="placeholder"/>
-        </w:category>
-        <w:types>
-          <w:type w:val="bbPlcHdr"/>
-        </w:types>
-        <w:behaviors>
-          <w:behavior w:val="content"/>
-        </w:behaviors>
-        <w:guid w:val="{FEE2C8A2-35C0-4388-ACCB-7CFDC28B981F}"/>
-      </w:docPartPr>
-      <w:docPartBody>
-        <w:p>
-          <w:pPr>
-            <w:pStyle w:val="6249C296035045A4B35172D034FA06AE"/>
-          </w:pPr>
-          <w:r>
-            <w:rPr>
-              <w:rFonts w:asciiTheme="majorHAnsi" w:eastAsiaTheme="majorEastAsia" w:hAnsiTheme="majorHAnsi" w:cstheme="majorBidi"/>
-              <w:caps/>
-              <w:lang w:val="es-ES"/>
-            </w:rPr>
-            <w:t>[Escribir el nombre de la compañía]</w:t>
-          </w:r>
-        </w:p>
-      </w:docPartBody>
-    </w:docPart>
-    <w:docPart>
-      <w:docPartPr>
-        <w:name w:val="C3A9BEF9B31C43B3ABDAE773F5A369DA"/>
-        <w:category>
-          <w:name w:val="General"/>
-          <w:gallery w:val="placeholder"/>
-        </w:category>
-        <w:types>
-          <w:type w:val="bbPlcHdr"/>
-        </w:types>
-        <w:behaviors>
-          <w:behavior w:val="content"/>
-        </w:behaviors>
-        <w:guid w:val="{93A94235-753A-4B1E-880F-E6663B4A5B79}"/>
-      </w:docPartPr>
-      <w:docPartBody>
-        <w:p>
-          <w:pPr>
-            <w:pStyle w:val="C3A9BEF9B31C43B3ABDAE773F5A369DA"/>
-          </w:pPr>
-          <w:r>
-            <w:rPr>
-              <w:rFonts w:asciiTheme="majorHAnsi" w:eastAsiaTheme="majorEastAsia" w:hAnsiTheme="majorHAnsi" w:cstheme="majorBidi"/>
-              <w:sz w:val="80"/>
-              <w:szCs w:val="80"/>
-              <w:lang w:val="es-ES"/>
-            </w:rPr>
-            <w:t>[Escribir el título del documento]</w:t>
-          </w:r>
-        </w:p>
-      </w:docPartBody>
-    </w:docPart>
-  </w:docParts>
-</w:glossaryDocument>
-</file>
-
-<file path=word/glossary/fontTable.xml><?xml version="1.0" encoding="utf-8"?>
-<w:fonts xmlns:mc="http://schemas.openxmlformats.org/markup-compatibility/2006" xmlns:r="http://schemas.openxmlformats.org/officeDocument/2006/relationships" xmlns:w="http://schemas.openxmlformats.org/wordprocessingml/2006/main" xmlns:w14="http://schemas.microsoft.com/office/word/2010/wordml" xmlns:w15="http://schemas.microsoft.com/office/word/2012/wordml" xmlns:w16cid="http://schemas.microsoft.com/office/word/2016/wordml/cid" xmlns:w16se="http://schemas.microsoft.com/office/word/2015/wordml/symex" mc:Ignorable="w14 w15 w16se w16cid">
-  <w:font w:name="Times New Roman">
-    <w:panose1 w:val="02020603050405020304"/>
-    <w:charset w:val="00"/>
-    <w:family w:val="roman"/>
-    <w:pitch w:val="variable"/>
-    <w:sig w:usb0="E0002EFF" w:usb1="C000785B" w:usb2="00000009" w:usb3="00000000" w:csb0="000001FF" w:csb1="00000000"/>
-  </w:font>
-  <w:font w:name="Symbol">
-    <w:panose1 w:val="05050102010706020507"/>
-    <w:charset w:val="02"/>
-    <w:family w:val="roman"/>
-    <w:pitch w:val="variable"/>
-    <w:sig w:usb0="00000000" w:usb1="10000000" w:usb2="00000000" w:usb3="00000000" w:csb0="80000000" w:csb1="00000000"/>
-  </w:font>
-  <w:font w:name="Courier New">
-    <w:panose1 w:val="02070309020205020404"/>
-    <w:charset w:val="00"/>
-    <w:family w:val="modern"/>
-    <w:pitch w:val="fixed"/>
-    <w:sig w:usb0="E0002EFF" w:usb1="C0007843" w:usb2="00000009" w:usb3="00000000" w:csb0="000001FF" w:csb1="00000000"/>
-  </w:font>
-  <w:font w:name="Wingdings">
-    <w:panose1 w:val="05000000000000000000"/>
-    <w:charset w:val="02"/>
-    <w:family w:val="auto"/>
-    <w:pitch w:val="variable"/>
-    <w:sig w:usb0="00000000" w:usb1="10000000" w:usb2="00000000" w:usb3="00000000" w:csb0="80000000" w:csb1="00000000"/>
-  </w:font>
-  <w:font w:name="Calibri">
-    <w:panose1 w:val="020F0502020204030204"/>
-    <w:charset w:val="00"/>
-    <w:family w:val="swiss"/>
-    <w:pitch w:val="variable"/>
-    <w:sig w:usb0="E4002EFF" w:usb1="C000247B" w:usb2="00000009" w:usb3="00000000" w:csb0="000001FF" w:csb1="00000000"/>
-  </w:font>
-  <w:font w:name="Cambria">
-    <w:panose1 w:val="02040503050406030204"/>
-    <w:charset w:val="00"/>
-    <w:family w:val="roman"/>
-    <w:pitch w:val="variable"/>
-    <w:sig w:usb0="E00006FF" w:usb1="420024FF" w:usb2="02000000" w:usb3="00000000" w:csb0="0000019F" w:csb1="00000000"/>
-  </w:font>
-  <w:font w:name="Arial">
-    <w:panose1 w:val="020B0604020202020204"/>
-    <w:charset w:val="00"/>
-    <w:family w:val="swiss"/>
-    <w:pitch w:val="variable"/>
-    <w:sig w:usb0="E0002EFF" w:usb1="C000785B" w:usb2="00000009" w:usb3="00000000" w:csb0="000001FF" w:csb1="00000000"/>
-  </w:font>
-  <w:font w:name="Tahoma">
-    <w:panose1 w:val="020B0604030504040204"/>
-    <w:charset w:val="00"/>
-    <w:family w:val="swiss"/>
-    <w:pitch w:val="variable"/>
-    <w:sig w:usb0="E1002EFF" w:usb1="C000605B" w:usb2="00000029" w:usb3="00000000" w:csb0="000101FF" w:csb1="00000000"/>
-  </w:font>
-  <w:font w:name="Calibri Light">
-    <w:panose1 w:val="020F0302020204030204"/>
-    <w:charset w:val="00"/>
-    <w:family w:val="swiss"/>
-    <w:pitch w:val="variable"/>
-    <w:sig w:usb0="E4002EFF" w:usb1="C000247B" w:usb2="00000009" w:usb3="00000000" w:csb0="000001FF" w:csb1="00000000"/>
-  </w:font>
-</w:fonts>
-</file>
-
-<file path=word/glossary/settings.xml><?xml version="1.0" encoding="utf-8"?>
-<w:settings xmlns:mc="http://schemas.openxmlformats.org/markup-compatibility/2006" xmlns:o="urn:schemas-microsoft-com:office:office" xmlns:r="http://schemas.openxmlformats.org/officeDocument/2006/relationships" xmlns:m="http://schemas.openxmlformats.org/officeDocument/2006/math" xmlns:v="urn:schemas-microsoft-com:vml" xmlns:w10="urn:schemas-microsoft-com:office:word" xmlns:w="http://schemas.openxmlformats.org/wordprocessingml/2006/main" xmlns:w14="http://schemas.microsoft.com/office/word/2010/wordml" xmlns:w15="http://schemas.microsoft.com/office/word/2012/wordml" xmlns:w16cid="http://schemas.microsoft.com/office/word/2016/wordml/cid" xmlns:w16se="http://schemas.microsoft.com/office/word/2015/wordml/symex" xmlns:sl="http://schemas.openxmlformats.org/schemaLibrary/2006/main" mc:Ignorable="w14 w15 w16se w16cid">
-  <w:view w:val="normal"/>
-  <w:defaultTabStop w:val="708"/>
-  <w:hyphenationZone w:val="425"/>
-  <w:characterSpacingControl w:val="doNotCompress"/>
-  <w:compat>
-    <w:useFELayout/>
-    <w:compatSetting w:name="compatibilityMode" w:uri="http://schemas.microsoft.com/office/word" w:val="12"/>
-    <w:compatSetting w:name="useWord2013TrackBottomHyphenation" w:uri="http://schemas.microsoft.com/office/word" w:val="1"/>
-  </w:compat>
-  <w:rsids>
-    <w:rsidRoot w:val="00960213"/>
-    <w:rsid w:val="002835FC"/>
-    <w:rsid w:val="002C4A2F"/>
-    <w:rsid w:val="005563F6"/>
-    <w:rsid w:val="0057410B"/>
-    <w:rsid w:val="00595623"/>
-    <w:rsid w:val="00960213"/>
-    <w:rsid w:val="00A02707"/>
-    <w:rsid w:val="00BD2436"/>
-    <w:rsid w:val="00BF7F8C"/>
-    <w:rsid w:val="00C47BA2"/>
-    <w:rsid w:val="00C5036F"/>
-    <w:rsid w:val="00D423DC"/>
-  </w:rsids>
-  <m:mathPr>
-    <m:mathFont m:val="Cambria Math"/>
-    <m:brkBin m:val="before"/>
-    <m:brkBinSub m:val="--"/>
-    <m:smallFrac m:val="0"/>
-    <m:dispDef/>
-    <m:lMargin m:val="0"/>
-    <m:rMargin m:val="0"/>
-    <m:defJc m:val="centerGroup"/>
-    <m:wrapIndent m:val="1440"/>
-    <m:intLim m:val="subSup"/>
-    <m:naryLim m:val="undOvr"/>
-  </m:mathPr>
-  <w:themeFontLang w:val="es-AR"/>
-  <w:clrSchemeMapping w:bg1="light1" w:t1="dark1" w:bg2="light2" w:t2="dark2" w:accent1="accent1" w:accent2="accent2" w:accent3="accent3" w:accent4="accent4" w:accent5="accent5" w:accent6="accent6" w:hyperlink="hyperlink" w:followedHyperlink="followedHyperlink"/>
-  <w:decimalSymbol w:val=","/>
-  <w:listSeparator w:val=";"/>
-</w:settings>
-</file>
-
-<file path=word/glossary/styles.xml><?xml version="1.0" encoding="utf-8"?>
-<w:styles xmlns:mc="http://schemas.openxmlformats.org/markup-compatibility/2006" xmlns:r="http://schemas.openxmlformats.org/officeDocument/2006/relationships" xmlns:w="http://schemas.openxmlformats.org/wordprocessingml/2006/main" xmlns:w14="http://schemas.microsoft.com/office/word/2010/wordml" xmlns:w15="http://schemas.microsoft.com/office/word/2012/wordml" xmlns:w16cid="http://schemas.microsoft.com/office/word/2016/wordml/cid" xmlns:w16se="http://schemas.microsoft.com/office/word/2015/wordml/symex" mc:Ignorable="w14 w15 w16se w16cid">
-  <w:docDefaults>
-    <w:rPrDefault>
-      <w:rPr>
-        <w:rFonts w:asciiTheme="minorHAnsi" w:eastAsiaTheme="minorEastAsia" w:hAnsiTheme="minorHAnsi" w:cstheme="minorBidi"/>
-        <w:sz w:val="22"/>
-        <w:szCs w:val="22"/>
-        <w:lang w:val="es-AR" w:eastAsia="es-AR" w:bidi="ar-SA"/>
-      </w:rPr>
-    </w:rPrDefault>
-    <w:pPrDefault>
-      <w:pPr>
-        <w:spacing w:after="200" w:line="276" w:lineRule="auto"/>
-      </w:pPr>
-    </w:pPrDefault>
-  </w:docDefaults>
-  <w:latentStyles w:defLockedState="0" w:defUIPriority="99" w:defSemiHidden="0" w:defUnhideWhenUsed="0" w:defQFormat="0" w:count="377">
-    <w:lsdException w:name="Normal" w:uiPriority="0" w:qFormat="1"/>
-    <w:lsdException w:name="heading 1" w:uiPriority="9" w:qFormat="1"/>
-    <w:lsdException w:name="heading 2" w:semiHidden="1" w:uiPriority="9" w:unhideWhenUsed="1" w:qFormat="1"/>
-    <w:lsdException w:name="heading 3" w:semiHidden="1" w:uiPriority="9" w:unhideWhenUsed="1" w:qFormat="1"/>
-    <w:lsdException w:name="heading 4" w:semiHidden="1" w:uiPriority="9" w:unhideWhenUsed="1" w:qFormat="1"/>
-    <w:lsdException w:name="heading 5" w:semiHidden="1" w:uiPriority="9" w:unhideWhenUsed="1" w:qFormat="1"/>
-    <w:lsdException w:name="heading 6" w:semiHidden="1" w:uiPriority="9" w:unhideWhenUsed="1" w:qFormat="1"/>
-    <w:lsdException w:name="heading 7" w:semiHidden="1" w:uiPriority="9" w:unhideWhenUsed="1" w:qFormat="1"/>
-    <w:lsdException w:name="heading 8" w:semiHidden="1" w:uiPriority="9" w:unhideWhenUsed="1" w:qFormat="1"/>
-    <w:lsdException w:name="heading 9" w:semiHidden="1" w:uiPriority="9" w:unhideWhenUsed="1" w:qFormat="1"/>
-    <w:lsdException w:name="index 1" w:semiHidden="1" w:unhideWhenUsed="1"/>
-    <w:lsdException w:name="index 2" w:semiHidden="1" w:unhideWhenUsed="1"/>
-    <w:lsdException w:name="index 3" w:semiHidden="1" w:unhideWhenUsed="1"/>
-    <w:lsdException w:name="index 4" w:semiHidden="1" w:unhideWhenUsed="1"/>
-    <w:lsdException w:name="index 5" w:semiHidden="1" w:unhideWhenUsed="1"/>
-    <w:lsdException w:name="index 6" w:semiHidden="1" w:unhideWhenUsed="1"/>
-    <w:lsdException w:name="index 7" w:semiHidden="1" w:unhideWhenUsed="1"/>
-    <w:lsdException w:name="index 8" w:semiHidden="1" w:unhideWhenUsed="1"/>
-    <w:lsdException w:name="index 9" w:semiHidden="1" w:unhideWhenUsed="1"/>
-    <w:lsdException w:name="toc 1" w:semiHidden="1" w:uiPriority="39" w:unhideWhenUsed="1"/>
-    <w:lsdException w:name="toc 2" w:semiHidden="1" w:uiPriority="39" w:unhideWhenUsed="1"/>
-    <w:lsdException w:name="toc 3" w:semiHidden="1" w:uiPriority="39" w:unhideWhenUsed="1"/>
-    <w:lsdException w:name="toc 4" w:semiHidden="1" w:uiPriority="39" w:unhideWhenUsed="1"/>
-    <w:lsdException w:name="toc 5" w:semiHidden="1" w:uiPriority="39" w:unhideWhenUsed="1"/>
-    <w:lsdException w:name="toc 6" w:semiHidden="1" w:uiPriority="39" w:unhideWhenUsed="1"/>
-    <w:lsdException w:name="toc 7" w:semiHidden="1" w:uiPriority="39" w:unhideWhenUsed="1"/>
-    <w:lsdException w:name="toc 8" w:semiHidden="1" w:uiPriority="39" w:unhideWhenUsed="1"/>
-    <w:lsdException w:name="toc 9" w:semiHidden="1" w:uiPriority="39" w:unhideWhenUsed="1"/>
-    <w:lsdException w:name="Normal Indent" w:semiHidden="1" w:unhideWhenUsed="1"/>
-    <w:lsdException w:name="footnote text" w:semiHidden="1" w:unhideWhenUsed="1"/>
-    <w:lsdException w:name="annotation text" w:semiHidden="1" w:unhideWhenUsed="1"/>
-    <w:lsdException w:name="header" w:semiHidden="1" w:unhideWhenUsed="1"/>
-    <w:lsdException w:name="footer" w:semiHidden="1" w:unhideWhenUsed="1"/>
-    <w:lsdException w:name="index heading" w:semiHidden="1" w:unhideWhenUsed="1"/>
-    <w:lsdException w:name="caption" w:semiHidden="1" w:uiPriority="35" w:unhideWhenUsed="1" w:qFormat="1"/>
-    <w:lsdException w:name="table of figures" w:semiHidden="1" w:unhideWhenUsed="1"/>
-    <w:lsdException w:name="envelope address" w:semiHidden="1" w:unhideWhenUsed="1"/>
-    <w:lsdException w:name="envelope return" w:semiHidden="1" w:unhideWhenUsed="1"/>
-    <w:lsdException w:name="footnote reference" w:semiHidden="1" w:unhideWhenUsed="1"/>
-    <w:lsdException w:name="annotation reference" w:semiHidden="1" w:unhideWhenUsed="1"/>
-    <w:lsdException w:name="line number" w:semiHidden="1" w:unhideWhenUsed="1"/>
-    <w:lsdException w:name="page number" w:semiHidden="1" w:unhideWhenUsed="1"/>
-    <w:lsdException w:name="endnote reference" w:semiHidden="1" w:unhideWhenUsed="1"/>
-    <w:lsdException w:name="endnote text" w:semiHidden="1" w:unhideWhenUsed="1"/>
-    <w:lsdException w:name="table of authorities" w:semiHidden="1" w:unhideWhenUsed="1"/>
-    <w:lsdException w:name="macro" w:semiHidden="1" w:unhideWhenUsed="1"/>
-    <w:lsdException w:name="toa heading" w:semiHidden="1" w:unhideWhenUsed="1"/>
-    <w:lsdException w:name="List" w:semiHidden="1" w:unhideWhenUsed="1"/>
-    <w:lsdException w:name="List Bullet" w:semiHidden="1" w:unhideWhenUsed="1"/>
-    <w:lsdException w:name="List Number" w:semiHidden="1" w:unhideWhenUsed="1"/>
-    <w:lsdException w:name="List 2" w:semiHidden="1" w:unhideWhenUsed="1"/>
-    <w:lsdException w:name="List 3" w:semiHidden="1" w:unhideWhenUsed="1"/>
-    <w:lsdException w:name="List 4" w:semiHidden="1" w:unhideWhenUsed="1"/>
-    <w:lsdException w:name="List 5" w:semiHidden="1" w:unhideWhenUsed="1"/>
-    <w:lsdException w:name="List Bullet 2" w:semiHidden="1" w:unhideWhenUsed="1"/>
-    <w:lsdException w:name="List Bullet 3" w:semiHidden="1" w:unhideWhenUsed="1"/>
-    <w:lsdException w:name="List Bullet 4" w:semiHidden="1" w:unhideWhenUsed="1"/>
-    <w:lsdException w:name="List Bullet 5" w:semiHidden="1" w:unhideWhenUsed="1"/>
-    <w:lsdException w:name="List Number 2" w:semiHidden="1" w:unhideWhenUsed="1"/>
-    <w:lsdException w:name="List Number 3" w:semiHidden="1" w:unhideWhenUsed="1"/>
-    <w:lsdException w:name="List Number 4" w:semiHidden="1" w:unhideWhenUsed="1"/>
-    <w:lsdException w:name="List Number 5" w:semiHidden="1" w:unhideWhenUsed="1"/>
-    <w:lsdException w:name="Title" w:uiPriority="10" w:qFormat="1"/>
-    <w:lsdException w:name="Closing" w:semiHidden="1" w:unhideWhenUsed="1"/>
-    <w:lsdException w:name="Signature" w:semiHidden="1" w:unhideWhenUsed="1"/>
-    <w:lsdException w:name="Default Paragraph Font" w:semiHidden="1" w:uiPriority="1" w:unhideWhenUsed="1"/>
-    <w:lsdException w:name="Body Text" w:semiHidden="1" w:unhideWhenUsed="1"/>
-    <w:lsdException w:name="Body Text Indent" w:semiHidden="1" w:unhideWhenUsed="1"/>
-    <w:lsdException w:name="List Continue" w:semiHidden="1" w:unhideWhenUsed="1"/>
-    <w:lsdException w:name="List Continue 2" w:semiHidden="1" w:unhideWhenUsed="1"/>
-    <w:lsdException w:name="List Continue 3" w:semiHidden="1" w:unhideWhenUsed="1"/>
-    <w:lsdException w:name="List Continue 4" w:semiHidden="1" w:unhideWhenUsed="1"/>
-    <w:lsdException w:name="List Continue 5" w:semiHidden="1" w:unhideWhenUsed="1"/>
-    <w:lsdException w:name="Message Header" w:semiHidden="1" w:unhideWhenUsed="1"/>
-    <w:lsdException w:name="Subtitle" w:uiPriority="11" w:qFormat="1"/>
-    <w:lsdException w:name="Salutation" w:semiHidden="1" w:unhideWhenUsed="1"/>
-    <w:lsdException w:name="Date" w:semiHidden="1" w:unhideWhenUsed="1"/>
-    <w:lsdException w:name="Body Text First Indent" w:semiHidden="1" w:unhideWhenUsed="1"/>
-    <w:lsdException w:name="Body Text First Indent 2" w:semiHidden="1" w:unhideWhenUsed="1"/>
-    <w:lsdException w:name="Note Heading" w:semiHidden="1" w:unhideWhenUsed="1"/>
-    <w:lsdException w:name="Body Text 2" w:semiHidden="1" w:unhideWhenUsed="1"/>
-    <w:lsdException w:name="Body Text 3" w:semiHidden="1" w:unhideWhenUsed="1"/>
-    <w:lsdException w:name="Body Text Indent 2" w:semiHidden="1" w:unhideWhenUsed="1"/>
-    <w:lsdException w:name="Body Text Indent 3" w:semiHidden="1" w:unhideWhenUsed="1"/>
-    <w:lsdException w:name="Block Text" w:semiHidden="1" w:unhideWhenUsed="1"/>
-    <w:lsdException w:name="Hyperlink" w:semiHidden="1" w:unhideWhenUsed="1"/>
-    <w:lsdException w:name="FollowedHyperlink" w:semiHidden="1" w:unhideWhenUsed="1"/>
-    <w:lsdException w:name="Strong" w:uiPriority="22" w:qFormat="1"/>
-    <w:lsdException w:name="Emphasis" w:uiPriority="20" w:qFormat="1"/>
-    <w:lsdException w:name="Document Map" w:semiHidden="1" w:unhideWhenUsed="1"/>
-    <w:lsdException w:name="Plain Text" w:semiHidden="1" w:unhideWhenUsed="1"/>
-    <w:lsdException w:name="E-mail Signature" w:semiHidden="1" w:unhideWhenUsed="1"/>
-    <w:lsdException w:name="HTML Top of Form" w:semiHidden="1" w:unhideWhenUsed="1"/>
-    <w:lsdException w:name="HTML Bottom of Form" w:semiHidden="1" w:unhideWhenUsed="1"/>
-    <w:lsdException w:name="Normal (Web)" w:semiHidden="1" w:unhideWhenUsed="1"/>
-    <w:lsdException w:name="HTML Acronym" w:semiHidden="1" w:unhideWhenUsed="1"/>
-    <w:lsdException w:name="HTML Address" w:semiHidden="1" w:unhideWhenUsed="1"/>
-    <w:lsdException w:name="HTML Cite" w:semiHidden="1" w:unhideWhenUsed="1"/>
-    <w:lsdException w:name="HTML Code" w:semiHidden="1" w:unhideWhenUsed="1"/>
-    <w:lsdException w:name="HTML Definition" w:semiHidden="1" w:unhideWhenUsed="1"/>
-    <w:lsdException w:name="HTML Keyboard" w:semiHidden="1" w:unhideWhenUsed="1"/>
-    <w:lsdException w:name="HTML Preformatted" w:semiHidden="1" w:unhideWhenUsed="1"/>
-    <w:lsdException w:name="HTML Sample" w:semiHidden="1" w:unhideWhenUsed="1"/>
-    <w:lsdException w:name="HTML Typewriter" w:semiHidden="1" w:unhideWhenUsed="1"/>
-    <w:lsdException w:name="HTML Variable" w:semiHidden="1" w:unhideWhenUsed="1"/>
-    <w:lsdException w:name="Normal Table" w:semiHidden="1" w:unhideWhenUsed="1"/>
-    <w:lsdException w:name="annotation subject" w:semiHidden="1" w:unhideWhenUsed="1"/>
-    <w:lsdException w:name="No List" w:semiHidden="1" w:unhideWhenUsed="1"/>
-    <w:lsdException w:name="Outline List 1" w:semiHidden="1" w:unhideWhenUsed="1"/>
-    <w:lsdException w:name="Outline List 2" w:semiHidden="1" w:unhideWhenUsed="1"/>
-    <w:lsdException w:name="Outline List 3" w:semiHidden="1" w:unhideWhenUsed="1"/>
-    <w:lsdException w:name="Table Simple 1" w:semiHidden="1" w:unhideWhenUsed="1"/>
-    <w:lsdException w:name="Table Simple 2" w:semiHidden="1" w:unhideWhenUsed="1"/>
-    <w:lsdException w:name="Table Simple 3" w:semiHidden="1" w:unhideWhenUsed="1"/>
-    <w:lsdException w:name="Table Classic 1" w:semiHidden="1" w:unhideWhenUsed="1"/>
-    <w:lsdException w:name="Table Classic 2" w:semiHidden="1" w:unhideWhenUsed="1"/>
-    <w:lsdException w:name="Table Classic 3" w:semiHidden="1" w:unhideWhenUsed="1"/>
-    <w:lsdException w:name="Table Classic 4" w:semiHidden="1" w:unhideWhenUsed="1"/>
-    <w:lsdException w:name="Table Colorful 1" w:semiHidden="1" w:unhideWhenUsed="1"/>
-    <w:lsdException w:name="Table Colorful 2" w:semiHidden="1" w:unhideWhenUsed="1"/>
-    <w:lsdException w:name="Table Colorful 3" w:semiHidden="1" w:unhideWhenUsed="1"/>
-    <w:lsdException w:name="Table Columns 1" w:semiHidden="1" w:unhideWhenUsed="1"/>
-    <w:lsdException w:name="Table Columns 2" w:semiHidden="1" w:unhideWhenUsed="1"/>
-    <w:lsdException w:name="Table Columns 3" w:semiHidden="1" w:unhideWhenUsed="1"/>
-    <w:lsdException w:name="Table Columns 4" w:semiHidden="1" w:unhideWhenUsed="1"/>
-    <w:lsdException w:name="Table Columns 5" w:semiHidden="1" w:unhideWhenUsed="1"/>
-    <w:lsdException w:name="Table Grid 1" w:semiHidden="1" w:unhideWhenUsed="1"/>
-    <w:lsdException w:name="Table Grid 2" w:semiHidden="1" w:unhideWhenUsed="1"/>
-    <w:lsdException w:name="Table Grid 3" w:semiHidden="1" w:unhideWhenUsed="1"/>
-    <w:lsdException w:name="Table Grid 4" w:semiHidden="1" w:unhideWhenUsed="1"/>
-    <w:lsdException w:name="Table Grid 5" w:semiHidden="1" w:unhideWhenUsed="1"/>
-    <w:lsdException w:name="Table Grid 6" w:semiHidden="1" w:unhideWhenUsed="1"/>
-    <w:lsdException w:name="Table Grid 7" w:semiHidden="1" w:unhideWhenUsed="1"/>
-    <w:lsdException w:name="Table Grid 8" w:semiHidden="1" w:unhideWhenUsed="1"/>
-    <w:lsdException w:name="Table List 1" w:semiHidden="1" w:unhideWhenUsed="1"/>
-    <w:lsdException w:name="Table List 2" w:semiHidden="1" w:unhideWhenUsed="1"/>
-    <w:lsdException w:name="Table List 3" w:semiHidden="1" w:unhideWhenUsed="1"/>
-    <w:lsdException w:name="Table List 4" w:semiHidden="1" w:unhideWhenUsed="1"/>
-    <w:lsdException w:name="Table List 5" w:semiHidden="1" w:unhideWhenUsed="1"/>
-    <w:lsdException w:name="Table List 6" w:semiHidden="1" w:unhideWhenUsed="1"/>
-    <w:lsdException w:name="Table List 7" w:semiHidden="1" w:unhideWhenUsed="1"/>
-    <w:lsdException w:name="Table List 8" w:semiHidden="1" w:unhideWhenUsed="1"/>
-    <w:lsdException w:name="Table 3D effects 1" w:semiHidden="1" w:unhideWhenUsed="1"/>
-    <w:lsdException w:name="Table 3D effects 2" w:semiHidden="1" w:unhideWhenUsed="1"/>
-    <w:lsdException w:name="Table 3D effects 3" w:semiHidden="1" w:unhideWhenUsed="1"/>
-    <w:lsdException w:name="Table Contemporary" w:semiHidden="1" w:unhideWhenUsed="1"/>
-    <w:lsdException w:name="Table Elegant" w:semiHidden="1" w:unhideWhenUsed="1"/>
-    <w:lsdException w:name="Table Subtle 1" w:semiHidden="1" w:unhideWhenUsed="1"/>
-    <w:lsdException w:name="Table Subtle 2" w:semiHidden="1" w:unhideWhenUsed="1"/>
-    <w:lsdException w:name="Table Web 3" w:semiHidden="1" w:unhideWhenUsed="1"/>
-    <w:lsdException w:name="Balloon Text" w:semiHidden="1" w:unhideWhenUsed="1"/>
-    <w:lsdException w:name="Table Grid" w:uiPriority="59"/>
-    <w:lsdException w:name="Table Theme" w:semiHidden="1" w:unhideWhenUsed="1"/>
-    <w:lsdException w:name="Placeholder Text" w:semiHidden="1"/>
-    <w:lsdException w:name="No Spacing" w:uiPriority="1" w:qFormat="1"/>
-    <w:lsdException w:name="Light Shading" w:uiPriority="60"/>
-    <w:lsdException w:name="Light List" w:uiPriority="61"/>
-    <w:lsdException w:name="Light Grid" w:uiPriority="62"/>
-    <w:lsdException w:name="Medium Shading 1" w:uiPriority="63"/>
-    <w:lsdException w:name="Medium Shading 2" w:uiPriority="64"/>
-    <w:lsdException w:name="Medium List 1" w:uiPriority="65"/>
-    <w:lsdException w:name="Medium List 2" w:uiPriority="66"/>
-    <w:lsdException w:name="Medium Grid 1" w:uiPriority="67"/>
-    <w:lsdException w:name="Medium Grid 2" w:uiPriority="68"/>
-    <w:lsdException w:name="Medium Grid 3" w:uiPriority="69"/>
-    <w:lsdException w:name="Dark List" w:uiPriority="70"/>
-    <w:lsdException w:name="Colorful Shading" w:uiPriority="71"/>
-    <w:lsdException w:name="Colorful List" w:uiPriority="72"/>
-    <w:lsdException w:name="Colorful Grid" w:uiPriority="73"/>
-    <w:lsdException w:name="Light Shading Accent 1" w:uiPriority="60"/>
-    <w:lsdException w:name="Light List Accent 1" w:uiPriority="61"/>
-    <w:lsdException w:name="Light Grid Accent 1" w:uiPriority="62"/>
-    <w:lsdException w:name="Medium Shading 1 Accent 1" w:uiPriority="63"/>
-    <w:lsdException w:name="Medium Shading 2 Accent 1" w:uiPriority="64"/>
-    <w:lsdException w:name="Medium List 1 Accent 1" w:uiPriority="65"/>
-    <w:lsdException w:name="Revision" w:semiHidden="1"/>
-    <w:lsdException w:name="List Paragraph" w:uiPriority="34" w:qFormat="1"/>
-    <w:lsdException w:name="Quote" w:uiPriority="29" w:qFormat="1"/>
-    <w:lsdException w:name="Intense Quote" w:uiPriority="30" w:qFormat="1"/>
-    <w:lsdException w:name="Medium List 2 Accent 1" w:uiPriority="66"/>
-    <w:lsdException w:name="Medium Grid 1 Accent 1" w:uiPriority="67"/>
-    <w:lsdException w:name="Medium Grid 2 Accent 1" w:uiPriority="68"/>
-    <w:lsdException w:name="Medium Grid 3 Accent 1" w:uiPriority="69"/>
-    <w:lsdException w:name="Dark List Accent 1" w:uiPriority="70"/>
-    <w:lsdException w:name="Colorful Shading Accent 1" w:uiPriority="71"/>
-    <w:lsdException w:name="Colorful List Accent 1" w:uiPriority="72"/>
-    <w:lsdException w:name="Colorful Grid Accent 1" w:uiPriority="73"/>
-    <w:lsdException w:name="Light Shading Accent 2" w:uiPriority="60"/>
-    <w:lsdException w:name="Light List Accent 2" w:uiPriority="61"/>
-    <w:lsdException w:name="Light Grid Accent 2" w:uiPriority="62"/>
-    <w:lsdException w:name="Medium Shading 1 Accent 2" w:uiPriority="63"/>
-    <w:lsdException w:name="Medium Shading 2 Accent 2" w:uiPriority="64"/>
-    <w:lsdException w:name="Medium List 1 Accent 2" w:uiPriority="65"/>
-    <w:lsdException w:name="Medium List 2 Accent 2" w:uiPriority="66"/>
-    <w:lsdException w:name="Medium Grid 1 Accent 2" w:uiPriority="67"/>
-    <w:lsdException w:name="Medium Grid 2 Accent 2" w:uiPriority="68"/>
-    <w:lsdException w:name="Medium Grid 3 Accent 2" w:uiPriority="69"/>
-    <w:lsdException w:name="Dark List Accent 2" w:uiPriority="70"/>
-    <w:lsdException w:name="Colorful Shading Accent 2" w:uiPriority="71"/>
-    <w:lsdException w:name="Colorful List Accent 2" w:uiPriority="72"/>
-    <w:lsdException w:name="Colorful Grid Accent 2" w:uiPriority="73"/>
-    <w:lsdException w:name="Light Shading Accent 3" w:uiPriority="60"/>
-    <w:lsdException w:name="Light List Accent 3" w:uiPriority="61"/>
-    <w:lsdException w:name="Light Grid Accent 3" w:uiPriority="62"/>
-    <w:lsdException w:name="Medium Shading 1 Accent 3" w:uiPriority="63"/>
-    <w:lsdException w:name="Medium Shading 2 Accent 3" w:uiPriority="64"/>
-    <w:lsdException w:name="Medium List 1 Accent 3" w:uiPriority="65"/>
-    <w:lsdException w:name="Medium List 2 Accent 3" w:uiPriority="66"/>
-    <w:lsdException w:name="Medium Grid 1 Accent 3" w:uiPriority="67"/>
-    <w:lsdException w:name="Medium Grid 2 Accent 3" w:uiPriority="68"/>
-    <w:lsdException w:name="Medium Grid 3 Accent 3" w:uiPriority="69"/>
-    <w:lsdException w:name="Dark List Accent 3" w:uiPriority="70"/>
-    <w:lsdException w:name="Colorful Shading Accent 3" w:uiPriority="71"/>
-    <w:lsdException w:name="Colorful List Accent 3" w:uiPriority="72"/>
-    <w:lsdException w:name="Colorful Grid Accent 3" w:uiPriority="73"/>
-    <w:lsdException w:name="Light Shading Accent 4" w:uiPriority="60"/>
-    <w:lsdException w:name="Light List Accent 4" w:uiPriority="61"/>
-    <w:lsdException w:name="Light Grid Accent 4" w:uiPriority="62"/>
-    <w:lsdException w:name="Medium Shading 1 Accent 4" w:uiPriority="63"/>
-    <w:lsdException w:name="Medium Shading 2 Accent 4" w:uiPriority="64"/>
-    <w:lsdException w:name="Medium List 1 Accent 4" w:uiPriority="65"/>
-    <w:lsdException w:name="Medium List 2 Accent 4" w:uiPriority="66"/>
-    <w:lsdException w:name="Medium Grid 1 Accent 4" w:uiPriority="67"/>
-    <w:lsdException w:name="Medium Grid 2 Accent 4" w:uiPriority="68"/>
-    <w:lsdException w:name="Medium Grid 3 Accent 4" w:uiPriority="69"/>
-    <w:lsdException w:name="Dark List Accent 4" w:uiPriority="70"/>
-    <w:lsdException w:name="Colorful Shading Accent 4" w:uiPriority="71"/>
-    <w:lsdException w:name="Colorful List Accent 4" w:uiPriority="72"/>
-    <w:lsdException w:name="Colorful Grid Accent 4" w:uiPriority="73"/>
-    <w:lsdException w:name="Light Shading Accent 5" w:uiPriority="60"/>
-    <w:lsdException w:name="Light List Accent 5" w:uiPriority="61"/>
-    <w:lsdException w:name="Light Grid Accent 5" w:uiPriority="62"/>
-    <w:lsdException w:name="Medium Shading 1 Accent 5" w:uiPriority="63"/>
-    <w:lsdException w:name="Medium Shading 2 Accent 5" w:uiPriority="64"/>
-    <w:lsdException w:name="Medium List 1 Accent 5" w:uiPriority="65"/>
-    <w:lsdException w:name="Medium List 2 Accent 5" w:uiPriority="66"/>
-    <w:lsdException w:name="Medium Grid 1 Accent 5" w:uiPriority="67"/>
-    <w:lsdException w:name="Medium Grid 2 Accent 5" w:uiPriority="68"/>
-    <w:lsdException w:name="Medium Grid 3 Accent 5" w:uiPriority="69"/>
-    <w:lsdException w:name="Dark List Accent 5" w:uiPriority="70"/>
-    <w:lsdException w:name="Colorful Shading Accent 5" w:uiPriority="71"/>
-    <w:lsdException w:name="Colorful List Accent 5" w:uiPriority="72"/>
-    <w:lsdException w:name="Colorful Grid Accent 5" w:uiPriority="73"/>
-    <w:lsdException w:name="Light Shading Accent 6" w:uiPriority="60"/>
-    <w:lsdException w:name="Light List Accent 6" w:uiPriority="61"/>
-    <w:lsdException w:name="Light Grid Accent 6" w:uiPriority="62"/>
-    <w:lsdException w:name="Medium Shading 1 Accent 6" w:uiPriority="63"/>
-    <w:lsdException w:name="Medium Shading 2 Accent 6" w:uiPriority="64"/>
-    <w:lsdException w:name="Medium List 1 Accent 6" w:uiPriority="65"/>
-    <w:lsdException w:name="Medium List 2 Accent 6" w:uiPriority="66"/>
-    <w:lsdException w:name="Medium Grid 1 Accent 6" w:uiPriority="67"/>
-    <w:lsdException w:name="Medium Grid 2 Accent 6" w:uiPriority="68"/>
-    <w:lsdException w:name="Medium Grid 3 Accent 6" w:uiPriority="69"/>
-    <w:lsdException w:name="Dark List Accent 6" w:uiPriority="70"/>
-    <w:lsdException w:name="Colorful Shading Accent 6" w:uiPriority="71"/>
-    <w:lsdException w:name="Colorful List Accent 6" w:uiPriority="72"/>
-    <w:lsdException w:name="Colorful Grid Accent 6" w:uiPriority="73"/>
-    <w:lsdException w:name="Subtle Emphasis" w:uiPriority="19" w:qFormat="1"/>
-    <w:lsdException w:name="Intense Emphasis" w:uiPriority="21" w:qFormat="1"/>
-    <w:lsdException w:name="Subtle Reference" w:uiPriority="31" w:qFormat="1"/>
-    <w:lsdException w:name="Intense Reference" w:uiPriority="32" w:qFormat="1"/>
-    <w:lsdException w:name="Book Title" w:uiPriority="33" w:qFormat="1"/>
-    <w:lsdException w:name="Bibliography" w:semiHidden="1" w:uiPriority="37" w:unhideWhenUsed="1"/>
-    <w:lsdException w:name="TOC Heading" w:semiHidden="1" w:uiPriority="39" w:unhideWhenUsed="1" w:qFormat="1"/>
-    <w:lsdException w:name="Plain Table 1" w:uiPriority="41"/>
-    <w:lsdException w:name="Plain Table 2" w:uiPriority="42"/>
-    <w:lsdException w:name="Plain Table 3" w:uiPriority="43"/>
-    <w:lsdException w:name="Plain Table 4" w:uiPriority="44"/>
-    <w:lsdException w:name="Plain Table 5" w:uiPriority="45"/>
-    <w:lsdException w:name="Grid Table Light" w:uiPriority="40"/>
-    <w:lsdException w:name="Grid Table 1 Light" w:uiPriority="46"/>
-    <w:lsdException w:name="Grid Table 2" w:uiPriority="47"/>
-    <w:lsdException w:name="Grid Table 3" w:uiPriority="48"/>
-    <w:lsdException w:name="Grid Table 4" w:uiPriority="49"/>
-    <w:lsdException w:name="Grid Table 5 Dark" w:uiPriority="50"/>
-    <w:lsdException w:name="Grid Table 6 Colorful" w:uiPriority="51"/>
-    <w:lsdException w:name="Grid Table 7 Colorful" w:uiPriority="52"/>
-    <w:lsdException w:name="Grid Table 1 Light Accent 1" w:uiPriority="46"/>
-    <w:lsdException w:name="Grid Table 2 Accent 1" w:uiPriority="47"/>
-    <w:lsdException w:name="Grid Table 3 Accent 1" w:uiPriority="48"/>
-    <w:lsdException w:name="Grid Table 4 Accent 1" w:uiPriority="49"/>
-    <w:lsdException w:name="Grid Table 5 Dark Accent 1" w:uiPriority="50"/>
-    <w:lsdException w:name="Grid Table 6 Colorful Accent 1" w:uiPriority="51"/>
-    <w:lsdException w:name="Grid Table 7 Colorful Accent 1" w:uiPriority="52"/>
-    <w:lsdException w:name="Grid Table 1 Light Accent 2" w:uiPriority="46"/>
-    <w:lsdException w:name="Grid Table 2 Accent 2" w:uiPriority="47"/>
-    <w:lsdException w:name="Grid Table 3 Accent 2" w:uiPriority="48"/>
-    <w:lsdException w:name="Grid Table 4 Accent 2" w:uiPriority="49"/>
-    <w:lsdException w:name="Grid Table 5 Dark Accent 2" w:uiPriority="50"/>
-    <w:lsdException w:name="Grid Table 6 Colorful Accent 2" w:uiPriority="51"/>
-    <w:lsdException w:name="Grid Table 7 Colorful Accent 2" w:uiPriority="52"/>
-    <w:lsdException w:name="Grid Table 1 Light Accent 3" w:uiPriority="46"/>
-    <w:lsdException w:name="Grid Table 2 Accent 3" w:uiPriority="47"/>
-    <w:lsdException w:name="Grid Table 3 Accent 3" w:uiPriority="48"/>
-    <w:lsdException w:name="Grid Table 4 Accent 3" w:uiPriority="49"/>
-    <w:lsdException w:name="Grid Table 5 Dark Accent 3" w:uiPriority="50"/>
-    <w:lsdException w:name="Grid Table 6 Colorful Accent 3" w:uiPriority="51"/>
-    <w:lsdException w:name="Grid Table 7 Colorful Accent 3" w:uiPriority="52"/>
-    <w:lsdException w:name="Grid Table 1 Light Accent 4" w:uiPriority="46"/>
-    <w:lsdException w:name="Grid Table 2 Accent 4" w:uiPriority="47"/>
-    <w:lsdException w:name="Grid Table 3 Accent 4" w:uiPriority="48"/>
-    <w:lsdException w:name="Grid Table 4 Accent 4" w:uiPriority="49"/>
-    <w:lsdException w:name="Grid Table 5 Dark Accent 4" w:uiPriority="50"/>
-    <w:lsdException w:name="Grid Table 6 Colorful Accent 4" w:uiPriority="51"/>
-    <w:lsdException w:name="Grid Table 7 Colorful Accent 4" w:uiPriority="52"/>
-    <w:lsdException w:name="Grid Table 1 Light Accent 5" w:uiPriority="46"/>
-    <w:lsdException w:name="Grid Table 2 Accent 5" w:uiPriority="47"/>
-    <w:lsdException w:name="Grid Table 3 Accent 5" w:uiPriority="48"/>
-    <w:lsdException w:name="Grid Table 4 Accent 5" w:uiPriority="49"/>
-    <w:lsdException w:name="Grid Table 5 Dark Accent 5" w:uiPriority="50"/>
-    <w:lsdException w:name="Grid Table 6 Colorful Accent 5" w:uiPriority="51"/>
-    <w:lsdException w:name="Grid Table 7 Colorful Accent 5" w:uiPriority="52"/>
-    <w:lsdException w:name="Grid Table 1 Light Accent 6" w:uiPriority="46"/>
-    <w:lsdException w:name="Grid Table 2 Accent 6" w:uiPriority="47"/>
-    <w:lsdException w:name="Grid Table 3 Accent 6" w:uiPriority="48"/>
-    <w:lsdException w:name="Grid Table 4 Accent 6" w:uiPriority="49"/>
-    <w:lsdException w:name="Grid Table 5 Dark Accent 6" w:uiPriority="50"/>
-    <w:lsdException w:name="Grid Table 6 Colorful Accent 6" w:uiPriority="51"/>
-    <w:lsdException w:name="Grid Table 7 Colorful Accent 6" w:uiPriority="52"/>
-    <w:lsdException w:name="List Table 1 Light" w:uiPriority="46"/>
-    <w:lsdException w:name="List Table 2" w:uiPriority="47"/>
-    <w:lsdException w:name="List Table 3" w:uiPriority="48"/>
-    <w:lsdException w:name="List Table 4" w:uiPriority="49"/>
-    <w:lsdException w:name="List Table 5 Dark" w:uiPriority="50"/>
-    <w:lsdException w:name="List Table 6 Colorful" w:uiPriority="51"/>
-    <w:lsdException w:name="List Table 7 Colorful" w:uiPriority="52"/>
-    <w:lsdException w:name="List Table 1 Light Accent 1" w:uiPriority="46"/>
-    <w:lsdException w:name="List Table 2 Accent 1" w:uiPriority="47"/>
-    <w:lsdException w:name="List Table 3 Accent 1" w:uiPriority="48"/>
-    <w:lsdException w:name="List Table 4 Accent 1" w:uiPriority="49"/>
-    <w:lsdException w:name="List Table 5 Dark Accent 1" w:uiPriority="50"/>
-    <w:lsdException w:name="List Table 6 Colorful Accent 1" w:uiPriority="51"/>
-    <w:lsdException w:name="List Table 7 Colorful Accent 1" w:uiPriority="52"/>
-    <w:lsdException w:name="List Table 1 Light Accent 2" w:uiPriority="46"/>
-    <w:lsdException w:name="List Table 2 Accent 2" w:uiPriority="47"/>
-    <w:lsdException w:name="List Table 3 Accent 2" w:uiPriority="48"/>
-    <w:lsdException w:name="List Table 4 Accent 2" w:uiPriority="49"/>
-    <w:lsdException w:name="List Table 5 Dark Accent 2" w:uiPriority="50"/>
-    <w:lsdException w:name="List Table 6 Colorful Accent 2" w:uiPriority="51"/>
-    <w:lsdException w:name="List Table 7 Colorful Accent 2" w:uiPriority="52"/>
-    <w:lsdException w:name="List Table 1 Light Accent 3" w:uiPriority="46"/>
-    <w:lsdException w:name="List Table 2 Accent 3" w:uiPriority="47"/>
-    <w:lsdException w:name="List Table 3 Accent 3" w:uiPriority="48"/>
-    <w:lsdException w:name="List Table 4 Accent 3" w:uiPriority="49"/>
-    <w:lsdException w:name="List Table 5 Dark Accent 3" w:uiPriority="50"/>
-    <w:lsdException w:name="List Table 6 Colorful Accent 3" w:uiPriority="51"/>
-    <w:lsdException w:name="List Table 7 Colorful Accent 3" w:uiPriority="52"/>
-    <w:lsdException w:name="List Table 1 Light Accent 4" w:uiPriority="46"/>
-    <w:lsdException w:name="List Table 2 Accent 4" w:uiPriority="47"/>
-    <w:lsdException w:name="List Table 3 Accent 4" w:uiPriority="48"/>
-    <w:lsdException w:name="List Table 4 Accent 4" w:uiPriority="49"/>
-    <w:lsdException w:name="List Table 5 Dark Accent 4" w:uiPriority="50"/>
-    <w:lsdException w:name="List Table 6 Colorful Accent 4" w:uiPriority="51"/>
-    <w:lsdException w:name="List Table 7 Colorful Accent 4" w:uiPriority="52"/>
-    <w:lsdException w:name="List Table 1 Light Accent 5" w:uiPriority="46"/>
-    <w:lsdException w:name="List Table 2 Accent 5" w:uiPriority="47"/>
-    <w:lsdException w:name="List Table 3 Accent 5" w:uiPriority="48"/>
-    <w:lsdException w:name="List Table 4 Accent 5" w:uiPriority="49"/>
-    <w:lsdException w:name="List Table 5 Dark Accent 5" w:uiPriority="50"/>
-    <w:lsdException w:name="List Table 6 Colorful Accent 5" w:uiPriority="51"/>
-    <w:lsdException w:name="List Table 7 Colorful Accent 5" w:uiPriority="52"/>
-    <w:lsdException w:name="List Table 1 Light Accent 6" w:uiPriority="46"/>
-    <w:lsdException w:name="List Table 2 Accent 6" w:uiPriority="47"/>
-    <w:lsdException w:name="List Table 3 Accent 6" w:uiPriority="48"/>
-    <w:lsdException w:name="List Table 4 Accent 6" w:uiPriority="49"/>
-    <w:lsdException w:name="List Table 5 Dark Accent 6" w:uiPriority="50"/>
-    <w:lsdException w:name="List Table 6 Colorful Accent 6" w:uiPriority="51"/>
-    <w:lsdException w:name="List Table 7 Colorful Accent 6" w:uiPriority="52"/>
-    <w:lsdException w:name="Mention" w:semiHidden="1" w:unhideWhenUsed="1"/>
-    <w:lsdException w:name="Smart Hyperlink" w:semiHidden="1" w:unhideWhenUsed="1"/>
-    <w:lsdException w:name="Hashtag" w:semiHidden="1" w:unhideWhenUsed="1"/>
-    <w:lsdException w:name="Unresolved Mention" w:semiHidden="1" w:unhideWhenUsed="1"/>
-    <w:lsdException w:name="Smart Link" w:semiHidden="1" w:unhideWhenUsed="1"/>
-    <w:lsdException w:name="Smart Link Error" w:semiHidden="1" w:unhideWhenUsed="1"/>
-  </w:latentStyles>
-  <w:style w:type="paragraph" w:default="1" w:styleId="Normal">
-    <w:name w:val="Normal"/>
-    <w:qFormat/>
-    <w:rsid w:val="00BD2436"/>
-  </w:style>
-  <w:style w:type="character" w:default="1" w:styleId="Fuentedeprrafopredeter">
-    <w:name w:val="Default Paragraph Font"/>
-    <w:uiPriority w:val="1"/>
-    <w:semiHidden/>
-    <w:unhideWhenUsed/>
-  </w:style>
-  <w:style w:type="table" w:default="1" w:styleId="Tablanormal">
-    <w:name w:val="Normal Table"/>
-    <w:uiPriority w:val="99"/>
-    <w:semiHidden/>
-    <w:unhideWhenUsed/>
-    <w:tblPr>
-      <w:tblInd w:w="0" w:type="dxa"/>
-      <w:tblCellMar>
-        <w:top w:w="0" w:type="dxa"/>
-        <w:left w:w="108" w:type="dxa"/>
-        <w:bottom w:w="0" w:type="dxa"/>
-        <w:right w:w="108" w:type="dxa"/>
-      </w:tblCellMar>
-    </w:tblPr>
-  </w:style>
-  <w:style w:type="numbering" w:default="1" w:styleId="Sinlista">
-    <w:name w:val="No List"/>
-    <w:uiPriority w:val="99"/>
-    <w:semiHidden/>
-    <w:unhideWhenUsed/>
-  </w:style>
-  <w:style w:type="paragraph" w:customStyle="1" w:styleId="DFE11502B9E64F5998885362EA74FC47">
-    <w:name w:val="DFE11502B9E64F5998885362EA74FC47"/>
-    <w:rsid w:val="00960213"/>
-  </w:style>
-  <w:style w:type="paragraph" w:customStyle="1" w:styleId="AF38C8F44FB54004BDE44C64A2DCBE08">
-    <w:name w:val="AF38C8F44FB54004BDE44C64A2DCBE08"/>
-    <w:rsid w:val="00960213"/>
-  </w:style>
-  <w:style w:type="paragraph" w:customStyle="1" w:styleId="0B225F2C14C34C3FB9533704A5ED8977">
-    <w:name w:val="0B225F2C14C34C3FB9533704A5ED8977"/>
-    <w:rsid w:val="00960213"/>
-  </w:style>
-  <w:style w:type="paragraph" w:customStyle="1" w:styleId="3CA3461A6FA847AE8BDC52CA0B764C54">
-    <w:name w:val="3CA3461A6FA847AE8BDC52CA0B764C54"/>
-    <w:rsid w:val="00960213"/>
-  </w:style>
-  <w:style w:type="paragraph" w:customStyle="1" w:styleId="F1ADEDF7C723439B9DF87C6D49813FD6">
-    <w:name w:val="F1ADEDF7C723439B9DF87C6D49813FD6"/>
-    <w:rsid w:val="00960213"/>
-  </w:style>
-  <w:style w:type="paragraph" w:customStyle="1" w:styleId="AB129997BEBA472086E4A9BC455A60C9">
-    <w:name w:val="AB129997BEBA472086E4A9BC455A60C9"/>
-    <w:rsid w:val="00960213"/>
-  </w:style>
-  <w:style w:type="paragraph" w:customStyle="1" w:styleId="A4C8DA49F11F43B0AF1AD12AD3B2058E">
-    <w:name w:val="A4C8DA49F11F43B0AF1AD12AD3B2058E"/>
-    <w:rsid w:val="00960213"/>
-  </w:style>
-  <w:style w:type="paragraph" w:customStyle="1" w:styleId="D32B79A870884BC2A1016A4642A581EB">
-    <w:name w:val="D32B79A870884BC2A1016A4642A581EB"/>
-    <w:rsid w:val="00960213"/>
-  </w:style>
-  <w:style w:type="paragraph" w:customStyle="1" w:styleId="85FEAE00AF3140FAB405821ED59A386C">
-    <w:name w:val="85FEAE00AF3140FAB405821ED59A386C"/>
-    <w:rsid w:val="00960213"/>
-  </w:style>
-  <w:style w:type="paragraph" w:customStyle="1" w:styleId="F2940868D4D14C98981AC78442DBE97A">
-    <w:name w:val="F2940868D4D14C98981AC78442DBE97A"/>
-    <w:rsid w:val="00960213"/>
-  </w:style>
-  <w:style w:type="paragraph" w:customStyle="1" w:styleId="8495FF4D06D848489DB33400D5948AD7">
-    <w:name w:val="8495FF4D06D848489DB33400D5948AD7"/>
-    <w:rsid w:val="00960213"/>
-  </w:style>
-  <w:style w:type="paragraph" w:customStyle="1" w:styleId="6249C296035045A4B35172D034FA06AE">
-    <w:name w:val="6249C296035045A4B35172D034FA06AE"/>
-    <w:rsid w:val="00960213"/>
-  </w:style>
-  <w:style w:type="paragraph" w:customStyle="1" w:styleId="C3A9BEF9B31C43B3ABDAE773F5A369DA">
-    <w:name w:val="C3A9BEF9B31C43B3ABDAE773F5A369DA"/>
-    <w:rsid w:val="00960213"/>
-  </w:style>
-  <w:style w:type="paragraph" w:customStyle="1" w:styleId="B92E3D15CF1B468894F529249DF79BCD">
-    <w:name w:val="B92E3D15CF1B468894F529249DF79BCD"/>
-    <w:rsid w:val="00960213"/>
-  </w:style>
-  <w:style w:type="paragraph" w:customStyle="1" w:styleId="580BA558D012435695C3BF802ADA74BC">
-    <w:name w:val="580BA558D012435695C3BF802ADA74BC"/>
-    <w:rsid w:val="00960213"/>
-  </w:style>
-  <w:style w:type="paragraph" w:customStyle="1" w:styleId="CD652BDB885145E6A9378E9ABADC86B3">
-    <w:name w:val="CD652BDB885145E6A9378E9ABADC86B3"/>
-    <w:rsid w:val="00960213"/>
-  </w:style>
-  <w:style w:type="paragraph" w:customStyle="1" w:styleId="33043E67C1AD4DD6A6C5A345F41A6ACD">
-    <w:name w:val="33043E67C1AD4DD6A6C5A345F41A6ACD"/>
-    <w:rsid w:val="00960213"/>
-  </w:style>
-</w:styles>
-</file>
-
-<file path=word/glossary/webSettings.xml><?xml version="1.0" encoding="utf-8"?>
-<w:webSettings xmlns:mc="http://schemas.openxmlformats.org/markup-compatibility/2006" xmlns:r="http://schemas.openxmlformats.org/officeDocument/2006/relationships" xmlns:w="http://schemas.openxmlformats.org/wordprocessingml/2006/main" xmlns:w14="http://schemas.microsoft.com/office/word/2010/wordml" xmlns:w15="http://schemas.microsoft.com/office/word/2012/wordml" xmlns:w16cid="http://schemas.microsoft.com/office/word/2016/wordml/cid" xmlns:w16se="http://schemas.microsoft.com/office/word/2015/wordml/symex" mc:Ignorable="w14 w15 w16se w16cid">
-  <w:optimizeForBrowser/>
-</w:webSettings>
-</file>
-
 <file path=word/theme/theme1.xml><?xml version="1.0" encoding="utf-8"?>
 <a:theme xmlns:a="http://schemas.openxmlformats.org/drawingml/2006/main" name="Tema de Office">
   <a:themeElements>
@@ -9676,7 +9024,12 @@
 </file>
 
 <file path=customXml/item2.xml><?xml version="1.0" encoding="utf-8"?>
-<b:Sources xmlns:b="http://schemas.openxmlformats.org/officeDocument/2006/bibliography" xmlns="http://schemas.openxmlformats.org/officeDocument/2006/bibliography" SelectedStyle="\APA.XSL" StyleName="APA"/>
+<?mso-contentType ?>
+<FormTemplates xmlns="http://schemas.microsoft.com/sharepoint/v3/contenttype/forms">
+  <Display>DocumentLibraryForm</Display>
+  <Edit>DocumentLibraryForm</Edit>
+  <New>DocumentLibraryForm</New>
+</FormTemplates>
 </file>
 
 <file path=customXml/item3.xml><?xml version="1.0" encoding="utf-8"?>
@@ -9891,12 +9244,7 @@
 </file>
 
 <file path=customXml/item4.xml><?xml version="1.0" encoding="utf-8"?>
-<?mso-contentType ?>
-<FormTemplates xmlns="http://schemas.microsoft.com/sharepoint/v3/contenttype/forms">
-  <Display>DocumentLibraryForm</Display>
-  <Edit>DocumentLibraryForm</Edit>
-  <New>DocumentLibraryForm</New>
-</FormTemplates>
+<b:Sources xmlns:b="http://schemas.openxmlformats.org/officeDocument/2006/bibliography" xmlns="http://schemas.openxmlformats.org/officeDocument/2006/bibliography" SelectedStyle="\APA.XSL" StyleName="APA"/>
 </file>
 
 <file path=customXml/item5.xml><?xml version="1.0" encoding="utf-8"?>
@@ -9918,6 +9266,33 @@
 </file>
 
 <file path=customXml/itemProps2.xml><?xml version="1.0" encoding="utf-8"?>
+<ds:datastoreItem xmlns:ds="http://schemas.openxmlformats.org/officeDocument/2006/customXml" ds:itemID="{A4BFFE9F-5147-42BA-B811-5D5010A77C56}">
+  <ds:schemaRefs>
+    <ds:schemaRef ds:uri="http://schemas.microsoft.com/sharepoint/v3/contenttype/forms"/>
+  </ds:schemaRefs>
+</ds:datastoreItem>
+</file>
+
+<file path=customXml/itemProps3.xml><?xml version="1.0" encoding="utf-8"?>
+<ds:datastoreItem xmlns:ds="http://schemas.openxmlformats.org/officeDocument/2006/customXml" ds:itemID="{F7E7D6A9-ACD5-4280-B5C2-9EE06CD3BC41}">
+  <ds:schemaRefs>
+    <ds:schemaRef ds:uri="http://schemas.microsoft.com/office/2006/metadata/contentType"/>
+    <ds:schemaRef ds:uri="http://schemas.microsoft.com/office/2006/metadata/properties/metaAttributes"/>
+    <ds:schemaRef ds:uri="http://www.w3.org/2001/XMLSchema"/>
+    <ds:schemaRef ds:uri="http://schemas.microsoft.com/office/2006/metadata/properties"/>
+    <ds:schemaRef ds:uri="e1e7bc46-bed0-459f-9452-a76b1c5b695e"/>
+    <ds:schemaRef ds:uri="bb8cf7e1-610f-40a0-8f00-126b9d139fde"/>
+    <ds:schemaRef ds:uri="http://schemas.microsoft.com/office/2006/documentManagement/types"/>
+    <ds:schemaRef ds:uri="http://schemas.microsoft.com/office/infopath/2007/PartnerControls"/>
+    <ds:schemaRef ds:uri="http://schemas.openxmlformats.org/package/2006/metadata/core-properties"/>
+    <ds:schemaRef ds:uri="http://purl.org/dc/elements/1.1/"/>
+    <ds:schemaRef ds:uri="http://purl.org/dc/terms/"/>
+    <ds:schemaRef ds:uri="http://schemas.microsoft.com/internal/obd"/>
+  </ds:schemaRefs>
+</ds:datastoreItem>
+</file>
+
+<file path=customXml/itemProps4.xml><?xml version="1.0" encoding="utf-8"?>
 <ds:datastoreItem xmlns:ds="http://schemas.openxmlformats.org/officeDocument/2006/customXml" ds:itemID="{11C64682-AFE0-4EED-B966-BF7866CECDDD}">
   <ds:schemaRefs>
     <ds:schemaRef ds:uri="http://schemas.openxmlformats.org/officeDocument/2006/bibliography"/>
@@ -9925,14 +9300,12 @@
 </ds:datastoreItem>
 </file>
 
-<file path=customXml/itemProps3.xml><?xml version="1.0" encoding="utf-8"?>
-<ds:datastoreItem xmlns:ds="http://schemas.openxmlformats.org/officeDocument/2006/customXml" ds:itemID="{F7E7D6A9-ACD5-4280-B5C2-9EE06CD3BC41}"/>
-</file>
-
-<file path=customXml/itemProps4.xml><?xml version="1.0" encoding="utf-8"?>
-<ds:datastoreItem xmlns:ds="http://schemas.openxmlformats.org/officeDocument/2006/customXml" ds:itemID="{A4BFFE9F-5147-42BA-B811-5D5010A77C56}"/>
-</file>
-
 <file path=customXml/itemProps5.xml><?xml version="1.0" encoding="utf-8"?>
-<ds:datastoreItem xmlns:ds="http://schemas.openxmlformats.org/officeDocument/2006/customXml" ds:itemID="{63DC901F-FAA1-4F85-A9CC-9C7359C8E423}"/>
+<ds:datastoreItem xmlns:ds="http://schemas.openxmlformats.org/officeDocument/2006/customXml" ds:itemID="{63DC901F-FAA1-4F85-A9CC-9C7359C8E423}">
+  <ds:schemaRefs>
+    <ds:schemaRef ds:uri="http://schemas.microsoft.com/office/2006/metadata/properties"/>
+    <ds:schemaRef ds:uri="http://schemas.microsoft.com/office/infopath/2007/PartnerControls"/>
+    <ds:schemaRef ds:uri="e1e7bc46-bed0-459f-9452-a76b1c5b695e"/>
+  </ds:schemaRefs>
+</ds:datastoreItem>
 </file>
--- a/documentacion/ERS/ERS-Pasteleria-Mil-Sabores-Version-1.docx
+++ b/documentacion/ERS/ERS-Pasteleria-Mil-Sabores-Version-1.docx
@@ -89,7 +89,11 @@
         <w:jc w:val="center"/>
       </w:pPr>
       <w:r>
-        <w:t>Autor: Pablo Acuña Escobar</w:t>
+        <w:t>Autores: Pablo Acuña Escobar</w:t>
+        <w:br/>
+        <w:t>Cristobal Cargnino</w:t>
+        <w:br/>
+        <w:t>Tomas Recabarren</w:t>
       </w:r>
     </w:p>
     <w:p>
@@ -267,6 +271,10 @@
                 <w:szCs w:val="20"/>
               </w:rPr>
               <w:t>Pablo Acuña Escobar</w:t>
+              <w:br/>
+              <w:t>Cristobal Cargnino</w:t>
+              <w:br/>
+              <w:t>Tomas Recabarren</w:t>
             </w:r>
           </w:p>
         </w:tc>
